--- a/P3 - Graph Machine Learning/TRABAJO FINAL TOPICOS.docx
+++ b/P3 - Graph Machine Learning/TRABAJO FINAL TOPICOS.docx
@@ -41,13 +41,7 @@
         <w:rPr>
           <w:rFonts w:ascii="Times New Roman" w:hAnsi="Times New Roman" w:cs="Times New Roman"/>
         </w:rPr>
-        <w:t>Luis Frontuso Garcés, Miguel Zúñiga Paredes, Tania Hernández</w:t>
-      </w:r>
-      <w:r>
-        <w:rPr>
-          <w:rFonts w:ascii="Times New Roman" w:hAnsi="Times New Roman" w:cs="Times New Roman"/>
-        </w:rPr>
-        <w:t xml:space="preserve"> Rojas</w:t>
+        <w:t>Luis Frontuso Garcés, Miguel Zúñiga Paredes, Tania Hernández Rojas</w:t>
       </w:r>
     </w:p>
     <w:p>
@@ -1427,7 +1421,6 @@
         <w:t xml:space="preserve">El nodo 12717 aparece consistentemente con alta centralidad en múltiples métricas, sugiriendo un producto extremadamente influyente que actúa tanto como </w:t>
       </w:r>
       <w:proofErr w:type="spellStart"/>
-      <w:proofErr w:type="gramStart"/>
       <w:r>
         <w:rPr>
           <w:rFonts w:ascii="Times New Roman" w:hAnsi="Times New Roman" w:cs="Times New Roman"/>
@@ -1435,7 +1428,6 @@
         <w:t>hub</w:t>
       </w:r>
       <w:proofErr w:type="spellEnd"/>
-      <w:proofErr w:type="gramEnd"/>
       <w:r>
         <w:rPr>
           <w:rFonts w:ascii="Times New Roman" w:hAnsi="Times New Roman" w:cs="Times New Roman"/>
@@ -2093,23 +2085,13 @@
           <w:rFonts w:ascii="Times New Roman" w:hAnsi="Times New Roman" w:cs="Times New Roman"/>
         </w:rPr>
       </w:pPr>
-      <w:proofErr w:type="spellStart"/>
-      <w:r>
-        <w:rPr>
-          <w:rFonts w:ascii="Times New Roman" w:hAnsi="Times New Roman" w:cs="Times New Roman"/>
-          <w:b/>
-          <w:bCs/>
-        </w:rPr>
-        <w:t>Learning</w:t>
-      </w:r>
-      <w:proofErr w:type="spellEnd"/>
-      <w:r>
-        <w:rPr>
-          <w:rFonts w:ascii="Times New Roman" w:hAnsi="Times New Roman" w:cs="Times New Roman"/>
-          <w:b/>
-          <w:bCs/>
-        </w:rPr>
-        <w:t xml:space="preserve"> </w:t>
+      <w:r>
+        <w:rPr>
+          <w:rFonts w:ascii="Times New Roman" w:hAnsi="Times New Roman" w:cs="Times New Roman"/>
+          <w:b/>
+          <w:bCs/>
+        </w:rPr>
+        <w:t xml:space="preserve">Learning </w:t>
       </w:r>
       <w:proofErr w:type="spellStart"/>
       <w:r>
@@ -3694,25 +3676,7 @@
         <w:rPr>
           <w:rFonts w:ascii="Times New Roman" w:hAnsi="Times New Roman" w:cs="Times New Roman"/>
         </w:rPr>
-        <w:t xml:space="preserve">implementamos la matriz de adyacencia </w:t>
-      </w:r>
-      <w:r>
-        <w:rPr>
-          <w:rFonts w:ascii="Times New Roman" w:hAnsi="Times New Roman" w:cs="Times New Roman"/>
-        </w:rPr>
-        <w:t xml:space="preserve">(13,752×13,752) </w:t>
-      </w:r>
-      <w:r>
-        <w:rPr>
-          <w:rFonts w:ascii="Times New Roman" w:hAnsi="Times New Roman" w:cs="Times New Roman"/>
-        </w:rPr>
-        <w:t xml:space="preserve">que </w:t>
-      </w:r>
-      <w:r>
-        <w:rPr>
-          <w:rFonts w:ascii="Times New Roman" w:hAnsi="Times New Roman" w:cs="Times New Roman"/>
-        </w:rPr>
-        <w:t xml:space="preserve">representa las relaciones de </w:t>
+        <w:t xml:space="preserve">implementamos la matriz de adyacencia (13,752×13,752) que representa las relaciones de </w:t>
       </w:r>
       <w:proofErr w:type="spellStart"/>
       <w:r>
@@ -3726,75 +3690,63 @@
         <w:rPr>
           <w:rFonts w:ascii="Times New Roman" w:hAnsi="Times New Roman" w:cs="Times New Roman"/>
         </w:rPr>
-        <w:t xml:space="preserve"> entre productos con una densidad de 0.26%. En nuestro proyecto, el modelo</w:t>
-      </w:r>
+        <w:t xml:space="preserve"> entre productos con una densidad de 0.26%. En nuestro proyecto, el modelo utiliza esta matriz explícitamente para propagar información mediante la operación x = </w:t>
+      </w:r>
+      <w:proofErr w:type="spellStart"/>
+      <w:r>
+        <w:rPr>
+          <w:rFonts w:ascii="Times New Roman" w:hAnsi="Times New Roman" w:cs="Times New Roman"/>
+        </w:rPr>
+        <w:t>norm_adj</w:t>
+      </w:r>
+      <w:proofErr w:type="spellEnd"/>
+      <w:r>
+        <w:rPr>
+          <w:rFonts w:ascii="Times New Roman" w:hAnsi="Times New Roman" w:cs="Times New Roman"/>
+        </w:rPr>
+        <w:t xml:space="preserve"> @ x, donde primero normalizamos la matriz usando los grados de los nodos.</w:t>
+      </w:r>
+    </w:p>
+    <w:p>
+      <w:pPr>
+        <w:spacing w:line="240" w:lineRule="auto"/>
+        <w:jc w:val="both"/>
+        <w:rPr>
+          <w:rFonts w:ascii="Times New Roman" w:hAnsi="Times New Roman" w:cs="Times New Roman"/>
+        </w:rPr>
+      </w:pPr>
+      <w:r>
+        <w:rPr>
+          <w:rFonts w:ascii="Times New Roman" w:hAnsi="Times New Roman" w:cs="Times New Roman"/>
+        </w:rPr>
+        <w:t xml:space="preserve">A pesar de esta ventaja estructural del GCN, su precisión en prueba (96.10%) no superó al MLP (96.49%) que solo usa </w:t>
+      </w:r>
+      <w:proofErr w:type="spellStart"/>
+      <w:r>
+        <w:rPr>
+          <w:rFonts w:ascii="Times New Roman" w:hAnsi="Times New Roman" w:cs="Times New Roman"/>
+        </w:rPr>
+        <w:t>embeddings</w:t>
+      </w:r>
+      <w:proofErr w:type="spellEnd"/>
       <w:r>
         <w:rPr>
           <w:rFonts w:ascii="Times New Roman" w:hAnsi="Times New Roman" w:cs="Times New Roman"/>
         </w:rPr>
         <w:t xml:space="preserve"> </w:t>
       </w:r>
-      <w:r>
-        <w:rPr>
-          <w:rFonts w:ascii="Times New Roman" w:hAnsi="Times New Roman" w:cs="Times New Roman"/>
-        </w:rPr>
-        <w:t xml:space="preserve">utiliza esta matriz explícitamente para propagar información mediante la operación x = </w:t>
-      </w:r>
       <w:proofErr w:type="spellStart"/>
       <w:r>
         <w:rPr>
           <w:rFonts w:ascii="Times New Roman" w:hAnsi="Times New Roman" w:cs="Times New Roman"/>
         </w:rPr>
-        <w:t>norm_adj</w:t>
+        <w:t>pre-calculados</w:t>
       </w:r>
       <w:proofErr w:type="spellEnd"/>
       <w:r>
         <w:rPr>
           <w:rFonts w:ascii="Times New Roman" w:hAnsi="Times New Roman" w:cs="Times New Roman"/>
         </w:rPr>
-        <w:t xml:space="preserve"> @ x, donde primero normalizamos la matriz usando los grados de los nodos.</w:t>
-      </w:r>
-    </w:p>
-    <w:p>
-      <w:pPr>
-        <w:spacing w:line="240" w:lineRule="auto"/>
-        <w:jc w:val="both"/>
-        <w:rPr>
-          <w:rFonts w:ascii="Times New Roman" w:hAnsi="Times New Roman" w:cs="Times New Roman"/>
-        </w:rPr>
-      </w:pPr>
-      <w:r>
-        <w:rPr>
-          <w:rFonts w:ascii="Times New Roman" w:hAnsi="Times New Roman" w:cs="Times New Roman"/>
-        </w:rPr>
-        <w:t xml:space="preserve">A pesar de esta ventaja estructural del GCN, su precisión en prueba (96.10%) no superó al MLP (96.49%) que solo usa </w:t>
-      </w:r>
-      <w:proofErr w:type="spellStart"/>
-      <w:r>
-        <w:rPr>
-          <w:rFonts w:ascii="Times New Roman" w:hAnsi="Times New Roman" w:cs="Times New Roman"/>
-        </w:rPr>
-        <w:t>embeddings</w:t>
-      </w:r>
-      <w:proofErr w:type="spellEnd"/>
-      <w:r>
-        <w:rPr>
-          <w:rFonts w:ascii="Times New Roman" w:hAnsi="Times New Roman" w:cs="Times New Roman"/>
-        </w:rPr>
-        <w:t xml:space="preserve"> </w:t>
-      </w:r>
-      <w:proofErr w:type="spellStart"/>
-      <w:r>
-        <w:rPr>
-          <w:rFonts w:ascii="Times New Roman" w:hAnsi="Times New Roman" w:cs="Times New Roman"/>
-        </w:rPr>
-        <w:t>pre-calculados</w:t>
-      </w:r>
-      <w:proofErr w:type="spellEnd"/>
-      <w:r>
-        <w:rPr>
-          <w:rFonts w:ascii="Times New Roman" w:hAnsi="Times New Roman" w:cs="Times New Roman"/>
-        </w:rPr>
         <w:t xml:space="preserve"> sin acceso directo a la topología del grafo. Esto sugiere que Node2Vec ya había codificado eficientemente la información relacional, haciendo que la propagación explícita mediante la matriz de adyacencia resultara redundante.</w:t>
       </w:r>
     </w:p>
@@ -3806,13 +3758,15 @@
           <w:rFonts w:ascii="Times New Roman" w:hAnsi="Times New Roman" w:cs="Times New Roman"/>
           <w:b/>
           <w:bCs/>
-        </w:rPr>
-      </w:pPr>
-      <w:r>
-        <w:rPr>
-          <w:rFonts w:ascii="Times New Roman" w:hAnsi="Times New Roman" w:cs="Times New Roman"/>
-          <w:b/>
-          <w:bCs/>
+          <w:lang w:val="en-US"/>
+        </w:rPr>
+      </w:pPr>
+      <w:r>
+        <w:rPr>
+          <w:rFonts w:ascii="Times New Roman" w:hAnsi="Times New Roman" w:cs="Times New Roman"/>
+          <w:b/>
+          <w:bCs/>
+          <w:lang w:val="en-US"/>
         </w:rPr>
         <w:lastRenderedPageBreak/>
         <w:t>G</w:t>
@@ -3822,17 +3776,29 @@
           <w:rFonts w:ascii="Times New Roman" w:hAnsi="Times New Roman" w:cs="Times New Roman"/>
           <w:b/>
           <w:bCs/>
-        </w:rPr>
-        <w:t>AT (</w:t>
-      </w:r>
+          <w:lang w:val="en-US"/>
+        </w:rPr>
+        <w:t>AT (Graph Attention Network)</w:t>
+      </w:r>
+    </w:p>
+    <w:p>
+      <w:pPr>
+        <w:spacing w:line="240" w:lineRule="auto"/>
+        <w:jc w:val="both"/>
+        <w:rPr>
+          <w:rFonts w:ascii="Times New Roman" w:hAnsi="Times New Roman" w:cs="Times New Roman"/>
+          <w:lang w:val="en-US"/>
+        </w:rPr>
+      </w:pPr>
       <w:proofErr w:type="spellStart"/>
       <w:r>
         <w:rPr>
           <w:rFonts w:ascii="Times New Roman" w:hAnsi="Times New Roman" w:cs="Times New Roman"/>
           <w:b/>
           <w:bCs/>
-        </w:rPr>
-        <w:t>Graph</w:t>
+          <w:lang w:val="en-US"/>
+        </w:rPr>
+        <w:t>Arquitectura</w:t>
       </w:r>
       <w:proofErr w:type="spellEnd"/>
       <w:r>
@@ -3840,6 +3806,7 @@
           <w:rFonts w:ascii="Times New Roman" w:hAnsi="Times New Roman" w:cs="Times New Roman"/>
           <w:b/>
           <w:bCs/>
+          <w:lang w:val="en-US"/>
         </w:rPr>
         <w:t xml:space="preserve"> </w:t>
       </w:r>
@@ -3849,8 +3816,9 @@
           <w:rFonts w:ascii="Times New Roman" w:hAnsi="Times New Roman" w:cs="Times New Roman"/>
           <w:b/>
           <w:bCs/>
-        </w:rPr>
-        <w:t>Attention</w:t>
+          <w:lang w:val="en-US"/>
+        </w:rPr>
+        <w:t>implementada</w:t>
       </w:r>
       <w:proofErr w:type="spellEnd"/>
       <w:r>
@@ -3858,25 +3826,9 @@
           <w:rFonts w:ascii="Times New Roman" w:hAnsi="Times New Roman" w:cs="Times New Roman"/>
           <w:b/>
           <w:bCs/>
-        </w:rPr>
-        <w:t xml:space="preserve"> Network)</w:t>
-      </w:r>
-    </w:p>
-    <w:p>
-      <w:pPr>
-        <w:spacing w:line="240" w:lineRule="auto"/>
-        <w:jc w:val="both"/>
-        <w:rPr>
-          <w:rFonts w:ascii="Times New Roman" w:hAnsi="Times New Roman" w:cs="Times New Roman"/>
-        </w:rPr>
-      </w:pPr>
-      <w:r>
-        <w:rPr>
-          <w:rFonts w:ascii="Times New Roman" w:hAnsi="Times New Roman" w:cs="Times New Roman"/>
-          <w:b/>
-          <w:bCs/>
-        </w:rPr>
-        <w:t>Arquitectura implementada:</w:t>
+          <w:lang w:val="en-US"/>
+        </w:rPr>
+        <w:t>:</w:t>
       </w:r>
     </w:p>
     <w:p>
@@ -4322,7 +4274,7 @@
     </w:p>
     <w:tbl>
       <w:tblPr>
-        <w:tblStyle w:val="Tablaconcuadrcula1clara"/>
+        <w:tblStyle w:val="GridTable1Light"/>
         <w:tblW w:w="0" w:type="auto"/>
         <w:jc w:val="center"/>
         <w:tblLook w:val="04A0" w:firstRow="1" w:lastRow="0" w:firstColumn="1" w:lastColumn="0" w:noHBand="0" w:noVBand="1"/>
@@ -4906,26 +4858,4476 @@
           <w:b/>
           <w:bCs/>
         </w:rPr>
-        <w:t>Predicción de Enlaces y Recomendación</w:t>
-      </w:r>
-    </w:p>
-    <w:p>
-      <w:pPr>
-        <w:spacing w:line="240" w:lineRule="auto"/>
-        <w:jc w:val="both"/>
-        <w:rPr>
-          <w:rFonts w:ascii="Times New Roman" w:hAnsi="Times New Roman" w:cs="Times New Roman"/>
-          <w:b/>
-          <w:bCs/>
-        </w:rPr>
-      </w:pPr>
-      <w:r>
-        <w:rPr>
-          <w:rFonts w:ascii="Times New Roman" w:hAnsi="Times New Roman" w:cs="Times New Roman"/>
-          <w:b/>
-          <w:bCs/>
-        </w:rPr>
         <w:t>Predicción de enlaces</w:t>
+      </w:r>
+    </w:p>
+    <w:p>
+      <w:pPr>
+        <w:spacing w:line="240" w:lineRule="auto"/>
+        <w:jc w:val="both"/>
+        <w:rPr>
+          <w:rFonts w:ascii="Times New Roman" w:hAnsi="Times New Roman" w:cs="Times New Roman"/>
+          <w:lang w:val="en-US"/>
+        </w:rPr>
+      </w:pPr>
+      <w:r>
+        <w:rPr>
+          <w:rFonts w:ascii="Times New Roman" w:hAnsi="Times New Roman" w:cs="Times New Roman"/>
+        </w:rPr>
+        <w:t xml:space="preserve">En esta etapa se implementan </w:t>
+      </w:r>
+      <w:proofErr w:type="spellStart"/>
+      <w:r>
+        <w:rPr>
+          <w:rFonts w:ascii="Times New Roman" w:hAnsi="Times New Roman" w:cs="Times New Roman"/>
+        </w:rPr>
+        <w:t>Autoencoders</w:t>
+      </w:r>
+      <w:proofErr w:type="spellEnd"/>
+      <w:r>
+        <w:rPr>
+          <w:rFonts w:ascii="Times New Roman" w:hAnsi="Times New Roman" w:cs="Times New Roman"/>
+        </w:rPr>
+        <w:t xml:space="preserve"> con el objetivo de predecir las conexiones entre nodos. Este enfoque deriva en un sistema de recomendación, ya que, dado un nodo inicial, el modelo es capaz de sugerir nodos con los que probablemente debería estar conectado. Con este fin se proponen los siguientes modelos:</w:t>
+      </w:r>
+    </w:p>
+    <w:p>
+      <w:pPr>
+        <w:pStyle w:val="ListParagraph"/>
+        <w:numPr>
+          <w:ilvl w:val="0"/>
+          <w:numId w:val="51"/>
+        </w:numPr>
+        <w:spacing w:line="240" w:lineRule="auto"/>
+        <w:jc w:val="both"/>
+        <w:rPr>
+          <w:rFonts w:ascii="Times New Roman" w:hAnsi="Times New Roman" w:cs="Times New Roman"/>
+          <w:b/>
+          <w:bCs/>
+        </w:rPr>
+      </w:pPr>
+      <w:proofErr w:type="spellStart"/>
+      <w:r>
+        <w:rPr>
+          <w:rFonts w:ascii="Times New Roman" w:hAnsi="Times New Roman" w:cs="Times New Roman"/>
+          <w:b/>
+          <w:bCs/>
+        </w:rPr>
+        <w:t>Graph</w:t>
+      </w:r>
+      <w:proofErr w:type="spellEnd"/>
+      <w:r>
+        <w:rPr>
+          <w:rFonts w:ascii="Times New Roman" w:hAnsi="Times New Roman" w:cs="Times New Roman"/>
+          <w:b/>
+          <w:bCs/>
+        </w:rPr>
+        <w:t xml:space="preserve"> </w:t>
+      </w:r>
+      <w:proofErr w:type="spellStart"/>
+      <w:r>
+        <w:rPr>
+          <w:rFonts w:ascii="Times New Roman" w:hAnsi="Times New Roman" w:cs="Times New Roman"/>
+          <w:b/>
+          <w:bCs/>
+        </w:rPr>
+        <w:t>Autoencoder</w:t>
+      </w:r>
+      <w:proofErr w:type="spellEnd"/>
+    </w:p>
+    <w:p>
+      <w:pPr>
+        <w:pStyle w:val="ListParagraph"/>
+        <w:spacing w:line="240" w:lineRule="auto"/>
+        <w:jc w:val="both"/>
+        <w:rPr>
+          <w:rFonts w:ascii="Times New Roman" w:hAnsi="Times New Roman" w:cs="Times New Roman"/>
+          <w:b/>
+          <w:bCs/>
+        </w:rPr>
+      </w:pPr>
+    </w:p>
+    <w:p>
+      <w:pPr>
+        <w:pStyle w:val="ListParagraph"/>
+        <w:numPr>
+          <w:ilvl w:val="1"/>
+          <w:numId w:val="51"/>
+        </w:numPr>
+        <w:spacing w:line="240" w:lineRule="auto"/>
+        <w:jc w:val="both"/>
+        <w:rPr>
+          <w:rFonts w:ascii="Times New Roman" w:hAnsi="Times New Roman" w:cs="Times New Roman"/>
+          <w:b/>
+          <w:bCs/>
+        </w:rPr>
+      </w:pPr>
+      <w:proofErr w:type="spellStart"/>
+      <w:r>
+        <w:rPr>
+          <w:rFonts w:ascii="Times New Roman" w:hAnsi="Times New Roman" w:cs="Times New Roman"/>
+          <w:b/>
+          <w:bCs/>
+        </w:rPr>
+        <w:t>Encoder</w:t>
+      </w:r>
+      <w:proofErr w:type="spellEnd"/>
+      <w:r>
+        <w:rPr>
+          <w:rFonts w:ascii="Times New Roman" w:hAnsi="Times New Roman" w:cs="Times New Roman"/>
+          <w:b/>
+          <w:bCs/>
+        </w:rPr>
+        <w:t>:</w:t>
+      </w:r>
+    </w:p>
+    <w:p>
+      <w:pPr>
+        <w:pStyle w:val="ListParagraph"/>
+        <w:numPr>
+          <w:ilvl w:val="2"/>
+          <w:numId w:val="51"/>
+        </w:numPr>
+        <w:spacing w:line="240" w:lineRule="auto"/>
+        <w:jc w:val="both"/>
+        <w:rPr>
+          <w:rFonts w:ascii="Times New Roman" w:hAnsi="Times New Roman" w:cs="Times New Roman"/>
+        </w:rPr>
+      </w:pPr>
+      <w:r>
+        <w:rPr>
+          <w:rFonts w:ascii="Times New Roman" w:hAnsi="Times New Roman" w:cs="Times New Roman"/>
+        </w:rPr>
+        <w:t>Primera capa GCN (conv1)</w:t>
+      </w:r>
+    </w:p>
+    <w:p>
+      <w:pPr>
+        <w:pStyle w:val="ListParagraph"/>
+        <w:numPr>
+          <w:ilvl w:val="3"/>
+          <w:numId w:val="51"/>
+        </w:numPr>
+        <w:spacing w:line="240" w:lineRule="auto"/>
+        <w:jc w:val="both"/>
+        <w:rPr>
+          <w:rFonts w:ascii="Times New Roman" w:hAnsi="Times New Roman" w:cs="Times New Roman"/>
+        </w:rPr>
+      </w:pPr>
+      <w:r>
+        <w:rPr>
+          <w:rFonts w:ascii="Times New Roman" w:hAnsi="Times New Roman" w:cs="Times New Roman"/>
+        </w:rPr>
+        <w:t xml:space="preserve">Entrada: </w:t>
+      </w:r>
+      <w:r>
+        <w:rPr>
+          <w:rFonts w:ascii="Times New Roman" w:hAnsi="Times New Roman" w:cs="Times New Roman"/>
+        </w:rPr>
+        <w:t>Toma como entrada las características originales de los nodos</w:t>
+      </w:r>
+      <w:r>
+        <w:rPr>
+          <w:rFonts w:ascii="Times New Roman" w:hAnsi="Times New Roman" w:cs="Times New Roman"/>
+        </w:rPr>
+        <w:t>.</w:t>
+      </w:r>
+    </w:p>
+    <w:p>
+      <w:pPr>
+        <w:pStyle w:val="ListParagraph"/>
+        <w:numPr>
+          <w:ilvl w:val="3"/>
+          <w:numId w:val="51"/>
+        </w:numPr>
+        <w:spacing w:line="240" w:lineRule="auto"/>
+        <w:jc w:val="both"/>
+        <w:rPr>
+          <w:rFonts w:ascii="Times New Roman" w:hAnsi="Times New Roman" w:cs="Times New Roman"/>
+        </w:rPr>
+      </w:pPr>
+      <w:r>
+        <w:rPr>
+          <w:rFonts w:ascii="Times New Roman" w:hAnsi="Times New Roman" w:cs="Times New Roman"/>
+        </w:rPr>
+        <w:t>Salida: representación intermedia de 128 dimensiones.</w:t>
+      </w:r>
+    </w:p>
+    <w:p>
+      <w:pPr>
+        <w:pStyle w:val="ListParagraph"/>
+        <w:numPr>
+          <w:ilvl w:val="3"/>
+          <w:numId w:val="51"/>
+        </w:numPr>
+        <w:spacing w:line="240" w:lineRule="auto"/>
+        <w:jc w:val="both"/>
+        <w:rPr>
+          <w:rFonts w:ascii="Times New Roman" w:hAnsi="Times New Roman" w:cs="Times New Roman"/>
+        </w:rPr>
+      </w:pPr>
+      <w:r>
+        <w:rPr>
+          <w:rFonts w:ascii="Times New Roman" w:hAnsi="Times New Roman" w:cs="Times New Roman"/>
+        </w:rPr>
+        <w:t xml:space="preserve">Activación: </w:t>
+      </w:r>
+      <w:proofErr w:type="spellStart"/>
+      <w:r>
+        <w:rPr>
+          <w:rFonts w:ascii="Times New Roman" w:hAnsi="Times New Roman" w:cs="Times New Roman"/>
+        </w:rPr>
+        <w:t>ReLU</w:t>
+      </w:r>
+      <w:proofErr w:type="spellEnd"/>
+      <w:r>
+        <w:rPr>
+          <w:rFonts w:ascii="Times New Roman" w:hAnsi="Times New Roman" w:cs="Times New Roman"/>
+        </w:rPr>
+        <w:t>.</w:t>
+      </w:r>
+    </w:p>
+    <w:p>
+      <w:pPr>
+        <w:pStyle w:val="ListParagraph"/>
+        <w:numPr>
+          <w:ilvl w:val="2"/>
+          <w:numId w:val="51"/>
+        </w:numPr>
+        <w:spacing w:line="240" w:lineRule="auto"/>
+        <w:jc w:val="both"/>
+        <w:rPr>
+          <w:rFonts w:ascii="Times New Roman" w:hAnsi="Times New Roman" w:cs="Times New Roman"/>
+        </w:rPr>
+      </w:pPr>
+      <w:r>
+        <w:rPr>
+          <w:rFonts w:ascii="Times New Roman" w:hAnsi="Times New Roman" w:cs="Times New Roman"/>
+        </w:rPr>
+        <w:t>Segunda capa GCN (conv2)</w:t>
+      </w:r>
+    </w:p>
+    <w:p>
+      <w:pPr>
+        <w:pStyle w:val="ListParagraph"/>
+        <w:numPr>
+          <w:ilvl w:val="3"/>
+          <w:numId w:val="51"/>
+        </w:numPr>
+        <w:spacing w:line="240" w:lineRule="auto"/>
+        <w:jc w:val="both"/>
+        <w:rPr>
+          <w:rFonts w:ascii="Times New Roman" w:hAnsi="Times New Roman" w:cs="Times New Roman"/>
+        </w:rPr>
+      </w:pPr>
+      <w:r>
+        <w:rPr>
+          <w:rFonts w:ascii="Times New Roman" w:hAnsi="Times New Roman" w:cs="Times New Roman"/>
+        </w:rPr>
+        <w:t>Entrada: vector de 128 dimensiones por nodo.</w:t>
+      </w:r>
+    </w:p>
+    <w:p>
+      <w:pPr>
+        <w:pStyle w:val="ListParagraph"/>
+        <w:numPr>
+          <w:ilvl w:val="3"/>
+          <w:numId w:val="51"/>
+        </w:numPr>
+        <w:spacing w:line="240" w:lineRule="auto"/>
+        <w:jc w:val="both"/>
+        <w:rPr>
+          <w:rFonts w:ascii="Times New Roman" w:hAnsi="Times New Roman" w:cs="Times New Roman"/>
+        </w:rPr>
+      </w:pPr>
+      <w:r>
+        <w:rPr>
+          <w:rFonts w:ascii="Times New Roman" w:hAnsi="Times New Roman" w:cs="Times New Roman"/>
+        </w:rPr>
+        <w:t xml:space="preserve">Salida: </w:t>
+      </w:r>
+      <w:r>
+        <w:rPr>
+          <w:rFonts w:ascii="Times New Roman" w:hAnsi="Times New Roman" w:cs="Times New Roman"/>
+        </w:rPr>
+        <w:t>Esta salida es el espacio latente (z) del modelo: una representación comprimida de cada nodo que captura la estructura local del grafo.</w:t>
+      </w:r>
+    </w:p>
+    <w:p>
+      <w:pPr>
+        <w:pStyle w:val="ListParagraph"/>
+        <w:numPr>
+          <w:ilvl w:val="1"/>
+          <w:numId w:val="51"/>
+        </w:numPr>
+        <w:spacing w:line="240" w:lineRule="auto"/>
+        <w:jc w:val="both"/>
+        <w:rPr>
+          <w:rFonts w:ascii="Times New Roman" w:hAnsi="Times New Roman" w:cs="Times New Roman"/>
+          <w:b/>
+          <w:bCs/>
+        </w:rPr>
+      </w:pPr>
+      <w:proofErr w:type="spellStart"/>
+      <w:r>
+        <w:rPr>
+          <w:rFonts w:ascii="Times New Roman" w:hAnsi="Times New Roman" w:cs="Times New Roman"/>
+          <w:b/>
+          <w:bCs/>
+        </w:rPr>
+        <w:t>Decoder</w:t>
+      </w:r>
+      <w:proofErr w:type="spellEnd"/>
+      <w:r>
+        <w:rPr>
+          <w:rFonts w:ascii="Times New Roman" w:hAnsi="Times New Roman" w:cs="Times New Roman"/>
+          <w:b/>
+          <w:bCs/>
+        </w:rPr>
+        <w:t xml:space="preserve">: </w:t>
+      </w:r>
+      <w:r>
+        <w:rPr>
+          <w:rFonts w:ascii="Times New Roman" w:hAnsi="Times New Roman" w:cs="Times New Roman"/>
+        </w:rPr>
+        <w:t>Decodificación no normalizada</w:t>
+      </w:r>
+      <w:r>
+        <w:rPr>
+          <w:rFonts w:ascii="Times New Roman" w:hAnsi="Times New Roman" w:cs="Times New Roman"/>
+        </w:rPr>
+        <w:t>.</w:t>
+      </w:r>
+    </w:p>
+    <w:p>
+      <w:pPr>
+        <w:pStyle w:val="ListParagraph"/>
+        <w:spacing w:line="240" w:lineRule="auto"/>
+        <w:ind w:left="1440"/>
+        <w:jc w:val="both"/>
+        <w:rPr>
+          <w:rFonts w:ascii="Times New Roman" w:hAnsi="Times New Roman" w:cs="Times New Roman"/>
+          <w:b/>
+          <w:bCs/>
+        </w:rPr>
+      </w:pPr>
+    </w:p>
+    <w:p>
+      <w:pPr>
+        <w:pStyle w:val="ListParagraph"/>
+        <w:numPr>
+          <w:ilvl w:val="0"/>
+          <w:numId w:val="51"/>
+        </w:numPr>
+        <w:spacing w:line="240" w:lineRule="auto"/>
+        <w:jc w:val="both"/>
+        <w:rPr>
+          <w:rFonts w:ascii="Times New Roman" w:hAnsi="Times New Roman" w:cs="Times New Roman"/>
+          <w:b/>
+          <w:bCs/>
+        </w:rPr>
+      </w:pPr>
+      <w:proofErr w:type="spellStart"/>
+      <w:r>
+        <w:rPr>
+          <w:rFonts w:ascii="Times New Roman" w:hAnsi="Times New Roman" w:cs="Times New Roman"/>
+          <w:b/>
+          <w:bCs/>
+        </w:rPr>
+        <w:t>Variational</w:t>
+      </w:r>
+      <w:proofErr w:type="spellEnd"/>
+      <w:r>
+        <w:rPr>
+          <w:rFonts w:ascii="Times New Roman" w:hAnsi="Times New Roman" w:cs="Times New Roman"/>
+          <w:b/>
+          <w:bCs/>
+        </w:rPr>
+        <w:t xml:space="preserve"> </w:t>
+      </w:r>
+      <w:proofErr w:type="spellStart"/>
+      <w:r>
+        <w:rPr>
+          <w:rFonts w:ascii="Times New Roman" w:hAnsi="Times New Roman" w:cs="Times New Roman"/>
+          <w:b/>
+          <w:bCs/>
+        </w:rPr>
+        <w:t>Graph</w:t>
+      </w:r>
+      <w:proofErr w:type="spellEnd"/>
+      <w:r>
+        <w:rPr>
+          <w:rFonts w:ascii="Times New Roman" w:hAnsi="Times New Roman" w:cs="Times New Roman"/>
+          <w:b/>
+          <w:bCs/>
+        </w:rPr>
+        <w:t xml:space="preserve"> </w:t>
+      </w:r>
+      <w:proofErr w:type="spellStart"/>
+      <w:r>
+        <w:rPr>
+          <w:rFonts w:ascii="Times New Roman" w:hAnsi="Times New Roman" w:cs="Times New Roman"/>
+          <w:b/>
+          <w:bCs/>
+        </w:rPr>
+        <w:t>Autoencoder</w:t>
+      </w:r>
+      <w:proofErr w:type="spellEnd"/>
+    </w:p>
+    <w:p>
+      <w:pPr>
+        <w:pStyle w:val="ListParagraph"/>
+        <w:spacing w:line="240" w:lineRule="auto"/>
+        <w:jc w:val="both"/>
+        <w:rPr>
+          <w:rFonts w:ascii="Times New Roman" w:hAnsi="Times New Roman" w:cs="Times New Roman"/>
+          <w:b/>
+          <w:bCs/>
+        </w:rPr>
+      </w:pPr>
+    </w:p>
+    <w:p>
+      <w:pPr>
+        <w:pStyle w:val="ListParagraph"/>
+        <w:numPr>
+          <w:ilvl w:val="2"/>
+          <w:numId w:val="51"/>
+        </w:numPr>
+        <w:spacing w:line="240" w:lineRule="auto"/>
+        <w:jc w:val="both"/>
+        <w:rPr>
+          <w:rFonts w:ascii="Times New Roman" w:hAnsi="Times New Roman" w:cs="Times New Roman"/>
+        </w:rPr>
+      </w:pPr>
+      <w:r>
+        <w:rPr>
+          <w:rFonts w:ascii="Times New Roman" w:hAnsi="Times New Roman" w:cs="Times New Roman"/>
+        </w:rPr>
+        <w:t>Primera capa GCN (conv1)</w:t>
+      </w:r>
+    </w:p>
+    <w:p>
+      <w:pPr>
+        <w:pStyle w:val="ListParagraph"/>
+        <w:numPr>
+          <w:ilvl w:val="3"/>
+          <w:numId w:val="51"/>
+        </w:numPr>
+        <w:spacing w:line="240" w:lineRule="auto"/>
+        <w:jc w:val="both"/>
+        <w:rPr>
+          <w:rFonts w:ascii="Times New Roman" w:hAnsi="Times New Roman" w:cs="Times New Roman"/>
+        </w:rPr>
+      </w:pPr>
+      <w:r>
+        <w:rPr>
+          <w:rFonts w:ascii="Times New Roman" w:hAnsi="Times New Roman" w:cs="Times New Roman"/>
+        </w:rPr>
+        <w:t>Proyecta las características de entrada de dimensión 767</w:t>
+      </w:r>
+      <w:r>
+        <w:rPr>
+          <w:rFonts w:ascii="Times New Roman" w:hAnsi="Times New Roman" w:cs="Times New Roman"/>
+        </w:rPr>
+        <w:t xml:space="preserve"> </w:t>
+      </w:r>
+      <w:r>
+        <w:rPr>
+          <w:rFonts w:ascii="Times New Roman" w:hAnsi="Times New Roman" w:cs="Times New Roman"/>
+        </w:rPr>
+        <w:t xml:space="preserve">a una dimensión oculta de 2 * </w:t>
+      </w:r>
+      <w:r>
+        <w:rPr>
+          <w:rFonts w:ascii="Times New Roman" w:hAnsi="Times New Roman" w:cs="Times New Roman"/>
+        </w:rPr>
+        <w:t>16</w:t>
+      </w:r>
+      <w:r>
+        <w:rPr>
+          <w:rFonts w:ascii="Times New Roman" w:hAnsi="Times New Roman" w:cs="Times New Roman"/>
+        </w:rPr>
+        <w:t>.</w:t>
+      </w:r>
+    </w:p>
+    <w:p>
+      <w:pPr>
+        <w:pStyle w:val="ListParagraph"/>
+        <w:numPr>
+          <w:ilvl w:val="3"/>
+          <w:numId w:val="51"/>
+        </w:numPr>
+        <w:spacing w:line="240" w:lineRule="auto"/>
+        <w:jc w:val="both"/>
+        <w:rPr>
+          <w:rFonts w:ascii="Times New Roman" w:hAnsi="Times New Roman" w:cs="Times New Roman"/>
+        </w:rPr>
+      </w:pPr>
+      <w:r>
+        <w:rPr>
+          <w:rFonts w:ascii="Times New Roman" w:hAnsi="Times New Roman" w:cs="Times New Roman"/>
+        </w:rPr>
+        <w:t xml:space="preserve">Se aplica una función de activación </w:t>
+      </w:r>
+      <w:proofErr w:type="spellStart"/>
+      <w:r>
+        <w:rPr>
+          <w:rFonts w:ascii="Times New Roman" w:hAnsi="Times New Roman" w:cs="Times New Roman"/>
+        </w:rPr>
+        <w:t>ReLU</w:t>
+      </w:r>
+      <w:proofErr w:type="spellEnd"/>
+      <w:r>
+        <w:rPr>
+          <w:rFonts w:ascii="Times New Roman" w:hAnsi="Times New Roman" w:cs="Times New Roman"/>
+        </w:rPr>
+        <w:t>.</w:t>
+      </w:r>
+    </w:p>
+    <w:p>
+      <w:pPr>
+        <w:pStyle w:val="ListParagraph"/>
+        <w:numPr>
+          <w:ilvl w:val="2"/>
+          <w:numId w:val="51"/>
+        </w:numPr>
+        <w:spacing w:line="240" w:lineRule="auto"/>
+        <w:jc w:val="both"/>
+        <w:rPr>
+          <w:rFonts w:ascii="Times New Roman" w:hAnsi="Times New Roman" w:cs="Times New Roman"/>
+        </w:rPr>
+      </w:pPr>
+      <w:r>
+        <w:rPr>
+          <w:rFonts w:ascii="Times New Roman" w:hAnsi="Times New Roman" w:cs="Times New Roman"/>
+        </w:rPr>
+        <w:t>Segunda y tercera capa (</w:t>
+      </w:r>
+      <w:proofErr w:type="spellStart"/>
+      <w:r>
+        <w:rPr>
+          <w:rFonts w:ascii="Times New Roman" w:hAnsi="Times New Roman" w:cs="Times New Roman"/>
+        </w:rPr>
+        <w:t>conv_mu</w:t>
+      </w:r>
+      <w:proofErr w:type="spellEnd"/>
+      <w:r>
+        <w:rPr>
+          <w:rFonts w:ascii="Times New Roman" w:hAnsi="Times New Roman" w:cs="Times New Roman"/>
+        </w:rPr>
+        <w:t xml:space="preserve"> y </w:t>
+      </w:r>
+      <w:proofErr w:type="spellStart"/>
+      <w:r>
+        <w:rPr>
+          <w:rFonts w:ascii="Times New Roman" w:hAnsi="Times New Roman" w:cs="Times New Roman"/>
+        </w:rPr>
+        <w:t>conv_logstd</w:t>
+      </w:r>
+      <w:proofErr w:type="spellEnd"/>
+      <w:r>
+        <w:rPr>
+          <w:rFonts w:ascii="Times New Roman" w:hAnsi="Times New Roman" w:cs="Times New Roman"/>
+        </w:rPr>
+        <w:t>):</w:t>
+      </w:r>
+    </w:p>
+    <w:p>
+      <w:pPr>
+        <w:pStyle w:val="ListParagraph"/>
+        <w:numPr>
+          <w:ilvl w:val="3"/>
+          <w:numId w:val="51"/>
+        </w:numPr>
+        <w:spacing w:line="240" w:lineRule="auto"/>
+        <w:jc w:val="both"/>
+        <w:rPr>
+          <w:rFonts w:ascii="Times New Roman" w:hAnsi="Times New Roman" w:cs="Times New Roman"/>
+        </w:rPr>
+      </w:pPr>
+      <w:r>
+        <w:rPr>
+          <w:rFonts w:ascii="Times New Roman" w:hAnsi="Times New Roman" w:cs="Times New Roman"/>
+        </w:rPr>
+        <w:t>Ambas reciben la salida de conv1.</w:t>
+      </w:r>
+    </w:p>
+    <w:p>
+      <w:pPr>
+        <w:pStyle w:val="ListParagraph"/>
+        <w:numPr>
+          <w:ilvl w:val="3"/>
+          <w:numId w:val="51"/>
+        </w:numPr>
+        <w:spacing w:line="240" w:lineRule="auto"/>
+        <w:jc w:val="both"/>
+        <w:rPr>
+          <w:rFonts w:ascii="Times New Roman" w:hAnsi="Times New Roman" w:cs="Times New Roman"/>
+        </w:rPr>
+      </w:pPr>
+      <w:proofErr w:type="spellStart"/>
+      <w:r>
+        <w:rPr>
+          <w:rFonts w:ascii="Times New Roman" w:hAnsi="Times New Roman" w:cs="Times New Roman"/>
+        </w:rPr>
+        <w:t>conv_mu</w:t>
+      </w:r>
+      <w:proofErr w:type="spellEnd"/>
+      <w:r>
+        <w:rPr>
+          <w:rFonts w:ascii="Times New Roman" w:hAnsi="Times New Roman" w:cs="Times New Roman"/>
+        </w:rPr>
+        <w:t xml:space="preserve"> genera la media (μ) de la distribución latente.</w:t>
+      </w:r>
+    </w:p>
+    <w:p>
+      <w:pPr>
+        <w:pStyle w:val="ListParagraph"/>
+        <w:numPr>
+          <w:ilvl w:val="3"/>
+          <w:numId w:val="51"/>
+        </w:numPr>
+        <w:spacing w:line="240" w:lineRule="auto"/>
+        <w:jc w:val="both"/>
+        <w:rPr>
+          <w:rFonts w:ascii="Times New Roman" w:hAnsi="Times New Roman" w:cs="Times New Roman"/>
+        </w:rPr>
+      </w:pPr>
+      <w:proofErr w:type="spellStart"/>
+      <w:r>
+        <w:rPr>
+          <w:rFonts w:ascii="Times New Roman" w:hAnsi="Times New Roman" w:cs="Times New Roman"/>
+        </w:rPr>
+        <w:t>conv_logstd</w:t>
+      </w:r>
+      <w:proofErr w:type="spellEnd"/>
+      <w:r>
+        <w:rPr>
+          <w:rFonts w:ascii="Times New Roman" w:hAnsi="Times New Roman" w:cs="Times New Roman"/>
+        </w:rPr>
+        <w:t xml:space="preserve"> genera el logaritmo de la desviación estándar (log(σ)).</w:t>
+      </w:r>
+    </w:p>
+    <w:p>
+      <w:pPr>
+        <w:spacing w:line="240" w:lineRule="auto"/>
+        <w:jc w:val="both"/>
+        <w:rPr>
+          <w:rFonts w:ascii="Times New Roman" w:hAnsi="Times New Roman" w:cs="Times New Roman"/>
+        </w:rPr>
+      </w:pPr>
+      <w:r>
+        <w:rPr>
+          <w:rFonts w:ascii="Times New Roman" w:hAnsi="Times New Roman" w:cs="Times New Roman"/>
+        </w:rPr>
+        <w:t xml:space="preserve">Para el entramiento de los modelos se separaron aleatoriamente las aristas, en </w:t>
+      </w:r>
+      <w:proofErr w:type="spellStart"/>
+      <w:r>
+        <w:rPr>
+          <w:rFonts w:ascii="Times New Roman" w:hAnsi="Times New Roman" w:cs="Times New Roman"/>
+        </w:rPr>
+        <w:t>train</w:t>
+      </w:r>
+      <w:proofErr w:type="spellEnd"/>
+      <w:r>
+        <w:rPr>
+          <w:rFonts w:ascii="Times New Roman" w:hAnsi="Times New Roman" w:cs="Times New Roman"/>
+        </w:rPr>
+        <w:t xml:space="preserve">, test, y </w:t>
+      </w:r>
+      <w:proofErr w:type="spellStart"/>
+      <w:r>
+        <w:rPr>
+          <w:rFonts w:ascii="Times New Roman" w:hAnsi="Times New Roman" w:cs="Times New Roman"/>
+        </w:rPr>
+        <w:t>validation</w:t>
+      </w:r>
+      <w:proofErr w:type="spellEnd"/>
+      <w:r>
+        <w:rPr>
+          <w:rFonts w:ascii="Times New Roman" w:hAnsi="Times New Roman" w:cs="Times New Roman"/>
+        </w:rPr>
+        <w:t xml:space="preserve"> con una proporción de 70, 20, 10. </w:t>
+      </w:r>
+      <w:r>
+        <w:rPr>
+          <w:rFonts w:ascii="Times New Roman" w:hAnsi="Times New Roman" w:cs="Times New Roman"/>
+        </w:rPr>
+        <w:t>También</w:t>
+      </w:r>
+      <w:r>
+        <w:rPr>
+          <w:rFonts w:ascii="Times New Roman" w:hAnsi="Times New Roman" w:cs="Times New Roman"/>
+        </w:rPr>
+        <w:t xml:space="preserve"> se agregó negative </w:t>
+      </w:r>
+      <w:proofErr w:type="spellStart"/>
+      <w:r>
+        <w:rPr>
+          <w:rFonts w:ascii="Times New Roman" w:hAnsi="Times New Roman" w:cs="Times New Roman"/>
+        </w:rPr>
+        <w:t>sampling</w:t>
+      </w:r>
+      <w:proofErr w:type="spellEnd"/>
+      <w:r>
+        <w:rPr>
+          <w:rFonts w:ascii="Times New Roman" w:hAnsi="Times New Roman" w:cs="Times New Roman"/>
+        </w:rPr>
+        <w:t xml:space="preserve"> para que los modelos tengan información de los productos que no se compran en conjunto</w:t>
+      </w:r>
+      <w:r>
+        <w:rPr>
+          <w:rFonts w:ascii="Times New Roman" w:hAnsi="Times New Roman" w:cs="Times New Roman"/>
+        </w:rPr>
+        <w:t>.</w:t>
+      </w:r>
+    </w:p>
+    <w:p>
+      <w:pPr>
+        <w:spacing w:line="240" w:lineRule="auto"/>
+        <w:jc w:val="both"/>
+        <w:rPr>
+          <w:rFonts w:ascii="Times New Roman" w:hAnsi="Times New Roman" w:cs="Times New Roman"/>
+        </w:rPr>
+      </w:pPr>
+    </w:p>
+    <w:p>
+      <w:pPr>
+        <w:spacing w:line="240" w:lineRule="auto"/>
+        <w:jc w:val="both"/>
+        <w:rPr>
+          <w:rFonts w:ascii="Times New Roman" w:hAnsi="Times New Roman" w:cs="Times New Roman"/>
+        </w:rPr>
+      </w:pPr>
+    </w:p>
+    <w:p>
+      <w:pPr>
+        <w:spacing w:line="240" w:lineRule="auto"/>
+        <w:jc w:val="both"/>
+        <w:rPr>
+          <w:rFonts w:ascii="Times New Roman" w:hAnsi="Times New Roman" w:cs="Times New Roman"/>
+          <w:b/>
+          <w:bCs/>
+        </w:rPr>
+      </w:pPr>
+      <w:r>
+        <w:rPr>
+          <w:rFonts w:ascii="Times New Roman" w:hAnsi="Times New Roman" w:cs="Times New Roman"/>
+          <w:b/>
+          <w:bCs/>
+        </w:rPr>
+        <w:lastRenderedPageBreak/>
+        <w:t xml:space="preserve">Optimización de </w:t>
+      </w:r>
+      <w:proofErr w:type="spellStart"/>
+      <w:r>
+        <w:rPr>
+          <w:rFonts w:ascii="Times New Roman" w:hAnsi="Times New Roman" w:cs="Times New Roman"/>
+          <w:b/>
+          <w:bCs/>
+        </w:rPr>
+        <w:t>Hiperparámetros</w:t>
+      </w:r>
+      <w:proofErr w:type="spellEnd"/>
+    </w:p>
+    <w:p>
+      <w:pPr>
+        <w:spacing w:line="240" w:lineRule="auto"/>
+        <w:jc w:val="both"/>
+        <w:rPr>
+          <w:rFonts w:ascii="Times New Roman" w:hAnsi="Times New Roman" w:cs="Times New Roman"/>
+        </w:rPr>
+      </w:pPr>
+      <w:r>
+        <w:rPr>
+          <w:rFonts w:ascii="Times New Roman" w:hAnsi="Times New Roman" w:cs="Times New Roman"/>
+        </w:rPr>
+        <w:t xml:space="preserve">La optimización de </w:t>
+      </w:r>
+      <w:proofErr w:type="spellStart"/>
+      <w:r>
+        <w:rPr>
+          <w:rFonts w:ascii="Times New Roman" w:hAnsi="Times New Roman" w:cs="Times New Roman"/>
+        </w:rPr>
+        <w:t>hiperparametros</w:t>
+      </w:r>
+      <w:proofErr w:type="spellEnd"/>
+      <w:r>
+        <w:rPr>
+          <w:rFonts w:ascii="Times New Roman" w:hAnsi="Times New Roman" w:cs="Times New Roman"/>
+        </w:rPr>
+        <w:t xml:space="preserve"> sobre ambos modelos se hizo en la tasa de aprendizaje de forma que se iteró sobre el siguiente rango y se seleccionó el </w:t>
+      </w:r>
+      <w:proofErr w:type="spellStart"/>
+      <w:r>
+        <w:rPr>
+          <w:rFonts w:ascii="Times New Roman" w:hAnsi="Times New Roman" w:cs="Times New Roman"/>
+        </w:rPr>
+        <w:t>mdoelo</w:t>
+      </w:r>
+      <w:proofErr w:type="spellEnd"/>
+      <w:r>
+        <w:rPr>
+          <w:rFonts w:ascii="Times New Roman" w:hAnsi="Times New Roman" w:cs="Times New Roman"/>
+        </w:rPr>
+        <w:t xml:space="preserve"> con mayo AUC en </w:t>
+      </w:r>
+      <w:proofErr w:type="spellStart"/>
+      <w:r>
+        <w:rPr>
+          <w:rFonts w:ascii="Times New Roman" w:hAnsi="Times New Roman" w:cs="Times New Roman"/>
+        </w:rPr>
+        <w:t>validation</w:t>
+      </w:r>
+      <w:proofErr w:type="spellEnd"/>
+      <w:r>
+        <w:rPr>
+          <w:rFonts w:ascii="Times New Roman" w:hAnsi="Times New Roman" w:cs="Times New Roman"/>
+        </w:rPr>
+        <w:t>.</w:t>
+      </w:r>
+    </w:p>
+    <w:p>
+      <w:pPr>
+        <w:spacing w:line="240" w:lineRule="auto"/>
+        <w:jc w:val="both"/>
+        <w:rPr>
+          <w:rFonts w:ascii="Times New Roman" w:hAnsi="Times New Roman" w:cs="Times New Roman"/>
+        </w:rPr>
+      </w:pPr>
+      <w:r>
+        <w:rPr>
+          <w:rFonts w:ascii="Times New Roman" w:hAnsi="Times New Roman" w:cs="Times New Roman"/>
+          <w:b/>
+          <w:bCs/>
+        </w:rPr>
+        <w:t xml:space="preserve">Lr </w:t>
+      </w:r>
+      <w:r>
+        <w:rPr>
+          <w:rFonts w:ascii="Times New Roman" w:hAnsi="Times New Roman" w:cs="Times New Roman"/>
+        </w:rPr>
+        <w:t>= [</w:t>
+      </w:r>
+      <w:r>
+        <w:rPr>
+          <w:rFonts w:ascii="Times New Roman" w:hAnsi="Times New Roman" w:cs="Times New Roman"/>
+        </w:rPr>
+        <w:t>0.0001</w:t>
+      </w:r>
+      <w:r>
+        <w:rPr>
+          <w:rFonts w:ascii="Times New Roman" w:hAnsi="Times New Roman" w:cs="Times New Roman"/>
+        </w:rPr>
+        <w:t xml:space="preserve">, </w:t>
+      </w:r>
+      <w:r>
+        <w:rPr>
+          <w:rFonts w:ascii="Times New Roman" w:hAnsi="Times New Roman" w:cs="Times New Roman"/>
+        </w:rPr>
+        <w:t>0.0001668</w:t>
+      </w:r>
+      <w:r>
+        <w:rPr>
+          <w:rFonts w:ascii="Times New Roman" w:hAnsi="Times New Roman" w:cs="Times New Roman"/>
+        </w:rPr>
+        <w:t>,</w:t>
+      </w:r>
+      <w:r>
+        <w:rPr>
+          <w:rFonts w:ascii="Times New Roman" w:hAnsi="Times New Roman" w:cs="Times New Roman"/>
+        </w:rPr>
+        <w:t xml:space="preserve"> 0.00027826</w:t>
+      </w:r>
+      <w:r>
+        <w:rPr>
+          <w:rFonts w:ascii="Times New Roman" w:hAnsi="Times New Roman" w:cs="Times New Roman"/>
+        </w:rPr>
+        <w:t>,</w:t>
+      </w:r>
+      <w:r>
+        <w:rPr>
+          <w:rFonts w:ascii="Times New Roman" w:hAnsi="Times New Roman" w:cs="Times New Roman"/>
+        </w:rPr>
+        <w:t xml:space="preserve"> 0.00046416</w:t>
+      </w:r>
+      <w:r>
+        <w:rPr>
+          <w:rFonts w:ascii="Times New Roman" w:hAnsi="Times New Roman" w:cs="Times New Roman"/>
+        </w:rPr>
+        <w:t>,</w:t>
+      </w:r>
+      <w:r>
+        <w:rPr>
+          <w:rFonts w:ascii="Times New Roman" w:hAnsi="Times New Roman" w:cs="Times New Roman"/>
+        </w:rPr>
+        <w:t xml:space="preserve"> 0.00077426</w:t>
+      </w:r>
+      <w:r>
+        <w:rPr>
+          <w:rFonts w:ascii="Times New Roman" w:hAnsi="Times New Roman" w:cs="Times New Roman"/>
+        </w:rPr>
+        <w:t>,</w:t>
+      </w:r>
+      <w:r>
+        <w:rPr>
+          <w:rFonts w:ascii="Times New Roman" w:hAnsi="Times New Roman" w:cs="Times New Roman"/>
+        </w:rPr>
+        <w:t xml:space="preserve"> 0.00129155</w:t>
+      </w:r>
+      <w:r>
+        <w:rPr>
+          <w:rFonts w:ascii="Times New Roman" w:hAnsi="Times New Roman" w:cs="Times New Roman"/>
+        </w:rPr>
+        <w:t>,</w:t>
+      </w:r>
+    </w:p>
+    <w:p>
+      <w:pPr>
+        <w:spacing w:line="240" w:lineRule="auto"/>
+        <w:jc w:val="both"/>
+        <w:rPr>
+          <w:rFonts w:ascii="Times New Roman" w:hAnsi="Times New Roman" w:cs="Times New Roman"/>
+        </w:rPr>
+      </w:pPr>
+      <w:r>
+        <w:rPr>
+          <w:rFonts w:ascii="Times New Roman" w:hAnsi="Times New Roman" w:cs="Times New Roman"/>
+        </w:rPr>
+        <w:t xml:space="preserve"> 0.00215443</w:t>
+      </w:r>
+      <w:r>
+        <w:rPr>
+          <w:rFonts w:ascii="Times New Roman" w:hAnsi="Times New Roman" w:cs="Times New Roman"/>
+        </w:rPr>
+        <w:t>,</w:t>
+      </w:r>
+      <w:r>
+        <w:rPr>
+          <w:rFonts w:ascii="Times New Roman" w:hAnsi="Times New Roman" w:cs="Times New Roman"/>
+        </w:rPr>
+        <w:t xml:space="preserve"> 0.00359381</w:t>
+      </w:r>
+      <w:r>
+        <w:rPr>
+          <w:rFonts w:ascii="Times New Roman" w:hAnsi="Times New Roman" w:cs="Times New Roman"/>
+        </w:rPr>
+        <w:t>,</w:t>
+      </w:r>
+      <w:r>
+        <w:rPr>
+          <w:rFonts w:ascii="Times New Roman" w:hAnsi="Times New Roman" w:cs="Times New Roman"/>
+        </w:rPr>
+        <w:t xml:space="preserve"> 0.00599484</w:t>
+      </w:r>
+      <w:r>
+        <w:rPr>
+          <w:rFonts w:ascii="Times New Roman" w:hAnsi="Times New Roman" w:cs="Times New Roman"/>
+        </w:rPr>
+        <w:t>,</w:t>
+      </w:r>
+      <w:r>
+        <w:rPr>
+          <w:rFonts w:ascii="Times New Roman" w:hAnsi="Times New Roman" w:cs="Times New Roman"/>
+        </w:rPr>
+        <w:t xml:space="preserve"> 0.01</w:t>
+      </w:r>
+      <w:r>
+        <w:rPr>
+          <w:rFonts w:ascii="Times New Roman" w:hAnsi="Times New Roman" w:cs="Times New Roman"/>
+        </w:rPr>
+        <w:t>]</w:t>
+      </w:r>
+    </w:p>
+    <w:p>
+      <w:pPr>
+        <w:spacing w:line="240" w:lineRule="auto"/>
+        <w:jc w:val="both"/>
+        <w:rPr>
+          <w:rFonts w:ascii="Times New Roman" w:hAnsi="Times New Roman" w:cs="Times New Roman"/>
+          <w:b/>
+          <w:bCs/>
+        </w:rPr>
+      </w:pPr>
+      <w:proofErr w:type="spellStart"/>
+      <w:r>
+        <w:rPr>
+          <w:rFonts w:ascii="Times New Roman" w:hAnsi="Times New Roman" w:cs="Times New Roman"/>
+          <w:b/>
+          <w:bCs/>
+        </w:rPr>
+        <w:t>Graph</w:t>
+      </w:r>
+      <w:proofErr w:type="spellEnd"/>
+      <w:r>
+        <w:rPr>
+          <w:rFonts w:ascii="Times New Roman" w:hAnsi="Times New Roman" w:cs="Times New Roman"/>
+          <w:b/>
+          <w:bCs/>
+        </w:rPr>
+        <w:t xml:space="preserve"> </w:t>
+      </w:r>
+      <w:proofErr w:type="spellStart"/>
+      <w:r>
+        <w:rPr>
+          <w:rFonts w:ascii="Times New Roman" w:hAnsi="Times New Roman" w:cs="Times New Roman"/>
+          <w:b/>
+          <w:bCs/>
+        </w:rPr>
+        <w:t>Autoencoder</w:t>
+      </w:r>
+      <w:proofErr w:type="spellEnd"/>
+    </w:p>
+    <w:p>
+      <w:pPr>
+        <w:spacing w:line="240" w:lineRule="auto"/>
+        <w:jc w:val="both"/>
+        <w:rPr>
+          <w:rFonts w:ascii="Times New Roman" w:hAnsi="Times New Roman" w:cs="Times New Roman"/>
+        </w:rPr>
+      </w:pPr>
+      <w:r>
+        <w:rPr>
+          <w:rFonts w:ascii="Times New Roman" w:hAnsi="Times New Roman" w:cs="Times New Roman"/>
+        </w:rPr>
+        <w:t>En este modelo se enc</w:t>
+      </w:r>
+      <w:r>
+        <w:rPr>
+          <w:rFonts w:ascii="Times New Roman" w:hAnsi="Times New Roman" w:cs="Times New Roman"/>
+        </w:rPr>
+        <w:t>ontró que la tasa de aprendizaje con mejor desempeño fue de 0.0013 que alcanzó un 92.25% de AUC.</w:t>
+      </w:r>
+    </w:p>
+    <w:tbl>
+      <w:tblPr>
+        <w:tblStyle w:val="PlainTable5"/>
+        <w:tblpPr w:leftFromText="141" w:rightFromText="141" w:vertAnchor="text" w:horzAnchor="margin" w:tblpY="110"/>
+        <w:tblW w:w="3655" w:type="dxa"/>
+        <w:tblLook w:val="04A0" w:firstRow="1" w:lastRow="0" w:firstColumn="1" w:lastColumn="0" w:noHBand="0" w:noVBand="1"/>
+      </w:tblPr>
+      <w:tblGrid>
+        <w:gridCol w:w="770"/>
+        <w:gridCol w:w="941"/>
+        <w:gridCol w:w="1062"/>
+        <w:gridCol w:w="882"/>
+      </w:tblGrid>
+      <w:tr>
+        <w:trPr>
+          <w:cnfStyle w:val="100000000000" w:firstRow="1" w:lastRow="0" w:firstColumn="0" w:lastColumn="0" w:oddVBand="0" w:evenVBand="0" w:oddHBand="0" w:evenHBand="0" w:firstRowFirstColumn="0" w:firstRowLastColumn="0" w:lastRowFirstColumn="0" w:lastRowLastColumn="0"/>
+          <w:trHeight w:val="300"/>
+        </w:trPr>
+        <w:tc>
+          <w:tcPr>
+            <w:cnfStyle w:val="001000000100" w:firstRow="0" w:lastRow="0" w:firstColumn="1" w:lastColumn="0" w:oddVBand="0" w:evenVBand="0" w:oddHBand="0" w:evenHBand="0" w:firstRowFirstColumn="1" w:firstRowLastColumn="0" w:lastRowFirstColumn="0" w:lastRowLastColumn="0"/>
+            <w:tcW w:w="770" w:type="dxa"/>
+            <w:noWrap/>
+            <w:hideMark/>
+          </w:tcPr>
+          <w:p>
+            <w:pPr>
+              <w:rPr>
+                <w:rFonts w:ascii="Aptos Narrow" w:eastAsia="Times New Roman" w:hAnsi="Aptos Narrow" w:cs="Times New Roman"/>
+                <w:color w:val="000000"/>
+                <w:kern w:val="0"/>
+                <w:sz w:val="22"/>
+                <w:szCs w:val="22"/>
+                <w:lang w:eastAsia="es-CO"/>
+                <w14:ligatures w14:val="none"/>
+              </w:rPr>
+            </w:pPr>
+            <w:proofErr w:type="spellStart"/>
+            <w:r>
+              <w:rPr>
+                <w:rFonts w:ascii="Aptos Narrow" w:eastAsia="Times New Roman" w:hAnsi="Aptos Narrow" w:cs="Times New Roman"/>
+                <w:color w:val="000000"/>
+                <w:kern w:val="0"/>
+                <w:sz w:val="22"/>
+                <w:szCs w:val="22"/>
+                <w:lang w:eastAsia="es-CO"/>
+                <w14:ligatures w14:val="none"/>
+              </w:rPr>
+              <w:t>Epoch</w:t>
+            </w:r>
+            <w:proofErr w:type="spellEnd"/>
+          </w:p>
+        </w:tc>
+        <w:tc>
+          <w:tcPr>
+            <w:tcW w:w="941" w:type="dxa"/>
+            <w:noWrap/>
+            <w:hideMark/>
+          </w:tcPr>
+          <w:p>
+            <w:pPr>
+              <w:cnfStyle w:val="100000000000" w:firstRow="1" w:lastRow="0" w:firstColumn="0" w:lastColumn="0" w:oddVBand="0" w:evenVBand="0" w:oddHBand="0" w:evenHBand="0" w:firstRowFirstColumn="0" w:firstRowLastColumn="0" w:lastRowFirstColumn="0" w:lastRowLastColumn="0"/>
+              <w:rPr>
+                <w:rFonts w:ascii="Aptos Narrow" w:eastAsia="Times New Roman" w:hAnsi="Aptos Narrow" w:cs="Times New Roman"/>
+                <w:color w:val="000000"/>
+                <w:kern w:val="0"/>
+                <w:sz w:val="22"/>
+                <w:szCs w:val="22"/>
+                <w:lang w:eastAsia="es-CO"/>
+                <w14:ligatures w14:val="none"/>
+              </w:rPr>
+            </w:pPr>
+            <w:proofErr w:type="spellStart"/>
+            <w:r>
+              <w:rPr>
+                <w:rFonts w:ascii="Aptos Narrow" w:eastAsia="Times New Roman" w:hAnsi="Aptos Narrow" w:cs="Times New Roman"/>
+                <w:color w:val="000000"/>
+                <w:kern w:val="0"/>
+                <w:sz w:val="22"/>
+                <w:szCs w:val="22"/>
+                <w:lang w:eastAsia="es-CO"/>
+                <w14:ligatures w14:val="none"/>
+              </w:rPr>
+              <w:t>lr</w:t>
+            </w:r>
+            <w:proofErr w:type="spellEnd"/>
+          </w:p>
+        </w:tc>
+        <w:tc>
+          <w:tcPr>
+            <w:tcW w:w="1062" w:type="dxa"/>
+            <w:noWrap/>
+            <w:hideMark/>
+          </w:tcPr>
+          <w:p>
+            <w:pPr>
+              <w:cnfStyle w:val="100000000000" w:firstRow="1" w:lastRow="0" w:firstColumn="0" w:lastColumn="0" w:oddVBand="0" w:evenVBand="0" w:oddHBand="0" w:evenHBand="0" w:firstRowFirstColumn="0" w:firstRowLastColumn="0" w:lastRowFirstColumn="0" w:lastRowLastColumn="0"/>
+              <w:rPr>
+                <w:rFonts w:ascii="Aptos Narrow" w:eastAsia="Times New Roman" w:hAnsi="Aptos Narrow" w:cs="Times New Roman"/>
+                <w:color w:val="000000"/>
+                <w:kern w:val="0"/>
+                <w:sz w:val="22"/>
+                <w:szCs w:val="22"/>
+                <w:lang w:eastAsia="es-CO"/>
+                <w14:ligatures w14:val="none"/>
+              </w:rPr>
+            </w:pPr>
+            <w:proofErr w:type="spellStart"/>
+            <w:r>
+              <w:rPr>
+                <w:rFonts w:ascii="Aptos Narrow" w:eastAsia="Times New Roman" w:hAnsi="Aptos Narrow" w:cs="Times New Roman"/>
+                <w:color w:val="000000"/>
+                <w:kern w:val="0"/>
+                <w:sz w:val="22"/>
+                <w:szCs w:val="22"/>
+                <w:lang w:eastAsia="es-CO"/>
+                <w14:ligatures w14:val="none"/>
+              </w:rPr>
+              <w:t>train_loss</w:t>
+            </w:r>
+            <w:proofErr w:type="spellEnd"/>
+          </w:p>
+        </w:tc>
+        <w:tc>
+          <w:tcPr>
+            <w:tcW w:w="882" w:type="dxa"/>
+            <w:noWrap/>
+            <w:hideMark/>
+          </w:tcPr>
+          <w:p>
+            <w:pPr>
+              <w:cnfStyle w:val="100000000000" w:firstRow="1" w:lastRow="0" w:firstColumn="0" w:lastColumn="0" w:oddVBand="0" w:evenVBand="0" w:oddHBand="0" w:evenHBand="0" w:firstRowFirstColumn="0" w:firstRowLastColumn="0" w:lastRowFirstColumn="0" w:lastRowLastColumn="0"/>
+              <w:rPr>
+                <w:rFonts w:ascii="Aptos Narrow" w:eastAsia="Times New Roman" w:hAnsi="Aptos Narrow" w:cs="Times New Roman"/>
+                <w:color w:val="000000"/>
+                <w:kern w:val="0"/>
+                <w:sz w:val="22"/>
+                <w:szCs w:val="22"/>
+                <w:lang w:eastAsia="es-CO"/>
+                <w14:ligatures w14:val="none"/>
+              </w:rPr>
+            </w:pPr>
+            <w:proofErr w:type="spellStart"/>
+            <w:r>
+              <w:rPr>
+                <w:rFonts w:ascii="Aptos Narrow" w:eastAsia="Times New Roman" w:hAnsi="Aptos Narrow" w:cs="Times New Roman"/>
+                <w:color w:val="000000"/>
+                <w:kern w:val="0"/>
+                <w:sz w:val="22"/>
+                <w:szCs w:val="22"/>
+                <w:lang w:eastAsia="es-CO"/>
+                <w14:ligatures w14:val="none"/>
+              </w:rPr>
+              <w:t>val_auc</w:t>
+            </w:r>
+            <w:proofErr w:type="spellEnd"/>
+          </w:p>
+        </w:tc>
+      </w:tr>
+      <w:tr>
+        <w:trPr>
+          <w:cnfStyle w:val="000000100000" w:firstRow="0" w:lastRow="0" w:firstColumn="0" w:lastColumn="0" w:oddVBand="0" w:evenVBand="0" w:oddHBand="1" w:evenHBand="0" w:firstRowFirstColumn="0" w:firstRowLastColumn="0" w:lastRowFirstColumn="0" w:lastRowLastColumn="0"/>
+          <w:trHeight w:val="300"/>
+        </w:trPr>
+        <w:tc>
+          <w:tcPr>
+            <w:cnfStyle w:val="001000000000" w:firstRow="0" w:lastRow="0" w:firstColumn="1" w:lastColumn="0" w:oddVBand="0" w:evenVBand="0" w:oddHBand="0" w:evenHBand="0" w:firstRowFirstColumn="0" w:firstRowLastColumn="0" w:lastRowFirstColumn="0" w:lastRowLastColumn="0"/>
+            <w:tcW w:w="770" w:type="dxa"/>
+            <w:noWrap/>
+            <w:hideMark/>
+          </w:tcPr>
+          <w:p>
+            <w:pPr>
+              <w:rPr>
+                <w:rFonts w:ascii="Aptos Narrow" w:eastAsia="Times New Roman" w:hAnsi="Aptos Narrow" w:cs="Times New Roman"/>
+                <w:color w:val="000000"/>
+                <w:kern w:val="0"/>
+                <w:sz w:val="22"/>
+                <w:szCs w:val="22"/>
+                <w:lang w:eastAsia="es-CO"/>
+                <w14:ligatures w14:val="none"/>
+              </w:rPr>
+            </w:pPr>
+            <w:r>
+              <w:rPr>
+                <w:rFonts w:ascii="Aptos Narrow" w:eastAsia="Times New Roman" w:hAnsi="Aptos Narrow" w:cs="Times New Roman"/>
+                <w:color w:val="000000"/>
+                <w:kern w:val="0"/>
+                <w:sz w:val="22"/>
+                <w:szCs w:val="22"/>
+                <w:lang w:eastAsia="es-CO"/>
+                <w14:ligatures w14:val="none"/>
+              </w:rPr>
+              <w:t>60</w:t>
+            </w:r>
+          </w:p>
+        </w:tc>
+        <w:tc>
+          <w:tcPr>
+            <w:tcW w:w="941" w:type="dxa"/>
+            <w:noWrap/>
+            <w:hideMark/>
+          </w:tcPr>
+          <w:p>
+            <w:pPr>
+              <w:jc w:val="right"/>
+              <w:cnfStyle w:val="000000100000" w:firstRow="0" w:lastRow="0" w:firstColumn="0" w:lastColumn="0" w:oddVBand="0" w:evenVBand="0" w:oddHBand="1" w:evenHBand="0" w:firstRowFirstColumn="0" w:firstRowLastColumn="0" w:lastRowFirstColumn="0" w:lastRowLastColumn="0"/>
+              <w:rPr>
+                <w:rFonts w:ascii="Aptos Narrow" w:eastAsia="Times New Roman" w:hAnsi="Aptos Narrow" w:cs="Times New Roman"/>
+                <w:color w:val="000000"/>
+                <w:kern w:val="0"/>
+                <w:sz w:val="22"/>
+                <w:szCs w:val="22"/>
+                <w:lang w:eastAsia="es-CO"/>
+                <w14:ligatures w14:val="none"/>
+              </w:rPr>
+            </w:pPr>
+            <w:r>
+              <w:rPr>
+                <w:rFonts w:ascii="Aptos Narrow" w:eastAsia="Times New Roman" w:hAnsi="Aptos Narrow" w:cs="Times New Roman"/>
+                <w:color w:val="000000"/>
+                <w:kern w:val="0"/>
+                <w:sz w:val="22"/>
+                <w:szCs w:val="22"/>
+                <w:lang w:eastAsia="es-CO"/>
+                <w14:ligatures w14:val="none"/>
+              </w:rPr>
+              <w:t>0.0013</w:t>
+            </w:r>
+          </w:p>
+        </w:tc>
+        <w:tc>
+          <w:tcPr>
+            <w:tcW w:w="1062" w:type="dxa"/>
+            <w:noWrap/>
+            <w:hideMark/>
+          </w:tcPr>
+          <w:p>
+            <w:pPr>
+              <w:jc w:val="right"/>
+              <w:cnfStyle w:val="000000100000" w:firstRow="0" w:lastRow="0" w:firstColumn="0" w:lastColumn="0" w:oddVBand="0" w:evenVBand="0" w:oddHBand="1" w:evenHBand="0" w:firstRowFirstColumn="0" w:firstRowLastColumn="0" w:lastRowFirstColumn="0" w:lastRowLastColumn="0"/>
+              <w:rPr>
+                <w:rFonts w:ascii="Aptos Narrow" w:eastAsia="Times New Roman" w:hAnsi="Aptos Narrow" w:cs="Times New Roman"/>
+                <w:color w:val="000000"/>
+                <w:kern w:val="0"/>
+                <w:sz w:val="22"/>
+                <w:szCs w:val="22"/>
+                <w:lang w:eastAsia="es-CO"/>
+                <w14:ligatures w14:val="none"/>
+              </w:rPr>
+            </w:pPr>
+            <w:r>
+              <w:rPr>
+                <w:rFonts w:ascii="Aptos Narrow" w:eastAsia="Times New Roman" w:hAnsi="Aptos Narrow" w:cs="Times New Roman"/>
+                <w:color w:val="000000"/>
+                <w:kern w:val="0"/>
+                <w:sz w:val="22"/>
+                <w:szCs w:val="22"/>
+                <w:lang w:eastAsia="es-CO"/>
+                <w14:ligatures w14:val="none"/>
+              </w:rPr>
+              <w:t>0.5888</w:t>
+            </w:r>
+          </w:p>
+        </w:tc>
+        <w:tc>
+          <w:tcPr>
+            <w:tcW w:w="882" w:type="dxa"/>
+            <w:noWrap/>
+            <w:hideMark/>
+          </w:tcPr>
+          <w:p>
+            <w:pPr>
+              <w:jc w:val="right"/>
+              <w:cnfStyle w:val="000000100000" w:firstRow="0" w:lastRow="0" w:firstColumn="0" w:lastColumn="0" w:oddVBand="0" w:evenVBand="0" w:oddHBand="1" w:evenHBand="0" w:firstRowFirstColumn="0" w:firstRowLastColumn="0" w:lastRowFirstColumn="0" w:lastRowLastColumn="0"/>
+              <w:rPr>
+                <w:rFonts w:ascii="Aptos Narrow" w:eastAsia="Times New Roman" w:hAnsi="Aptos Narrow" w:cs="Times New Roman"/>
+                <w:color w:val="000000"/>
+                <w:kern w:val="0"/>
+                <w:sz w:val="22"/>
+                <w:szCs w:val="22"/>
+                <w:lang w:eastAsia="es-CO"/>
+                <w14:ligatures w14:val="none"/>
+              </w:rPr>
+            </w:pPr>
+            <w:r>
+              <w:rPr>
+                <w:rFonts w:ascii="Aptos Narrow" w:eastAsia="Times New Roman" w:hAnsi="Aptos Narrow" w:cs="Times New Roman"/>
+                <w:color w:val="000000"/>
+                <w:kern w:val="0"/>
+                <w:sz w:val="22"/>
+                <w:szCs w:val="22"/>
+                <w:lang w:eastAsia="es-CO"/>
+                <w14:ligatures w14:val="none"/>
+              </w:rPr>
+              <w:t>0.9225</w:t>
+            </w:r>
+          </w:p>
+        </w:tc>
+      </w:tr>
+      <w:tr>
+        <w:trPr>
+          <w:trHeight w:val="300"/>
+        </w:trPr>
+        <w:tc>
+          <w:tcPr>
+            <w:cnfStyle w:val="001000000000" w:firstRow="0" w:lastRow="0" w:firstColumn="1" w:lastColumn="0" w:oddVBand="0" w:evenVBand="0" w:oddHBand="0" w:evenHBand="0" w:firstRowFirstColumn="0" w:firstRowLastColumn="0" w:lastRowFirstColumn="0" w:lastRowLastColumn="0"/>
+            <w:tcW w:w="770" w:type="dxa"/>
+            <w:noWrap/>
+            <w:hideMark/>
+          </w:tcPr>
+          <w:p>
+            <w:pPr>
+              <w:rPr>
+                <w:rFonts w:ascii="Aptos Narrow" w:eastAsia="Times New Roman" w:hAnsi="Aptos Narrow" w:cs="Times New Roman"/>
+                <w:color w:val="000000"/>
+                <w:kern w:val="0"/>
+                <w:sz w:val="22"/>
+                <w:szCs w:val="22"/>
+                <w:lang w:eastAsia="es-CO"/>
+                <w14:ligatures w14:val="none"/>
+              </w:rPr>
+            </w:pPr>
+            <w:r>
+              <w:rPr>
+                <w:rFonts w:ascii="Aptos Narrow" w:eastAsia="Times New Roman" w:hAnsi="Aptos Narrow" w:cs="Times New Roman"/>
+                <w:color w:val="000000"/>
+                <w:kern w:val="0"/>
+                <w:sz w:val="22"/>
+                <w:szCs w:val="22"/>
+                <w:lang w:eastAsia="es-CO"/>
+                <w14:ligatures w14:val="none"/>
+              </w:rPr>
+              <w:t>50</w:t>
+            </w:r>
+          </w:p>
+        </w:tc>
+        <w:tc>
+          <w:tcPr>
+            <w:tcW w:w="941" w:type="dxa"/>
+            <w:noWrap/>
+            <w:hideMark/>
+          </w:tcPr>
+          <w:p>
+            <w:pPr>
+              <w:jc w:val="right"/>
+              <w:cnfStyle w:val="000000000000" w:firstRow="0" w:lastRow="0" w:firstColumn="0" w:lastColumn="0" w:oddVBand="0" w:evenVBand="0" w:oddHBand="0" w:evenHBand="0" w:firstRowFirstColumn="0" w:firstRowLastColumn="0" w:lastRowFirstColumn="0" w:lastRowLastColumn="0"/>
+              <w:rPr>
+                <w:rFonts w:ascii="Aptos Narrow" w:eastAsia="Times New Roman" w:hAnsi="Aptos Narrow" w:cs="Times New Roman"/>
+                <w:color w:val="000000"/>
+                <w:kern w:val="0"/>
+                <w:sz w:val="22"/>
+                <w:szCs w:val="22"/>
+                <w:lang w:eastAsia="es-CO"/>
+                <w14:ligatures w14:val="none"/>
+              </w:rPr>
+            </w:pPr>
+            <w:r>
+              <w:rPr>
+                <w:rFonts w:ascii="Aptos Narrow" w:eastAsia="Times New Roman" w:hAnsi="Aptos Narrow" w:cs="Times New Roman"/>
+                <w:color w:val="000000"/>
+                <w:kern w:val="0"/>
+                <w:sz w:val="22"/>
+                <w:szCs w:val="22"/>
+                <w:lang w:eastAsia="es-CO"/>
+                <w14:ligatures w14:val="none"/>
+              </w:rPr>
+              <w:t>0.01</w:t>
+            </w:r>
+          </w:p>
+        </w:tc>
+        <w:tc>
+          <w:tcPr>
+            <w:tcW w:w="1062" w:type="dxa"/>
+            <w:noWrap/>
+            <w:hideMark/>
+          </w:tcPr>
+          <w:p>
+            <w:pPr>
+              <w:jc w:val="right"/>
+              <w:cnfStyle w:val="000000000000" w:firstRow="0" w:lastRow="0" w:firstColumn="0" w:lastColumn="0" w:oddVBand="0" w:evenVBand="0" w:oddHBand="0" w:evenHBand="0" w:firstRowFirstColumn="0" w:firstRowLastColumn="0" w:lastRowFirstColumn="0" w:lastRowLastColumn="0"/>
+              <w:rPr>
+                <w:rFonts w:ascii="Aptos Narrow" w:eastAsia="Times New Roman" w:hAnsi="Aptos Narrow" w:cs="Times New Roman"/>
+                <w:color w:val="000000"/>
+                <w:kern w:val="0"/>
+                <w:sz w:val="22"/>
+                <w:szCs w:val="22"/>
+                <w:lang w:eastAsia="es-CO"/>
+                <w14:ligatures w14:val="none"/>
+              </w:rPr>
+            </w:pPr>
+            <w:r>
+              <w:rPr>
+                <w:rFonts w:ascii="Aptos Narrow" w:eastAsia="Times New Roman" w:hAnsi="Aptos Narrow" w:cs="Times New Roman"/>
+                <w:color w:val="000000"/>
+                <w:kern w:val="0"/>
+                <w:sz w:val="22"/>
+                <w:szCs w:val="22"/>
+                <w:lang w:eastAsia="es-CO"/>
+                <w14:ligatures w14:val="none"/>
+              </w:rPr>
+              <w:t>0.5883</w:t>
+            </w:r>
+          </w:p>
+        </w:tc>
+        <w:tc>
+          <w:tcPr>
+            <w:tcW w:w="882" w:type="dxa"/>
+            <w:noWrap/>
+            <w:hideMark/>
+          </w:tcPr>
+          <w:p>
+            <w:pPr>
+              <w:jc w:val="right"/>
+              <w:cnfStyle w:val="000000000000" w:firstRow="0" w:lastRow="0" w:firstColumn="0" w:lastColumn="0" w:oddVBand="0" w:evenVBand="0" w:oddHBand="0" w:evenHBand="0" w:firstRowFirstColumn="0" w:firstRowLastColumn="0" w:lastRowFirstColumn="0" w:lastRowLastColumn="0"/>
+              <w:rPr>
+                <w:rFonts w:ascii="Aptos Narrow" w:eastAsia="Times New Roman" w:hAnsi="Aptos Narrow" w:cs="Times New Roman"/>
+                <w:color w:val="000000"/>
+                <w:kern w:val="0"/>
+                <w:sz w:val="22"/>
+                <w:szCs w:val="22"/>
+                <w:lang w:eastAsia="es-CO"/>
+                <w14:ligatures w14:val="none"/>
+              </w:rPr>
+            </w:pPr>
+            <w:r>
+              <w:rPr>
+                <w:rFonts w:ascii="Aptos Narrow" w:eastAsia="Times New Roman" w:hAnsi="Aptos Narrow" w:cs="Times New Roman"/>
+                <w:color w:val="000000"/>
+                <w:kern w:val="0"/>
+                <w:sz w:val="22"/>
+                <w:szCs w:val="22"/>
+                <w:lang w:eastAsia="es-CO"/>
+                <w14:ligatures w14:val="none"/>
+              </w:rPr>
+              <w:t>0.9224</w:t>
+            </w:r>
+          </w:p>
+        </w:tc>
+      </w:tr>
+      <w:tr>
+        <w:trPr>
+          <w:cnfStyle w:val="000000100000" w:firstRow="0" w:lastRow="0" w:firstColumn="0" w:lastColumn="0" w:oddVBand="0" w:evenVBand="0" w:oddHBand="1" w:evenHBand="0" w:firstRowFirstColumn="0" w:firstRowLastColumn="0" w:lastRowFirstColumn="0" w:lastRowLastColumn="0"/>
+          <w:trHeight w:val="300"/>
+        </w:trPr>
+        <w:tc>
+          <w:tcPr>
+            <w:cnfStyle w:val="001000000000" w:firstRow="0" w:lastRow="0" w:firstColumn="1" w:lastColumn="0" w:oddVBand="0" w:evenVBand="0" w:oddHBand="0" w:evenHBand="0" w:firstRowFirstColumn="0" w:firstRowLastColumn="0" w:lastRowFirstColumn="0" w:lastRowLastColumn="0"/>
+            <w:tcW w:w="770" w:type="dxa"/>
+            <w:noWrap/>
+            <w:hideMark/>
+          </w:tcPr>
+          <w:p>
+            <w:pPr>
+              <w:rPr>
+                <w:rFonts w:ascii="Aptos Narrow" w:eastAsia="Times New Roman" w:hAnsi="Aptos Narrow" w:cs="Times New Roman"/>
+                <w:color w:val="000000"/>
+                <w:kern w:val="0"/>
+                <w:sz w:val="22"/>
+                <w:szCs w:val="22"/>
+                <w:lang w:eastAsia="es-CO"/>
+                <w14:ligatures w14:val="none"/>
+              </w:rPr>
+            </w:pPr>
+            <w:r>
+              <w:rPr>
+                <w:rFonts w:ascii="Aptos Narrow" w:eastAsia="Times New Roman" w:hAnsi="Aptos Narrow" w:cs="Times New Roman"/>
+                <w:color w:val="000000"/>
+                <w:kern w:val="0"/>
+                <w:sz w:val="22"/>
+                <w:szCs w:val="22"/>
+                <w:lang w:eastAsia="es-CO"/>
+                <w14:ligatures w14:val="none"/>
+              </w:rPr>
+              <w:t>60</w:t>
+            </w:r>
+          </w:p>
+        </w:tc>
+        <w:tc>
+          <w:tcPr>
+            <w:tcW w:w="941" w:type="dxa"/>
+            <w:noWrap/>
+            <w:hideMark/>
+          </w:tcPr>
+          <w:p>
+            <w:pPr>
+              <w:jc w:val="right"/>
+              <w:cnfStyle w:val="000000100000" w:firstRow="0" w:lastRow="0" w:firstColumn="0" w:lastColumn="0" w:oddVBand="0" w:evenVBand="0" w:oddHBand="1" w:evenHBand="0" w:firstRowFirstColumn="0" w:firstRowLastColumn="0" w:lastRowFirstColumn="0" w:lastRowLastColumn="0"/>
+              <w:rPr>
+                <w:rFonts w:ascii="Aptos Narrow" w:eastAsia="Times New Roman" w:hAnsi="Aptos Narrow" w:cs="Times New Roman"/>
+                <w:color w:val="000000"/>
+                <w:kern w:val="0"/>
+                <w:sz w:val="22"/>
+                <w:szCs w:val="22"/>
+                <w:lang w:eastAsia="es-CO"/>
+                <w14:ligatures w14:val="none"/>
+              </w:rPr>
+            </w:pPr>
+            <w:r>
+              <w:rPr>
+                <w:rFonts w:ascii="Aptos Narrow" w:eastAsia="Times New Roman" w:hAnsi="Aptos Narrow" w:cs="Times New Roman"/>
+                <w:color w:val="000000"/>
+                <w:kern w:val="0"/>
+                <w:sz w:val="22"/>
+                <w:szCs w:val="22"/>
+                <w:lang w:eastAsia="es-CO"/>
+                <w14:ligatures w14:val="none"/>
+              </w:rPr>
+              <w:t>0.0002</w:t>
+            </w:r>
+          </w:p>
+        </w:tc>
+        <w:tc>
+          <w:tcPr>
+            <w:tcW w:w="1062" w:type="dxa"/>
+            <w:noWrap/>
+            <w:hideMark/>
+          </w:tcPr>
+          <w:p>
+            <w:pPr>
+              <w:jc w:val="right"/>
+              <w:cnfStyle w:val="000000100000" w:firstRow="0" w:lastRow="0" w:firstColumn="0" w:lastColumn="0" w:oddVBand="0" w:evenVBand="0" w:oddHBand="1" w:evenHBand="0" w:firstRowFirstColumn="0" w:firstRowLastColumn="0" w:lastRowFirstColumn="0" w:lastRowLastColumn="0"/>
+              <w:rPr>
+                <w:rFonts w:ascii="Aptos Narrow" w:eastAsia="Times New Roman" w:hAnsi="Aptos Narrow" w:cs="Times New Roman"/>
+                <w:color w:val="000000"/>
+                <w:kern w:val="0"/>
+                <w:sz w:val="22"/>
+                <w:szCs w:val="22"/>
+                <w:lang w:eastAsia="es-CO"/>
+                <w14:ligatures w14:val="none"/>
+              </w:rPr>
+            </w:pPr>
+            <w:r>
+              <w:rPr>
+                <w:rFonts w:ascii="Aptos Narrow" w:eastAsia="Times New Roman" w:hAnsi="Aptos Narrow" w:cs="Times New Roman"/>
+                <w:color w:val="000000"/>
+                <w:kern w:val="0"/>
+                <w:sz w:val="22"/>
+                <w:szCs w:val="22"/>
+                <w:lang w:eastAsia="es-CO"/>
+                <w14:ligatures w14:val="none"/>
+              </w:rPr>
+              <w:t>0.5915</w:t>
+            </w:r>
+          </w:p>
+        </w:tc>
+        <w:tc>
+          <w:tcPr>
+            <w:tcW w:w="882" w:type="dxa"/>
+            <w:noWrap/>
+            <w:hideMark/>
+          </w:tcPr>
+          <w:p>
+            <w:pPr>
+              <w:jc w:val="right"/>
+              <w:cnfStyle w:val="000000100000" w:firstRow="0" w:lastRow="0" w:firstColumn="0" w:lastColumn="0" w:oddVBand="0" w:evenVBand="0" w:oddHBand="1" w:evenHBand="0" w:firstRowFirstColumn="0" w:firstRowLastColumn="0" w:lastRowFirstColumn="0" w:lastRowLastColumn="0"/>
+              <w:rPr>
+                <w:rFonts w:ascii="Aptos Narrow" w:eastAsia="Times New Roman" w:hAnsi="Aptos Narrow" w:cs="Times New Roman"/>
+                <w:color w:val="000000"/>
+                <w:kern w:val="0"/>
+                <w:sz w:val="22"/>
+                <w:szCs w:val="22"/>
+                <w:lang w:eastAsia="es-CO"/>
+                <w14:ligatures w14:val="none"/>
+              </w:rPr>
+            </w:pPr>
+            <w:r>
+              <w:rPr>
+                <w:rFonts w:ascii="Aptos Narrow" w:eastAsia="Times New Roman" w:hAnsi="Aptos Narrow" w:cs="Times New Roman"/>
+                <w:color w:val="000000"/>
+                <w:kern w:val="0"/>
+                <w:sz w:val="22"/>
+                <w:szCs w:val="22"/>
+                <w:lang w:eastAsia="es-CO"/>
+                <w14:ligatures w14:val="none"/>
+              </w:rPr>
+              <w:t>0.9215</w:t>
+            </w:r>
+          </w:p>
+        </w:tc>
+      </w:tr>
+      <w:tr>
+        <w:trPr>
+          <w:trHeight w:val="300"/>
+        </w:trPr>
+        <w:tc>
+          <w:tcPr>
+            <w:cnfStyle w:val="001000000000" w:firstRow="0" w:lastRow="0" w:firstColumn="1" w:lastColumn="0" w:oddVBand="0" w:evenVBand="0" w:oddHBand="0" w:evenHBand="0" w:firstRowFirstColumn="0" w:firstRowLastColumn="0" w:lastRowFirstColumn="0" w:lastRowLastColumn="0"/>
+            <w:tcW w:w="770" w:type="dxa"/>
+            <w:noWrap/>
+            <w:hideMark/>
+          </w:tcPr>
+          <w:p>
+            <w:pPr>
+              <w:rPr>
+                <w:rFonts w:ascii="Aptos Narrow" w:eastAsia="Times New Roman" w:hAnsi="Aptos Narrow" w:cs="Times New Roman"/>
+                <w:color w:val="000000"/>
+                <w:kern w:val="0"/>
+                <w:sz w:val="22"/>
+                <w:szCs w:val="22"/>
+                <w:lang w:eastAsia="es-CO"/>
+                <w14:ligatures w14:val="none"/>
+              </w:rPr>
+            </w:pPr>
+            <w:r>
+              <w:rPr>
+                <w:rFonts w:ascii="Aptos Narrow" w:eastAsia="Times New Roman" w:hAnsi="Aptos Narrow" w:cs="Times New Roman"/>
+                <w:color w:val="000000"/>
+                <w:kern w:val="0"/>
+                <w:sz w:val="22"/>
+                <w:szCs w:val="22"/>
+                <w:lang w:eastAsia="es-CO"/>
+                <w14:ligatures w14:val="none"/>
+              </w:rPr>
+              <w:t>60</w:t>
+            </w:r>
+          </w:p>
+        </w:tc>
+        <w:tc>
+          <w:tcPr>
+            <w:tcW w:w="941" w:type="dxa"/>
+            <w:noWrap/>
+            <w:hideMark/>
+          </w:tcPr>
+          <w:p>
+            <w:pPr>
+              <w:jc w:val="right"/>
+              <w:cnfStyle w:val="000000000000" w:firstRow="0" w:lastRow="0" w:firstColumn="0" w:lastColumn="0" w:oddVBand="0" w:evenVBand="0" w:oddHBand="0" w:evenHBand="0" w:firstRowFirstColumn="0" w:firstRowLastColumn="0" w:lastRowFirstColumn="0" w:lastRowLastColumn="0"/>
+              <w:rPr>
+                <w:rFonts w:ascii="Aptos Narrow" w:eastAsia="Times New Roman" w:hAnsi="Aptos Narrow" w:cs="Times New Roman"/>
+                <w:color w:val="000000"/>
+                <w:kern w:val="0"/>
+                <w:sz w:val="22"/>
+                <w:szCs w:val="22"/>
+                <w:lang w:eastAsia="es-CO"/>
+                <w14:ligatures w14:val="none"/>
+              </w:rPr>
+            </w:pPr>
+            <w:r>
+              <w:rPr>
+                <w:rFonts w:ascii="Aptos Narrow" w:eastAsia="Times New Roman" w:hAnsi="Aptos Narrow" w:cs="Times New Roman"/>
+                <w:color w:val="000000"/>
+                <w:kern w:val="0"/>
+                <w:sz w:val="22"/>
+                <w:szCs w:val="22"/>
+                <w:lang w:eastAsia="es-CO"/>
+                <w14:ligatures w14:val="none"/>
+              </w:rPr>
+              <w:t>0.0005</w:t>
+            </w:r>
+          </w:p>
+        </w:tc>
+        <w:tc>
+          <w:tcPr>
+            <w:tcW w:w="1062" w:type="dxa"/>
+            <w:noWrap/>
+            <w:hideMark/>
+          </w:tcPr>
+          <w:p>
+            <w:pPr>
+              <w:jc w:val="right"/>
+              <w:cnfStyle w:val="000000000000" w:firstRow="0" w:lastRow="0" w:firstColumn="0" w:lastColumn="0" w:oddVBand="0" w:evenVBand="0" w:oddHBand="0" w:evenHBand="0" w:firstRowFirstColumn="0" w:firstRowLastColumn="0" w:lastRowFirstColumn="0" w:lastRowLastColumn="0"/>
+              <w:rPr>
+                <w:rFonts w:ascii="Aptos Narrow" w:eastAsia="Times New Roman" w:hAnsi="Aptos Narrow" w:cs="Times New Roman"/>
+                <w:color w:val="000000"/>
+                <w:kern w:val="0"/>
+                <w:sz w:val="22"/>
+                <w:szCs w:val="22"/>
+                <w:lang w:eastAsia="es-CO"/>
+                <w14:ligatures w14:val="none"/>
+              </w:rPr>
+            </w:pPr>
+            <w:r>
+              <w:rPr>
+                <w:rFonts w:ascii="Aptos Narrow" w:eastAsia="Times New Roman" w:hAnsi="Aptos Narrow" w:cs="Times New Roman"/>
+                <w:color w:val="000000"/>
+                <w:kern w:val="0"/>
+                <w:sz w:val="22"/>
+                <w:szCs w:val="22"/>
+                <w:lang w:eastAsia="es-CO"/>
+                <w14:ligatures w14:val="none"/>
+              </w:rPr>
+              <w:t>0.591</w:t>
+            </w:r>
+          </w:p>
+        </w:tc>
+        <w:tc>
+          <w:tcPr>
+            <w:tcW w:w="882" w:type="dxa"/>
+            <w:noWrap/>
+            <w:hideMark/>
+          </w:tcPr>
+          <w:p>
+            <w:pPr>
+              <w:jc w:val="right"/>
+              <w:cnfStyle w:val="000000000000" w:firstRow="0" w:lastRow="0" w:firstColumn="0" w:lastColumn="0" w:oddVBand="0" w:evenVBand="0" w:oddHBand="0" w:evenHBand="0" w:firstRowFirstColumn="0" w:firstRowLastColumn="0" w:lastRowFirstColumn="0" w:lastRowLastColumn="0"/>
+              <w:rPr>
+                <w:rFonts w:ascii="Aptos Narrow" w:eastAsia="Times New Roman" w:hAnsi="Aptos Narrow" w:cs="Times New Roman"/>
+                <w:color w:val="000000"/>
+                <w:kern w:val="0"/>
+                <w:sz w:val="22"/>
+                <w:szCs w:val="22"/>
+                <w:lang w:eastAsia="es-CO"/>
+                <w14:ligatures w14:val="none"/>
+              </w:rPr>
+            </w:pPr>
+            <w:r>
+              <w:rPr>
+                <w:rFonts w:ascii="Aptos Narrow" w:eastAsia="Times New Roman" w:hAnsi="Aptos Narrow" w:cs="Times New Roman"/>
+                <w:color w:val="000000"/>
+                <w:kern w:val="0"/>
+                <w:sz w:val="22"/>
+                <w:szCs w:val="22"/>
+                <w:lang w:eastAsia="es-CO"/>
+                <w14:ligatures w14:val="none"/>
+              </w:rPr>
+              <w:t>0.9214</w:t>
+            </w:r>
+          </w:p>
+        </w:tc>
+      </w:tr>
+      <w:tr>
+        <w:trPr>
+          <w:cnfStyle w:val="000000100000" w:firstRow="0" w:lastRow="0" w:firstColumn="0" w:lastColumn="0" w:oddVBand="0" w:evenVBand="0" w:oddHBand="1" w:evenHBand="0" w:firstRowFirstColumn="0" w:firstRowLastColumn="0" w:lastRowFirstColumn="0" w:lastRowLastColumn="0"/>
+          <w:trHeight w:val="300"/>
+        </w:trPr>
+        <w:tc>
+          <w:tcPr>
+            <w:cnfStyle w:val="001000000000" w:firstRow="0" w:lastRow="0" w:firstColumn="1" w:lastColumn="0" w:oddVBand="0" w:evenVBand="0" w:oddHBand="0" w:evenHBand="0" w:firstRowFirstColumn="0" w:firstRowLastColumn="0" w:lastRowFirstColumn="0" w:lastRowLastColumn="0"/>
+            <w:tcW w:w="770" w:type="dxa"/>
+            <w:noWrap/>
+            <w:hideMark/>
+          </w:tcPr>
+          <w:p>
+            <w:pPr>
+              <w:rPr>
+                <w:rFonts w:ascii="Aptos Narrow" w:eastAsia="Times New Roman" w:hAnsi="Aptos Narrow" w:cs="Times New Roman"/>
+                <w:color w:val="000000"/>
+                <w:kern w:val="0"/>
+                <w:sz w:val="22"/>
+                <w:szCs w:val="22"/>
+                <w:lang w:eastAsia="es-CO"/>
+                <w14:ligatures w14:val="none"/>
+              </w:rPr>
+            </w:pPr>
+            <w:r>
+              <w:rPr>
+                <w:rFonts w:ascii="Aptos Narrow" w:eastAsia="Times New Roman" w:hAnsi="Aptos Narrow" w:cs="Times New Roman"/>
+                <w:color w:val="000000"/>
+                <w:kern w:val="0"/>
+                <w:sz w:val="22"/>
+                <w:szCs w:val="22"/>
+                <w:lang w:eastAsia="es-CO"/>
+                <w14:ligatures w14:val="none"/>
+              </w:rPr>
+              <w:t>70</w:t>
+            </w:r>
+          </w:p>
+        </w:tc>
+        <w:tc>
+          <w:tcPr>
+            <w:tcW w:w="941" w:type="dxa"/>
+            <w:noWrap/>
+            <w:hideMark/>
+          </w:tcPr>
+          <w:p>
+            <w:pPr>
+              <w:jc w:val="right"/>
+              <w:cnfStyle w:val="000000100000" w:firstRow="0" w:lastRow="0" w:firstColumn="0" w:lastColumn="0" w:oddVBand="0" w:evenVBand="0" w:oddHBand="1" w:evenHBand="0" w:firstRowFirstColumn="0" w:firstRowLastColumn="0" w:lastRowFirstColumn="0" w:lastRowLastColumn="0"/>
+              <w:rPr>
+                <w:rFonts w:ascii="Aptos Narrow" w:eastAsia="Times New Roman" w:hAnsi="Aptos Narrow" w:cs="Times New Roman"/>
+                <w:color w:val="000000"/>
+                <w:kern w:val="0"/>
+                <w:sz w:val="22"/>
+                <w:szCs w:val="22"/>
+                <w:lang w:eastAsia="es-CO"/>
+                <w14:ligatures w14:val="none"/>
+              </w:rPr>
+            </w:pPr>
+            <w:r>
+              <w:rPr>
+                <w:rFonts w:ascii="Aptos Narrow" w:eastAsia="Times New Roman" w:hAnsi="Aptos Narrow" w:cs="Times New Roman"/>
+                <w:color w:val="000000"/>
+                <w:kern w:val="0"/>
+                <w:sz w:val="22"/>
+                <w:szCs w:val="22"/>
+                <w:lang w:eastAsia="es-CO"/>
+                <w14:ligatures w14:val="none"/>
+              </w:rPr>
+              <w:t>0.0036</w:t>
+            </w:r>
+          </w:p>
+        </w:tc>
+        <w:tc>
+          <w:tcPr>
+            <w:tcW w:w="1062" w:type="dxa"/>
+            <w:noWrap/>
+            <w:hideMark/>
+          </w:tcPr>
+          <w:p>
+            <w:pPr>
+              <w:jc w:val="right"/>
+              <w:cnfStyle w:val="000000100000" w:firstRow="0" w:lastRow="0" w:firstColumn="0" w:lastColumn="0" w:oddVBand="0" w:evenVBand="0" w:oddHBand="1" w:evenHBand="0" w:firstRowFirstColumn="0" w:firstRowLastColumn="0" w:lastRowFirstColumn="0" w:lastRowLastColumn="0"/>
+              <w:rPr>
+                <w:rFonts w:ascii="Aptos Narrow" w:eastAsia="Times New Roman" w:hAnsi="Aptos Narrow" w:cs="Times New Roman"/>
+                <w:color w:val="000000"/>
+                <w:kern w:val="0"/>
+                <w:sz w:val="22"/>
+                <w:szCs w:val="22"/>
+                <w:lang w:eastAsia="es-CO"/>
+                <w14:ligatures w14:val="none"/>
+              </w:rPr>
+            </w:pPr>
+            <w:r>
+              <w:rPr>
+                <w:rFonts w:ascii="Aptos Narrow" w:eastAsia="Times New Roman" w:hAnsi="Aptos Narrow" w:cs="Times New Roman"/>
+                <w:color w:val="000000"/>
+                <w:kern w:val="0"/>
+                <w:sz w:val="22"/>
+                <w:szCs w:val="22"/>
+                <w:lang w:eastAsia="es-CO"/>
+                <w14:ligatures w14:val="none"/>
+              </w:rPr>
+              <w:t>0.5845</w:t>
+            </w:r>
+          </w:p>
+        </w:tc>
+        <w:tc>
+          <w:tcPr>
+            <w:tcW w:w="882" w:type="dxa"/>
+            <w:noWrap/>
+            <w:hideMark/>
+          </w:tcPr>
+          <w:p>
+            <w:pPr>
+              <w:jc w:val="right"/>
+              <w:cnfStyle w:val="000000100000" w:firstRow="0" w:lastRow="0" w:firstColumn="0" w:lastColumn="0" w:oddVBand="0" w:evenVBand="0" w:oddHBand="1" w:evenHBand="0" w:firstRowFirstColumn="0" w:firstRowLastColumn="0" w:lastRowFirstColumn="0" w:lastRowLastColumn="0"/>
+              <w:rPr>
+                <w:rFonts w:ascii="Aptos Narrow" w:eastAsia="Times New Roman" w:hAnsi="Aptos Narrow" w:cs="Times New Roman"/>
+                <w:color w:val="000000"/>
+                <w:kern w:val="0"/>
+                <w:sz w:val="22"/>
+                <w:szCs w:val="22"/>
+                <w:lang w:eastAsia="es-CO"/>
+                <w14:ligatures w14:val="none"/>
+              </w:rPr>
+            </w:pPr>
+            <w:r>
+              <w:rPr>
+                <w:rFonts w:ascii="Aptos Narrow" w:eastAsia="Times New Roman" w:hAnsi="Aptos Narrow" w:cs="Times New Roman"/>
+                <w:color w:val="000000"/>
+                <w:kern w:val="0"/>
+                <w:sz w:val="22"/>
+                <w:szCs w:val="22"/>
+                <w:lang w:eastAsia="es-CO"/>
+                <w14:ligatures w14:val="none"/>
+              </w:rPr>
+              <w:t>0.9181</w:t>
+            </w:r>
+          </w:p>
+        </w:tc>
+      </w:tr>
+      <w:tr>
+        <w:trPr>
+          <w:trHeight w:val="300"/>
+        </w:trPr>
+        <w:tc>
+          <w:tcPr>
+            <w:cnfStyle w:val="001000000000" w:firstRow="0" w:lastRow="0" w:firstColumn="1" w:lastColumn="0" w:oddVBand="0" w:evenVBand="0" w:oddHBand="0" w:evenHBand="0" w:firstRowFirstColumn="0" w:firstRowLastColumn="0" w:lastRowFirstColumn="0" w:lastRowLastColumn="0"/>
+            <w:tcW w:w="770" w:type="dxa"/>
+            <w:noWrap/>
+            <w:hideMark/>
+          </w:tcPr>
+          <w:p>
+            <w:pPr>
+              <w:rPr>
+                <w:rFonts w:ascii="Aptos Narrow" w:eastAsia="Times New Roman" w:hAnsi="Aptos Narrow" w:cs="Times New Roman"/>
+                <w:color w:val="000000"/>
+                <w:kern w:val="0"/>
+                <w:sz w:val="22"/>
+                <w:szCs w:val="22"/>
+                <w:lang w:eastAsia="es-CO"/>
+                <w14:ligatures w14:val="none"/>
+              </w:rPr>
+            </w:pPr>
+            <w:r>
+              <w:rPr>
+                <w:rFonts w:ascii="Aptos Narrow" w:eastAsia="Times New Roman" w:hAnsi="Aptos Narrow" w:cs="Times New Roman"/>
+                <w:color w:val="000000"/>
+                <w:kern w:val="0"/>
+                <w:sz w:val="22"/>
+                <w:szCs w:val="22"/>
+                <w:lang w:eastAsia="es-CO"/>
+                <w14:ligatures w14:val="none"/>
+              </w:rPr>
+              <w:t>40</w:t>
+            </w:r>
+          </w:p>
+        </w:tc>
+        <w:tc>
+          <w:tcPr>
+            <w:tcW w:w="941" w:type="dxa"/>
+            <w:noWrap/>
+            <w:hideMark/>
+          </w:tcPr>
+          <w:p>
+            <w:pPr>
+              <w:jc w:val="right"/>
+              <w:cnfStyle w:val="000000000000" w:firstRow="0" w:lastRow="0" w:firstColumn="0" w:lastColumn="0" w:oddVBand="0" w:evenVBand="0" w:oddHBand="0" w:evenHBand="0" w:firstRowFirstColumn="0" w:firstRowLastColumn="0" w:lastRowFirstColumn="0" w:lastRowLastColumn="0"/>
+              <w:rPr>
+                <w:rFonts w:ascii="Aptos Narrow" w:eastAsia="Times New Roman" w:hAnsi="Aptos Narrow" w:cs="Times New Roman"/>
+                <w:color w:val="000000"/>
+                <w:kern w:val="0"/>
+                <w:sz w:val="22"/>
+                <w:szCs w:val="22"/>
+                <w:lang w:eastAsia="es-CO"/>
+                <w14:ligatures w14:val="none"/>
+              </w:rPr>
+            </w:pPr>
+            <w:r>
+              <w:rPr>
+                <w:rFonts w:ascii="Aptos Narrow" w:eastAsia="Times New Roman" w:hAnsi="Aptos Narrow" w:cs="Times New Roman"/>
+                <w:color w:val="000000"/>
+                <w:kern w:val="0"/>
+                <w:sz w:val="22"/>
+                <w:szCs w:val="22"/>
+                <w:lang w:eastAsia="es-CO"/>
+                <w14:ligatures w14:val="none"/>
+              </w:rPr>
+              <w:t>0.0001</w:t>
+            </w:r>
+          </w:p>
+        </w:tc>
+        <w:tc>
+          <w:tcPr>
+            <w:tcW w:w="1062" w:type="dxa"/>
+            <w:noWrap/>
+            <w:hideMark/>
+          </w:tcPr>
+          <w:p>
+            <w:pPr>
+              <w:jc w:val="right"/>
+              <w:cnfStyle w:val="000000000000" w:firstRow="0" w:lastRow="0" w:firstColumn="0" w:lastColumn="0" w:oddVBand="0" w:evenVBand="0" w:oddHBand="0" w:evenHBand="0" w:firstRowFirstColumn="0" w:firstRowLastColumn="0" w:lastRowFirstColumn="0" w:lastRowLastColumn="0"/>
+              <w:rPr>
+                <w:rFonts w:ascii="Aptos Narrow" w:eastAsia="Times New Roman" w:hAnsi="Aptos Narrow" w:cs="Times New Roman"/>
+                <w:color w:val="000000"/>
+                <w:kern w:val="0"/>
+                <w:sz w:val="22"/>
+                <w:szCs w:val="22"/>
+                <w:lang w:eastAsia="es-CO"/>
+                <w14:ligatures w14:val="none"/>
+              </w:rPr>
+            </w:pPr>
+            <w:r>
+              <w:rPr>
+                <w:rFonts w:ascii="Aptos Narrow" w:eastAsia="Times New Roman" w:hAnsi="Aptos Narrow" w:cs="Times New Roman"/>
+                <w:color w:val="000000"/>
+                <w:kern w:val="0"/>
+                <w:sz w:val="22"/>
+                <w:szCs w:val="22"/>
+                <w:lang w:eastAsia="es-CO"/>
+                <w14:ligatures w14:val="none"/>
+              </w:rPr>
+              <w:t>0.6005</w:t>
+            </w:r>
+          </w:p>
+        </w:tc>
+        <w:tc>
+          <w:tcPr>
+            <w:tcW w:w="882" w:type="dxa"/>
+            <w:noWrap/>
+            <w:hideMark/>
+          </w:tcPr>
+          <w:p>
+            <w:pPr>
+              <w:jc w:val="right"/>
+              <w:cnfStyle w:val="000000000000" w:firstRow="0" w:lastRow="0" w:firstColumn="0" w:lastColumn="0" w:oddVBand="0" w:evenVBand="0" w:oddHBand="0" w:evenHBand="0" w:firstRowFirstColumn="0" w:firstRowLastColumn="0" w:lastRowFirstColumn="0" w:lastRowLastColumn="0"/>
+              <w:rPr>
+                <w:rFonts w:ascii="Aptos Narrow" w:eastAsia="Times New Roman" w:hAnsi="Aptos Narrow" w:cs="Times New Roman"/>
+                <w:color w:val="000000"/>
+                <w:kern w:val="0"/>
+                <w:sz w:val="22"/>
+                <w:szCs w:val="22"/>
+                <w:lang w:eastAsia="es-CO"/>
+                <w14:ligatures w14:val="none"/>
+              </w:rPr>
+            </w:pPr>
+            <w:r>
+              <w:rPr>
+                <w:rFonts w:ascii="Aptos Narrow" w:eastAsia="Times New Roman" w:hAnsi="Aptos Narrow" w:cs="Times New Roman"/>
+                <w:color w:val="000000"/>
+                <w:kern w:val="0"/>
+                <w:sz w:val="22"/>
+                <w:szCs w:val="22"/>
+                <w:lang w:eastAsia="es-CO"/>
+                <w14:ligatures w14:val="none"/>
+              </w:rPr>
+              <w:t>0.9175</w:t>
+            </w:r>
+          </w:p>
+        </w:tc>
+      </w:tr>
+      <w:tr>
+        <w:trPr>
+          <w:cnfStyle w:val="000000100000" w:firstRow="0" w:lastRow="0" w:firstColumn="0" w:lastColumn="0" w:oddVBand="0" w:evenVBand="0" w:oddHBand="1" w:evenHBand="0" w:firstRowFirstColumn="0" w:firstRowLastColumn="0" w:lastRowFirstColumn="0" w:lastRowLastColumn="0"/>
+          <w:trHeight w:val="300"/>
+        </w:trPr>
+        <w:tc>
+          <w:tcPr>
+            <w:cnfStyle w:val="001000000000" w:firstRow="0" w:lastRow="0" w:firstColumn="1" w:lastColumn="0" w:oddVBand="0" w:evenVBand="0" w:oddHBand="0" w:evenHBand="0" w:firstRowFirstColumn="0" w:firstRowLastColumn="0" w:lastRowFirstColumn="0" w:lastRowLastColumn="0"/>
+            <w:tcW w:w="770" w:type="dxa"/>
+            <w:noWrap/>
+            <w:hideMark/>
+          </w:tcPr>
+          <w:p>
+            <w:pPr>
+              <w:rPr>
+                <w:rFonts w:ascii="Aptos Narrow" w:eastAsia="Times New Roman" w:hAnsi="Aptos Narrow" w:cs="Times New Roman"/>
+                <w:color w:val="000000"/>
+                <w:kern w:val="0"/>
+                <w:sz w:val="22"/>
+                <w:szCs w:val="22"/>
+                <w:lang w:eastAsia="es-CO"/>
+                <w14:ligatures w14:val="none"/>
+              </w:rPr>
+            </w:pPr>
+            <w:r>
+              <w:rPr>
+                <w:rFonts w:ascii="Aptos Narrow" w:eastAsia="Times New Roman" w:hAnsi="Aptos Narrow" w:cs="Times New Roman"/>
+                <w:color w:val="000000"/>
+                <w:kern w:val="0"/>
+                <w:sz w:val="22"/>
+                <w:szCs w:val="22"/>
+                <w:lang w:eastAsia="es-CO"/>
+                <w14:ligatures w14:val="none"/>
+              </w:rPr>
+              <w:t>70</w:t>
+            </w:r>
+          </w:p>
+        </w:tc>
+        <w:tc>
+          <w:tcPr>
+            <w:tcW w:w="941" w:type="dxa"/>
+            <w:noWrap/>
+            <w:hideMark/>
+          </w:tcPr>
+          <w:p>
+            <w:pPr>
+              <w:jc w:val="right"/>
+              <w:cnfStyle w:val="000000100000" w:firstRow="0" w:lastRow="0" w:firstColumn="0" w:lastColumn="0" w:oddVBand="0" w:evenVBand="0" w:oddHBand="1" w:evenHBand="0" w:firstRowFirstColumn="0" w:firstRowLastColumn="0" w:lastRowFirstColumn="0" w:lastRowLastColumn="0"/>
+              <w:rPr>
+                <w:rFonts w:ascii="Aptos Narrow" w:eastAsia="Times New Roman" w:hAnsi="Aptos Narrow" w:cs="Times New Roman"/>
+                <w:color w:val="000000"/>
+                <w:kern w:val="0"/>
+                <w:sz w:val="22"/>
+                <w:szCs w:val="22"/>
+                <w:lang w:eastAsia="es-CO"/>
+                <w14:ligatures w14:val="none"/>
+              </w:rPr>
+            </w:pPr>
+            <w:r>
+              <w:rPr>
+                <w:rFonts w:ascii="Aptos Narrow" w:eastAsia="Times New Roman" w:hAnsi="Aptos Narrow" w:cs="Times New Roman"/>
+                <w:color w:val="000000"/>
+                <w:kern w:val="0"/>
+                <w:sz w:val="22"/>
+                <w:szCs w:val="22"/>
+                <w:lang w:eastAsia="es-CO"/>
+                <w14:ligatures w14:val="none"/>
+              </w:rPr>
+              <w:t>0.006</w:t>
+            </w:r>
+          </w:p>
+        </w:tc>
+        <w:tc>
+          <w:tcPr>
+            <w:tcW w:w="1062" w:type="dxa"/>
+            <w:noWrap/>
+            <w:hideMark/>
+          </w:tcPr>
+          <w:p>
+            <w:pPr>
+              <w:jc w:val="right"/>
+              <w:cnfStyle w:val="000000100000" w:firstRow="0" w:lastRow="0" w:firstColumn="0" w:lastColumn="0" w:oddVBand="0" w:evenVBand="0" w:oddHBand="1" w:evenHBand="0" w:firstRowFirstColumn="0" w:firstRowLastColumn="0" w:lastRowFirstColumn="0" w:lastRowLastColumn="0"/>
+              <w:rPr>
+                <w:rFonts w:ascii="Aptos Narrow" w:eastAsia="Times New Roman" w:hAnsi="Aptos Narrow" w:cs="Times New Roman"/>
+                <w:color w:val="000000"/>
+                <w:kern w:val="0"/>
+                <w:sz w:val="22"/>
+                <w:szCs w:val="22"/>
+                <w:lang w:eastAsia="es-CO"/>
+                <w14:ligatures w14:val="none"/>
+              </w:rPr>
+            </w:pPr>
+            <w:r>
+              <w:rPr>
+                <w:rFonts w:ascii="Aptos Narrow" w:eastAsia="Times New Roman" w:hAnsi="Aptos Narrow" w:cs="Times New Roman"/>
+                <w:color w:val="000000"/>
+                <w:kern w:val="0"/>
+                <w:sz w:val="22"/>
+                <w:szCs w:val="22"/>
+                <w:lang w:eastAsia="es-CO"/>
+                <w14:ligatures w14:val="none"/>
+              </w:rPr>
+              <w:t>0.5942</w:t>
+            </w:r>
+          </w:p>
+        </w:tc>
+        <w:tc>
+          <w:tcPr>
+            <w:tcW w:w="882" w:type="dxa"/>
+            <w:noWrap/>
+            <w:hideMark/>
+          </w:tcPr>
+          <w:p>
+            <w:pPr>
+              <w:jc w:val="right"/>
+              <w:cnfStyle w:val="000000100000" w:firstRow="0" w:lastRow="0" w:firstColumn="0" w:lastColumn="0" w:oddVBand="0" w:evenVBand="0" w:oddHBand="1" w:evenHBand="0" w:firstRowFirstColumn="0" w:firstRowLastColumn="0" w:lastRowFirstColumn="0" w:lastRowLastColumn="0"/>
+              <w:rPr>
+                <w:rFonts w:ascii="Aptos Narrow" w:eastAsia="Times New Roman" w:hAnsi="Aptos Narrow" w:cs="Times New Roman"/>
+                <w:color w:val="000000"/>
+                <w:kern w:val="0"/>
+                <w:sz w:val="22"/>
+                <w:szCs w:val="22"/>
+                <w:lang w:eastAsia="es-CO"/>
+                <w14:ligatures w14:val="none"/>
+              </w:rPr>
+            </w:pPr>
+            <w:r>
+              <w:rPr>
+                <w:rFonts w:ascii="Aptos Narrow" w:eastAsia="Times New Roman" w:hAnsi="Aptos Narrow" w:cs="Times New Roman"/>
+                <w:color w:val="000000"/>
+                <w:kern w:val="0"/>
+                <w:sz w:val="22"/>
+                <w:szCs w:val="22"/>
+                <w:lang w:eastAsia="es-CO"/>
+                <w14:ligatures w14:val="none"/>
+              </w:rPr>
+              <w:t>0.9167</w:t>
+            </w:r>
+          </w:p>
+        </w:tc>
+      </w:tr>
+      <w:tr>
+        <w:trPr>
+          <w:trHeight w:val="300"/>
+        </w:trPr>
+        <w:tc>
+          <w:tcPr>
+            <w:cnfStyle w:val="001000000000" w:firstRow="0" w:lastRow="0" w:firstColumn="1" w:lastColumn="0" w:oddVBand="0" w:evenVBand="0" w:oddHBand="0" w:evenHBand="0" w:firstRowFirstColumn="0" w:firstRowLastColumn="0" w:lastRowFirstColumn="0" w:lastRowLastColumn="0"/>
+            <w:tcW w:w="770" w:type="dxa"/>
+            <w:noWrap/>
+            <w:hideMark/>
+          </w:tcPr>
+          <w:p>
+            <w:pPr>
+              <w:rPr>
+                <w:rFonts w:ascii="Aptos Narrow" w:eastAsia="Times New Roman" w:hAnsi="Aptos Narrow" w:cs="Times New Roman"/>
+                <w:color w:val="000000"/>
+                <w:kern w:val="0"/>
+                <w:sz w:val="22"/>
+                <w:szCs w:val="22"/>
+                <w:lang w:eastAsia="es-CO"/>
+                <w14:ligatures w14:val="none"/>
+              </w:rPr>
+            </w:pPr>
+            <w:r>
+              <w:rPr>
+                <w:rFonts w:ascii="Aptos Narrow" w:eastAsia="Times New Roman" w:hAnsi="Aptos Narrow" w:cs="Times New Roman"/>
+                <w:color w:val="000000"/>
+                <w:kern w:val="0"/>
+                <w:sz w:val="22"/>
+                <w:szCs w:val="22"/>
+                <w:lang w:eastAsia="es-CO"/>
+                <w14:ligatures w14:val="none"/>
+              </w:rPr>
+              <w:t>60</w:t>
+            </w:r>
+          </w:p>
+        </w:tc>
+        <w:tc>
+          <w:tcPr>
+            <w:tcW w:w="941" w:type="dxa"/>
+            <w:noWrap/>
+            <w:hideMark/>
+          </w:tcPr>
+          <w:p>
+            <w:pPr>
+              <w:jc w:val="right"/>
+              <w:cnfStyle w:val="000000000000" w:firstRow="0" w:lastRow="0" w:firstColumn="0" w:lastColumn="0" w:oddVBand="0" w:evenVBand="0" w:oddHBand="0" w:evenHBand="0" w:firstRowFirstColumn="0" w:firstRowLastColumn="0" w:lastRowFirstColumn="0" w:lastRowLastColumn="0"/>
+              <w:rPr>
+                <w:rFonts w:ascii="Aptos Narrow" w:eastAsia="Times New Roman" w:hAnsi="Aptos Narrow" w:cs="Times New Roman"/>
+                <w:color w:val="000000"/>
+                <w:kern w:val="0"/>
+                <w:sz w:val="22"/>
+                <w:szCs w:val="22"/>
+                <w:lang w:eastAsia="es-CO"/>
+                <w14:ligatures w14:val="none"/>
+              </w:rPr>
+            </w:pPr>
+            <w:r>
+              <w:rPr>
+                <w:rFonts w:ascii="Aptos Narrow" w:eastAsia="Times New Roman" w:hAnsi="Aptos Narrow" w:cs="Times New Roman"/>
+                <w:color w:val="000000"/>
+                <w:kern w:val="0"/>
+                <w:sz w:val="22"/>
+                <w:szCs w:val="22"/>
+                <w:lang w:eastAsia="es-CO"/>
+                <w14:ligatures w14:val="none"/>
+              </w:rPr>
+              <w:t>0.0022</w:t>
+            </w:r>
+          </w:p>
+        </w:tc>
+        <w:tc>
+          <w:tcPr>
+            <w:tcW w:w="1062" w:type="dxa"/>
+            <w:noWrap/>
+            <w:hideMark/>
+          </w:tcPr>
+          <w:p>
+            <w:pPr>
+              <w:jc w:val="right"/>
+              <w:cnfStyle w:val="000000000000" w:firstRow="0" w:lastRow="0" w:firstColumn="0" w:lastColumn="0" w:oddVBand="0" w:evenVBand="0" w:oddHBand="0" w:evenHBand="0" w:firstRowFirstColumn="0" w:firstRowLastColumn="0" w:lastRowFirstColumn="0" w:lastRowLastColumn="0"/>
+              <w:rPr>
+                <w:rFonts w:ascii="Aptos Narrow" w:eastAsia="Times New Roman" w:hAnsi="Aptos Narrow" w:cs="Times New Roman"/>
+                <w:color w:val="000000"/>
+                <w:kern w:val="0"/>
+                <w:sz w:val="22"/>
+                <w:szCs w:val="22"/>
+                <w:lang w:eastAsia="es-CO"/>
+                <w14:ligatures w14:val="none"/>
+              </w:rPr>
+            </w:pPr>
+            <w:r>
+              <w:rPr>
+                <w:rFonts w:ascii="Aptos Narrow" w:eastAsia="Times New Roman" w:hAnsi="Aptos Narrow" w:cs="Times New Roman"/>
+                <w:color w:val="000000"/>
+                <w:kern w:val="0"/>
+                <w:sz w:val="22"/>
+                <w:szCs w:val="22"/>
+                <w:lang w:eastAsia="es-CO"/>
+                <w14:ligatures w14:val="none"/>
+              </w:rPr>
+              <w:t>0.5881</w:t>
+            </w:r>
+          </w:p>
+        </w:tc>
+        <w:tc>
+          <w:tcPr>
+            <w:tcW w:w="882" w:type="dxa"/>
+            <w:noWrap/>
+            <w:hideMark/>
+          </w:tcPr>
+          <w:p>
+            <w:pPr>
+              <w:jc w:val="right"/>
+              <w:cnfStyle w:val="000000000000" w:firstRow="0" w:lastRow="0" w:firstColumn="0" w:lastColumn="0" w:oddVBand="0" w:evenVBand="0" w:oddHBand="0" w:evenHBand="0" w:firstRowFirstColumn="0" w:firstRowLastColumn="0" w:lastRowFirstColumn="0" w:lastRowLastColumn="0"/>
+              <w:rPr>
+                <w:rFonts w:ascii="Aptos Narrow" w:eastAsia="Times New Roman" w:hAnsi="Aptos Narrow" w:cs="Times New Roman"/>
+                <w:color w:val="000000"/>
+                <w:kern w:val="0"/>
+                <w:sz w:val="22"/>
+                <w:szCs w:val="22"/>
+                <w:lang w:eastAsia="es-CO"/>
+                <w14:ligatures w14:val="none"/>
+              </w:rPr>
+            </w:pPr>
+            <w:r>
+              <w:rPr>
+                <w:rFonts w:ascii="Aptos Narrow" w:eastAsia="Times New Roman" w:hAnsi="Aptos Narrow" w:cs="Times New Roman"/>
+                <w:color w:val="000000"/>
+                <w:kern w:val="0"/>
+                <w:sz w:val="22"/>
+                <w:szCs w:val="22"/>
+                <w:lang w:eastAsia="es-CO"/>
+                <w14:ligatures w14:val="none"/>
+              </w:rPr>
+              <w:t>0.916</w:t>
+            </w:r>
+          </w:p>
+        </w:tc>
+      </w:tr>
+      <w:tr>
+        <w:trPr>
+          <w:cnfStyle w:val="000000100000" w:firstRow="0" w:lastRow="0" w:firstColumn="0" w:lastColumn="0" w:oddVBand="0" w:evenVBand="0" w:oddHBand="1" w:evenHBand="0" w:firstRowFirstColumn="0" w:firstRowLastColumn="0" w:lastRowFirstColumn="0" w:lastRowLastColumn="0"/>
+          <w:trHeight w:val="300"/>
+        </w:trPr>
+        <w:tc>
+          <w:tcPr>
+            <w:cnfStyle w:val="001000000000" w:firstRow="0" w:lastRow="0" w:firstColumn="1" w:lastColumn="0" w:oddVBand="0" w:evenVBand="0" w:oddHBand="0" w:evenHBand="0" w:firstRowFirstColumn="0" w:firstRowLastColumn="0" w:lastRowFirstColumn="0" w:lastRowLastColumn="0"/>
+            <w:tcW w:w="770" w:type="dxa"/>
+            <w:noWrap/>
+            <w:hideMark/>
+          </w:tcPr>
+          <w:p>
+            <w:pPr>
+              <w:rPr>
+                <w:rFonts w:ascii="Aptos Narrow" w:eastAsia="Times New Roman" w:hAnsi="Aptos Narrow" w:cs="Times New Roman"/>
+                <w:color w:val="000000"/>
+                <w:kern w:val="0"/>
+                <w:sz w:val="22"/>
+                <w:szCs w:val="22"/>
+                <w:lang w:eastAsia="es-CO"/>
+                <w14:ligatures w14:val="none"/>
+              </w:rPr>
+            </w:pPr>
+            <w:r>
+              <w:rPr>
+                <w:rFonts w:ascii="Aptos Narrow" w:eastAsia="Times New Roman" w:hAnsi="Aptos Narrow" w:cs="Times New Roman"/>
+                <w:color w:val="000000"/>
+                <w:kern w:val="0"/>
+                <w:sz w:val="22"/>
+                <w:szCs w:val="22"/>
+                <w:lang w:eastAsia="es-CO"/>
+                <w14:ligatures w14:val="none"/>
+              </w:rPr>
+              <w:t>50</w:t>
+            </w:r>
+          </w:p>
+        </w:tc>
+        <w:tc>
+          <w:tcPr>
+            <w:tcW w:w="941" w:type="dxa"/>
+            <w:noWrap/>
+            <w:hideMark/>
+          </w:tcPr>
+          <w:p>
+            <w:pPr>
+              <w:jc w:val="right"/>
+              <w:cnfStyle w:val="000000100000" w:firstRow="0" w:lastRow="0" w:firstColumn="0" w:lastColumn="0" w:oddVBand="0" w:evenVBand="0" w:oddHBand="1" w:evenHBand="0" w:firstRowFirstColumn="0" w:firstRowLastColumn="0" w:lastRowFirstColumn="0" w:lastRowLastColumn="0"/>
+              <w:rPr>
+                <w:rFonts w:ascii="Aptos Narrow" w:eastAsia="Times New Roman" w:hAnsi="Aptos Narrow" w:cs="Times New Roman"/>
+                <w:color w:val="000000"/>
+                <w:kern w:val="0"/>
+                <w:sz w:val="22"/>
+                <w:szCs w:val="22"/>
+                <w:lang w:eastAsia="es-CO"/>
+                <w14:ligatures w14:val="none"/>
+              </w:rPr>
+            </w:pPr>
+            <w:r>
+              <w:rPr>
+                <w:rFonts w:ascii="Aptos Narrow" w:eastAsia="Times New Roman" w:hAnsi="Aptos Narrow" w:cs="Times New Roman"/>
+                <w:color w:val="000000"/>
+                <w:kern w:val="0"/>
+                <w:sz w:val="22"/>
+                <w:szCs w:val="22"/>
+                <w:lang w:eastAsia="es-CO"/>
+                <w14:ligatures w14:val="none"/>
+              </w:rPr>
+              <w:t>0.0008</w:t>
+            </w:r>
+          </w:p>
+        </w:tc>
+        <w:tc>
+          <w:tcPr>
+            <w:tcW w:w="1062" w:type="dxa"/>
+            <w:noWrap/>
+            <w:hideMark/>
+          </w:tcPr>
+          <w:p>
+            <w:pPr>
+              <w:jc w:val="right"/>
+              <w:cnfStyle w:val="000000100000" w:firstRow="0" w:lastRow="0" w:firstColumn="0" w:lastColumn="0" w:oddVBand="0" w:evenVBand="0" w:oddHBand="1" w:evenHBand="0" w:firstRowFirstColumn="0" w:firstRowLastColumn="0" w:lastRowFirstColumn="0" w:lastRowLastColumn="0"/>
+              <w:rPr>
+                <w:rFonts w:ascii="Aptos Narrow" w:eastAsia="Times New Roman" w:hAnsi="Aptos Narrow" w:cs="Times New Roman"/>
+                <w:color w:val="000000"/>
+                <w:kern w:val="0"/>
+                <w:sz w:val="22"/>
+                <w:szCs w:val="22"/>
+                <w:lang w:eastAsia="es-CO"/>
+                <w14:ligatures w14:val="none"/>
+              </w:rPr>
+            </w:pPr>
+            <w:r>
+              <w:rPr>
+                <w:rFonts w:ascii="Aptos Narrow" w:eastAsia="Times New Roman" w:hAnsi="Aptos Narrow" w:cs="Times New Roman"/>
+                <w:color w:val="000000"/>
+                <w:kern w:val="0"/>
+                <w:sz w:val="22"/>
+                <w:szCs w:val="22"/>
+                <w:lang w:eastAsia="es-CO"/>
+                <w14:ligatures w14:val="none"/>
+              </w:rPr>
+              <w:t>0.5608</w:t>
+            </w:r>
+          </w:p>
+        </w:tc>
+        <w:tc>
+          <w:tcPr>
+            <w:tcW w:w="882" w:type="dxa"/>
+            <w:noWrap/>
+            <w:hideMark/>
+          </w:tcPr>
+          <w:p>
+            <w:pPr>
+              <w:jc w:val="right"/>
+              <w:cnfStyle w:val="000000100000" w:firstRow="0" w:lastRow="0" w:firstColumn="0" w:lastColumn="0" w:oddVBand="0" w:evenVBand="0" w:oddHBand="1" w:evenHBand="0" w:firstRowFirstColumn="0" w:firstRowLastColumn="0" w:lastRowFirstColumn="0" w:lastRowLastColumn="0"/>
+              <w:rPr>
+                <w:rFonts w:ascii="Aptos Narrow" w:eastAsia="Times New Roman" w:hAnsi="Aptos Narrow" w:cs="Times New Roman"/>
+                <w:color w:val="000000"/>
+                <w:kern w:val="0"/>
+                <w:sz w:val="22"/>
+                <w:szCs w:val="22"/>
+                <w:lang w:eastAsia="es-CO"/>
+                <w14:ligatures w14:val="none"/>
+              </w:rPr>
+            </w:pPr>
+            <w:r>
+              <w:rPr>
+                <w:rFonts w:ascii="Aptos Narrow" w:eastAsia="Times New Roman" w:hAnsi="Aptos Narrow" w:cs="Times New Roman"/>
+                <w:color w:val="000000"/>
+                <w:kern w:val="0"/>
+                <w:sz w:val="22"/>
+                <w:szCs w:val="22"/>
+                <w:lang w:eastAsia="es-CO"/>
+                <w14:ligatures w14:val="none"/>
+              </w:rPr>
+              <w:t>0.9122</w:t>
+            </w:r>
+          </w:p>
+        </w:tc>
+      </w:tr>
+      <w:tr>
+        <w:trPr>
+          <w:trHeight w:val="300"/>
+        </w:trPr>
+        <w:tc>
+          <w:tcPr>
+            <w:cnfStyle w:val="001000000000" w:firstRow="0" w:lastRow="0" w:firstColumn="1" w:lastColumn="0" w:oddVBand="0" w:evenVBand="0" w:oddHBand="0" w:evenHBand="0" w:firstRowFirstColumn="0" w:firstRowLastColumn="0" w:lastRowFirstColumn="0" w:lastRowLastColumn="0"/>
+            <w:tcW w:w="770" w:type="dxa"/>
+            <w:noWrap/>
+            <w:hideMark/>
+          </w:tcPr>
+          <w:p>
+            <w:pPr>
+              <w:rPr>
+                <w:rFonts w:ascii="Aptos Narrow" w:eastAsia="Times New Roman" w:hAnsi="Aptos Narrow" w:cs="Times New Roman"/>
+                <w:color w:val="000000"/>
+                <w:kern w:val="0"/>
+                <w:sz w:val="22"/>
+                <w:szCs w:val="22"/>
+                <w:lang w:eastAsia="es-CO"/>
+                <w14:ligatures w14:val="none"/>
+              </w:rPr>
+            </w:pPr>
+            <w:r>
+              <w:rPr>
+                <w:rFonts w:ascii="Aptos Narrow" w:eastAsia="Times New Roman" w:hAnsi="Aptos Narrow" w:cs="Times New Roman"/>
+                <w:color w:val="000000"/>
+                <w:kern w:val="0"/>
+                <w:sz w:val="22"/>
+                <w:szCs w:val="22"/>
+                <w:lang w:eastAsia="es-CO"/>
+                <w14:ligatures w14:val="none"/>
+              </w:rPr>
+              <w:t>90</w:t>
+            </w:r>
+          </w:p>
+        </w:tc>
+        <w:tc>
+          <w:tcPr>
+            <w:tcW w:w="941" w:type="dxa"/>
+            <w:noWrap/>
+            <w:hideMark/>
+          </w:tcPr>
+          <w:p>
+            <w:pPr>
+              <w:jc w:val="right"/>
+              <w:cnfStyle w:val="000000000000" w:firstRow="0" w:lastRow="0" w:firstColumn="0" w:lastColumn="0" w:oddVBand="0" w:evenVBand="0" w:oddHBand="0" w:evenHBand="0" w:firstRowFirstColumn="0" w:firstRowLastColumn="0" w:lastRowFirstColumn="0" w:lastRowLastColumn="0"/>
+              <w:rPr>
+                <w:rFonts w:ascii="Aptos Narrow" w:eastAsia="Times New Roman" w:hAnsi="Aptos Narrow" w:cs="Times New Roman"/>
+                <w:color w:val="000000"/>
+                <w:kern w:val="0"/>
+                <w:sz w:val="22"/>
+                <w:szCs w:val="22"/>
+                <w:lang w:eastAsia="es-CO"/>
+                <w14:ligatures w14:val="none"/>
+              </w:rPr>
+            </w:pPr>
+            <w:r>
+              <w:rPr>
+                <w:rFonts w:ascii="Aptos Narrow" w:eastAsia="Times New Roman" w:hAnsi="Aptos Narrow" w:cs="Times New Roman"/>
+                <w:color w:val="000000"/>
+                <w:kern w:val="0"/>
+                <w:sz w:val="22"/>
+                <w:szCs w:val="22"/>
+                <w:lang w:eastAsia="es-CO"/>
+                <w14:ligatures w14:val="none"/>
+              </w:rPr>
+              <w:t>0.0003</w:t>
+            </w:r>
+          </w:p>
+        </w:tc>
+        <w:tc>
+          <w:tcPr>
+            <w:tcW w:w="1062" w:type="dxa"/>
+            <w:noWrap/>
+            <w:hideMark/>
+          </w:tcPr>
+          <w:p>
+            <w:pPr>
+              <w:jc w:val="right"/>
+              <w:cnfStyle w:val="000000000000" w:firstRow="0" w:lastRow="0" w:firstColumn="0" w:lastColumn="0" w:oddVBand="0" w:evenVBand="0" w:oddHBand="0" w:evenHBand="0" w:firstRowFirstColumn="0" w:firstRowLastColumn="0" w:lastRowFirstColumn="0" w:lastRowLastColumn="0"/>
+              <w:rPr>
+                <w:rFonts w:ascii="Aptos Narrow" w:eastAsia="Times New Roman" w:hAnsi="Aptos Narrow" w:cs="Times New Roman"/>
+                <w:color w:val="000000"/>
+                <w:kern w:val="0"/>
+                <w:sz w:val="22"/>
+                <w:szCs w:val="22"/>
+                <w:lang w:eastAsia="es-CO"/>
+                <w14:ligatures w14:val="none"/>
+              </w:rPr>
+            </w:pPr>
+            <w:r>
+              <w:rPr>
+                <w:rFonts w:ascii="Aptos Narrow" w:eastAsia="Times New Roman" w:hAnsi="Aptos Narrow" w:cs="Times New Roman"/>
+                <w:color w:val="000000"/>
+                <w:kern w:val="0"/>
+                <w:sz w:val="22"/>
+                <w:szCs w:val="22"/>
+                <w:lang w:eastAsia="es-CO"/>
+                <w14:ligatures w14:val="none"/>
+              </w:rPr>
+              <w:t>0.5882</w:t>
+            </w:r>
+          </w:p>
+        </w:tc>
+        <w:tc>
+          <w:tcPr>
+            <w:tcW w:w="882" w:type="dxa"/>
+            <w:noWrap/>
+            <w:hideMark/>
+          </w:tcPr>
+          <w:p>
+            <w:pPr>
+              <w:jc w:val="right"/>
+              <w:cnfStyle w:val="000000000000" w:firstRow="0" w:lastRow="0" w:firstColumn="0" w:lastColumn="0" w:oddVBand="0" w:evenVBand="0" w:oddHBand="0" w:evenHBand="0" w:firstRowFirstColumn="0" w:firstRowLastColumn="0" w:lastRowFirstColumn="0" w:lastRowLastColumn="0"/>
+              <w:rPr>
+                <w:rFonts w:ascii="Aptos Narrow" w:eastAsia="Times New Roman" w:hAnsi="Aptos Narrow" w:cs="Times New Roman"/>
+                <w:color w:val="000000"/>
+                <w:kern w:val="0"/>
+                <w:sz w:val="22"/>
+                <w:szCs w:val="22"/>
+                <w:lang w:eastAsia="es-CO"/>
+                <w14:ligatures w14:val="none"/>
+              </w:rPr>
+            </w:pPr>
+            <w:r>
+              <w:rPr>
+                <w:rFonts w:ascii="Aptos Narrow" w:eastAsia="Times New Roman" w:hAnsi="Aptos Narrow" w:cs="Times New Roman"/>
+                <w:color w:val="000000"/>
+                <w:kern w:val="0"/>
+                <w:sz w:val="22"/>
+                <w:szCs w:val="22"/>
+                <w:lang w:eastAsia="es-CO"/>
+                <w14:ligatures w14:val="none"/>
+              </w:rPr>
+              <w:t>0.9108</w:t>
+            </w:r>
+          </w:p>
+        </w:tc>
+      </w:tr>
+    </w:tbl>
+    <w:p>
+      <w:pPr>
+        <w:spacing w:line="240" w:lineRule="auto"/>
+        <w:jc w:val="both"/>
+        <w:rPr>
+          <w:rFonts w:ascii="Times New Roman" w:hAnsi="Times New Roman" w:cs="Times New Roman"/>
+          <w:b/>
+          <w:bCs/>
+        </w:rPr>
+      </w:pPr>
+      <w:r>
+        <w:rPr>
+          <w:noProof/>
+        </w:rPr>
+        <w:drawing>
+          <wp:anchor distT="0" distB="0" distL="114300" distR="114300" simplePos="0" relativeHeight="251658240" behindDoc="0" locked="0" layoutInCell="1" allowOverlap="1" wp14:anchorId="406B942C" wp14:editId="7A5347AD">
+            <wp:simplePos x="0" y="0"/>
+            <wp:positionH relativeFrom="column">
+              <wp:posOffset>2464362</wp:posOffset>
+            </wp:positionH>
+            <wp:positionV relativeFrom="paragraph">
+              <wp:posOffset>292735</wp:posOffset>
+            </wp:positionV>
+            <wp:extent cx="4114800" cy="1743599"/>
+            <wp:effectExtent l="0" t="0" r="0" b="9525"/>
+            <wp:wrapTopAndBottom/>
+            <wp:docPr id="688158289" name="Picture 2" descr="A graph of a training graph&#10;&#10;AI-generated content may be incorrect."/>
+            <wp:cNvGraphicFramePr>
+              <a:graphicFrameLocks xmlns:a="http://schemas.openxmlformats.org/drawingml/2006/main" noChangeAspect="1"/>
+            </wp:cNvGraphicFramePr>
+            <a:graphic xmlns:a="http://schemas.openxmlformats.org/drawingml/2006/main">
+              <a:graphicData uri="http://schemas.openxmlformats.org/drawingml/2006/picture">
+                <pic:pic xmlns:pic="http://schemas.openxmlformats.org/drawingml/2006/picture">
+                  <pic:nvPicPr>
+                    <pic:cNvPr id="688158289" name="Picture 2" descr="A graph of a training graph&#10;&#10;AI-generated content may be incorrect."/>
+                    <pic:cNvPicPr>
+                      <a:picLocks noChangeAspect="1" noChangeArrowheads="1"/>
+                    </pic:cNvPicPr>
+                  </pic:nvPicPr>
+                  <pic:blipFill>
+                    <a:blip r:embed="rId5" cstate="print">
+                      <a:extLst>
+                        <a:ext uri="{28A0092B-C50C-407E-A947-70E740481C1C}">
+                          <a14:useLocalDpi xmlns:a14="http://schemas.microsoft.com/office/drawing/2010/main" val="0"/>
+                        </a:ext>
+                      </a:extLst>
+                    </a:blip>
+                    <a:srcRect/>
+                    <a:stretch>
+                      <a:fillRect/>
+                    </a:stretch>
+                  </pic:blipFill>
+                  <pic:spPr bwMode="auto">
+                    <a:xfrm>
+                      <a:off x="0" y="0"/>
+                      <a:ext cx="4114800" cy="1743599"/>
+                    </a:xfrm>
+                    <a:prstGeom prst="rect">
+                      <a:avLst/>
+                    </a:prstGeom>
+                    <a:noFill/>
+                    <a:ln>
+                      <a:noFill/>
+                    </a:ln>
+                  </pic:spPr>
+                </pic:pic>
+              </a:graphicData>
+            </a:graphic>
+            <wp14:sizeRelH relativeFrom="margin">
+              <wp14:pctWidth>0</wp14:pctWidth>
+            </wp14:sizeRelH>
+            <wp14:sizeRelV relativeFrom="margin">
+              <wp14:pctHeight>0</wp14:pctHeight>
+            </wp14:sizeRelV>
+          </wp:anchor>
+        </w:drawing>
+      </w:r>
+    </w:p>
+    <w:p>
+      <w:pPr>
+        <w:spacing w:line="240" w:lineRule="auto"/>
+        <w:jc w:val="both"/>
+        <w:rPr>
+          <w:rFonts w:ascii="Times New Roman" w:hAnsi="Times New Roman" w:cs="Times New Roman"/>
+          <w:b/>
+          <w:bCs/>
+          <w:lang w:val="en-US"/>
+        </w:rPr>
+      </w:pPr>
+    </w:p>
+    <w:p>
+      <w:pPr>
+        <w:spacing w:line="240" w:lineRule="auto"/>
+        <w:jc w:val="both"/>
+        <w:rPr>
+          <w:rFonts w:ascii="Times New Roman" w:hAnsi="Times New Roman" w:cs="Times New Roman"/>
+          <w:b/>
+          <w:bCs/>
+          <w:lang w:val="en-US"/>
+        </w:rPr>
+      </w:pPr>
+    </w:p>
+    <w:p>
+      <w:pPr>
+        <w:spacing w:line="240" w:lineRule="auto"/>
+        <w:jc w:val="both"/>
+        <w:rPr>
+          <w:rFonts w:ascii="Times New Roman" w:hAnsi="Times New Roman" w:cs="Times New Roman"/>
+          <w:b/>
+          <w:bCs/>
+        </w:rPr>
+      </w:pPr>
+      <w:proofErr w:type="spellStart"/>
+      <w:r>
+        <w:rPr>
+          <w:rFonts w:ascii="Times New Roman" w:hAnsi="Times New Roman" w:cs="Times New Roman"/>
+          <w:b/>
+          <w:bCs/>
+        </w:rPr>
+        <w:t>Graph</w:t>
+      </w:r>
+      <w:proofErr w:type="spellEnd"/>
+      <w:r>
+        <w:rPr>
+          <w:rFonts w:ascii="Times New Roman" w:hAnsi="Times New Roman" w:cs="Times New Roman"/>
+          <w:b/>
+          <w:bCs/>
+        </w:rPr>
+        <w:t xml:space="preserve"> </w:t>
+      </w:r>
+      <w:proofErr w:type="spellStart"/>
+      <w:r>
+        <w:rPr>
+          <w:rFonts w:ascii="Times New Roman" w:hAnsi="Times New Roman" w:cs="Times New Roman"/>
+          <w:b/>
+          <w:bCs/>
+        </w:rPr>
+        <w:t>Autoencoder</w:t>
+      </w:r>
+      <w:proofErr w:type="spellEnd"/>
+    </w:p>
+    <w:tbl>
+      <w:tblPr>
+        <w:tblStyle w:val="PlainTable5"/>
+        <w:tblpPr w:leftFromText="141" w:rightFromText="141" w:vertAnchor="text" w:horzAnchor="margin" w:tblpY="912"/>
+        <w:tblW w:w="3545" w:type="dxa"/>
+        <w:tblLook w:val="04A0" w:firstRow="1" w:lastRow="0" w:firstColumn="1" w:lastColumn="0" w:noHBand="0" w:noVBand="1"/>
+      </w:tblPr>
+      <w:tblGrid>
+        <w:gridCol w:w="770"/>
+        <w:gridCol w:w="831"/>
+        <w:gridCol w:w="1062"/>
+        <w:gridCol w:w="882"/>
+      </w:tblGrid>
+      <w:tr>
+        <w:trPr>
+          <w:cnfStyle w:val="100000000000" w:firstRow="1" w:lastRow="0" w:firstColumn="0" w:lastColumn="0" w:oddVBand="0" w:evenVBand="0" w:oddHBand="0" w:evenHBand="0" w:firstRowFirstColumn="0" w:firstRowLastColumn="0" w:lastRowFirstColumn="0" w:lastRowLastColumn="0"/>
+          <w:trHeight w:val="300"/>
+        </w:trPr>
+        <w:tc>
+          <w:tcPr>
+            <w:cnfStyle w:val="001000000100" w:firstRow="0" w:lastRow="0" w:firstColumn="1" w:lastColumn="0" w:oddVBand="0" w:evenVBand="0" w:oddHBand="0" w:evenHBand="0" w:firstRowFirstColumn="1" w:firstRowLastColumn="0" w:lastRowFirstColumn="0" w:lastRowLastColumn="0"/>
+            <w:tcW w:w="770" w:type="dxa"/>
+            <w:noWrap/>
+            <w:hideMark/>
+          </w:tcPr>
+          <w:p>
+            <w:pPr>
+              <w:rPr>
+                <w:rFonts w:ascii="Aptos Narrow" w:eastAsia="Times New Roman" w:hAnsi="Aptos Narrow" w:cs="Times New Roman"/>
+                <w:color w:val="000000"/>
+                <w:kern w:val="0"/>
+                <w:sz w:val="22"/>
+                <w:szCs w:val="22"/>
+                <w:lang w:eastAsia="es-CO"/>
+                <w14:ligatures w14:val="none"/>
+              </w:rPr>
+            </w:pPr>
+            <w:proofErr w:type="spellStart"/>
+            <w:r>
+              <w:rPr>
+                <w:rFonts w:ascii="Aptos Narrow" w:eastAsia="Times New Roman" w:hAnsi="Aptos Narrow" w:cs="Times New Roman"/>
+                <w:color w:val="000000"/>
+                <w:kern w:val="0"/>
+                <w:sz w:val="22"/>
+                <w:szCs w:val="22"/>
+                <w:lang w:eastAsia="es-CO"/>
+                <w14:ligatures w14:val="none"/>
+              </w:rPr>
+              <w:t>Epoch</w:t>
+            </w:r>
+            <w:proofErr w:type="spellEnd"/>
+          </w:p>
+        </w:tc>
+        <w:tc>
+          <w:tcPr>
+            <w:tcW w:w="831" w:type="dxa"/>
+            <w:noWrap/>
+            <w:hideMark/>
+          </w:tcPr>
+          <w:p>
+            <w:pPr>
+              <w:cnfStyle w:val="100000000000" w:firstRow="1" w:lastRow="0" w:firstColumn="0" w:lastColumn="0" w:oddVBand="0" w:evenVBand="0" w:oddHBand="0" w:evenHBand="0" w:firstRowFirstColumn="0" w:firstRowLastColumn="0" w:lastRowFirstColumn="0" w:lastRowLastColumn="0"/>
+              <w:rPr>
+                <w:rFonts w:ascii="Aptos Narrow" w:eastAsia="Times New Roman" w:hAnsi="Aptos Narrow" w:cs="Times New Roman"/>
+                <w:color w:val="000000"/>
+                <w:kern w:val="0"/>
+                <w:sz w:val="22"/>
+                <w:szCs w:val="22"/>
+                <w:lang w:eastAsia="es-CO"/>
+                <w14:ligatures w14:val="none"/>
+              </w:rPr>
+            </w:pPr>
+            <w:proofErr w:type="spellStart"/>
+            <w:r>
+              <w:rPr>
+                <w:rFonts w:ascii="Aptos Narrow" w:eastAsia="Times New Roman" w:hAnsi="Aptos Narrow" w:cs="Times New Roman"/>
+                <w:color w:val="000000"/>
+                <w:kern w:val="0"/>
+                <w:sz w:val="22"/>
+                <w:szCs w:val="22"/>
+                <w:lang w:eastAsia="es-CO"/>
+                <w14:ligatures w14:val="none"/>
+              </w:rPr>
+              <w:t>lr</w:t>
+            </w:r>
+            <w:proofErr w:type="spellEnd"/>
+          </w:p>
+        </w:tc>
+        <w:tc>
+          <w:tcPr>
+            <w:tcW w:w="1062" w:type="dxa"/>
+            <w:noWrap/>
+            <w:hideMark/>
+          </w:tcPr>
+          <w:p>
+            <w:pPr>
+              <w:cnfStyle w:val="100000000000" w:firstRow="1" w:lastRow="0" w:firstColumn="0" w:lastColumn="0" w:oddVBand="0" w:evenVBand="0" w:oddHBand="0" w:evenHBand="0" w:firstRowFirstColumn="0" w:firstRowLastColumn="0" w:lastRowFirstColumn="0" w:lastRowLastColumn="0"/>
+              <w:rPr>
+                <w:rFonts w:ascii="Aptos Narrow" w:eastAsia="Times New Roman" w:hAnsi="Aptos Narrow" w:cs="Times New Roman"/>
+                <w:color w:val="000000"/>
+                <w:kern w:val="0"/>
+                <w:sz w:val="22"/>
+                <w:szCs w:val="22"/>
+                <w:lang w:eastAsia="es-CO"/>
+                <w14:ligatures w14:val="none"/>
+              </w:rPr>
+            </w:pPr>
+            <w:proofErr w:type="spellStart"/>
+            <w:r>
+              <w:rPr>
+                <w:rFonts w:ascii="Aptos Narrow" w:eastAsia="Times New Roman" w:hAnsi="Aptos Narrow" w:cs="Times New Roman"/>
+                <w:color w:val="000000"/>
+                <w:kern w:val="0"/>
+                <w:sz w:val="22"/>
+                <w:szCs w:val="22"/>
+                <w:lang w:eastAsia="es-CO"/>
+                <w14:ligatures w14:val="none"/>
+              </w:rPr>
+              <w:t>train_loss</w:t>
+            </w:r>
+            <w:proofErr w:type="spellEnd"/>
+          </w:p>
+        </w:tc>
+        <w:tc>
+          <w:tcPr>
+            <w:tcW w:w="882" w:type="dxa"/>
+            <w:noWrap/>
+            <w:hideMark/>
+          </w:tcPr>
+          <w:p>
+            <w:pPr>
+              <w:cnfStyle w:val="100000000000" w:firstRow="1" w:lastRow="0" w:firstColumn="0" w:lastColumn="0" w:oddVBand="0" w:evenVBand="0" w:oddHBand="0" w:evenHBand="0" w:firstRowFirstColumn="0" w:firstRowLastColumn="0" w:lastRowFirstColumn="0" w:lastRowLastColumn="0"/>
+              <w:rPr>
+                <w:rFonts w:ascii="Aptos Narrow" w:eastAsia="Times New Roman" w:hAnsi="Aptos Narrow" w:cs="Times New Roman"/>
+                <w:color w:val="000000"/>
+                <w:kern w:val="0"/>
+                <w:sz w:val="22"/>
+                <w:szCs w:val="22"/>
+                <w:lang w:eastAsia="es-CO"/>
+                <w14:ligatures w14:val="none"/>
+              </w:rPr>
+            </w:pPr>
+            <w:proofErr w:type="spellStart"/>
+            <w:r>
+              <w:rPr>
+                <w:rFonts w:ascii="Aptos Narrow" w:eastAsia="Times New Roman" w:hAnsi="Aptos Narrow" w:cs="Times New Roman"/>
+                <w:color w:val="000000"/>
+                <w:kern w:val="0"/>
+                <w:sz w:val="22"/>
+                <w:szCs w:val="22"/>
+                <w:lang w:eastAsia="es-CO"/>
+                <w14:ligatures w14:val="none"/>
+              </w:rPr>
+              <w:t>val_auc</w:t>
+            </w:r>
+            <w:proofErr w:type="spellEnd"/>
+          </w:p>
+        </w:tc>
+      </w:tr>
+      <w:tr>
+        <w:trPr>
+          <w:cnfStyle w:val="000000100000" w:firstRow="0" w:lastRow="0" w:firstColumn="0" w:lastColumn="0" w:oddVBand="0" w:evenVBand="0" w:oddHBand="1" w:evenHBand="0" w:firstRowFirstColumn="0" w:firstRowLastColumn="0" w:lastRowFirstColumn="0" w:lastRowLastColumn="0"/>
+          <w:trHeight w:val="300"/>
+        </w:trPr>
+        <w:tc>
+          <w:tcPr>
+            <w:cnfStyle w:val="001000000000" w:firstRow="0" w:lastRow="0" w:firstColumn="1" w:lastColumn="0" w:oddVBand="0" w:evenVBand="0" w:oddHBand="0" w:evenHBand="0" w:firstRowFirstColumn="0" w:firstRowLastColumn="0" w:lastRowFirstColumn="0" w:lastRowLastColumn="0"/>
+            <w:tcW w:w="770" w:type="dxa"/>
+            <w:noWrap/>
+            <w:hideMark/>
+          </w:tcPr>
+          <w:p>
+            <w:pPr>
+              <w:rPr>
+                <w:rFonts w:ascii="Aptos Narrow" w:eastAsia="Times New Roman" w:hAnsi="Aptos Narrow" w:cs="Times New Roman"/>
+                <w:color w:val="000000"/>
+                <w:kern w:val="0"/>
+                <w:sz w:val="22"/>
+                <w:szCs w:val="22"/>
+                <w:lang w:eastAsia="es-CO"/>
+                <w14:ligatures w14:val="none"/>
+              </w:rPr>
+            </w:pPr>
+            <w:r>
+              <w:rPr>
+                <w:rFonts w:ascii="Aptos Narrow" w:eastAsia="Times New Roman" w:hAnsi="Aptos Narrow" w:cs="Times New Roman"/>
+                <w:color w:val="000000"/>
+                <w:kern w:val="0"/>
+                <w:sz w:val="22"/>
+                <w:szCs w:val="22"/>
+                <w:lang w:eastAsia="es-CO"/>
+                <w14:ligatures w14:val="none"/>
+              </w:rPr>
+              <w:t>500</w:t>
+            </w:r>
+          </w:p>
+        </w:tc>
+        <w:tc>
+          <w:tcPr>
+            <w:tcW w:w="831" w:type="dxa"/>
+            <w:noWrap/>
+            <w:hideMark/>
+          </w:tcPr>
+          <w:p>
+            <w:pPr>
+              <w:jc w:val="right"/>
+              <w:cnfStyle w:val="000000100000" w:firstRow="0" w:lastRow="0" w:firstColumn="0" w:lastColumn="0" w:oddVBand="0" w:evenVBand="0" w:oddHBand="1" w:evenHBand="0" w:firstRowFirstColumn="0" w:firstRowLastColumn="0" w:lastRowFirstColumn="0" w:lastRowLastColumn="0"/>
+              <w:rPr>
+                <w:rFonts w:ascii="Aptos Narrow" w:eastAsia="Times New Roman" w:hAnsi="Aptos Narrow" w:cs="Times New Roman"/>
+                <w:color w:val="000000"/>
+                <w:kern w:val="0"/>
+                <w:sz w:val="22"/>
+                <w:szCs w:val="22"/>
+                <w:lang w:eastAsia="es-CO"/>
+                <w14:ligatures w14:val="none"/>
+              </w:rPr>
+            </w:pPr>
+            <w:r>
+              <w:rPr>
+                <w:rFonts w:ascii="Aptos Narrow" w:eastAsia="Times New Roman" w:hAnsi="Aptos Narrow" w:cs="Times New Roman"/>
+                <w:color w:val="000000"/>
+                <w:kern w:val="0"/>
+                <w:sz w:val="22"/>
+                <w:szCs w:val="22"/>
+                <w:lang w:eastAsia="es-CO"/>
+                <w14:ligatures w14:val="none"/>
+              </w:rPr>
+              <w:t>0.0013</w:t>
+            </w:r>
+          </w:p>
+        </w:tc>
+        <w:tc>
+          <w:tcPr>
+            <w:tcW w:w="1062" w:type="dxa"/>
+            <w:noWrap/>
+            <w:hideMark/>
+          </w:tcPr>
+          <w:p>
+            <w:pPr>
+              <w:jc w:val="right"/>
+              <w:cnfStyle w:val="000000100000" w:firstRow="0" w:lastRow="0" w:firstColumn="0" w:lastColumn="0" w:oddVBand="0" w:evenVBand="0" w:oddHBand="1" w:evenHBand="0" w:firstRowFirstColumn="0" w:firstRowLastColumn="0" w:lastRowFirstColumn="0" w:lastRowLastColumn="0"/>
+              <w:rPr>
+                <w:rFonts w:ascii="Aptos Narrow" w:eastAsia="Times New Roman" w:hAnsi="Aptos Narrow" w:cs="Times New Roman"/>
+                <w:color w:val="000000"/>
+                <w:kern w:val="0"/>
+                <w:sz w:val="22"/>
+                <w:szCs w:val="22"/>
+                <w:lang w:eastAsia="es-CO"/>
+                <w14:ligatures w14:val="none"/>
+              </w:rPr>
+            </w:pPr>
+            <w:r>
+              <w:rPr>
+                <w:rFonts w:ascii="Aptos Narrow" w:eastAsia="Times New Roman" w:hAnsi="Aptos Narrow" w:cs="Times New Roman"/>
+                <w:color w:val="000000"/>
+                <w:kern w:val="0"/>
+                <w:sz w:val="22"/>
+                <w:szCs w:val="22"/>
+                <w:lang w:eastAsia="es-CO"/>
+                <w14:ligatures w14:val="none"/>
+              </w:rPr>
+              <w:t>1.0459</w:t>
+            </w:r>
+          </w:p>
+        </w:tc>
+        <w:tc>
+          <w:tcPr>
+            <w:tcW w:w="882" w:type="dxa"/>
+            <w:noWrap/>
+            <w:hideMark/>
+          </w:tcPr>
+          <w:p>
+            <w:pPr>
+              <w:jc w:val="right"/>
+              <w:cnfStyle w:val="000000100000" w:firstRow="0" w:lastRow="0" w:firstColumn="0" w:lastColumn="0" w:oddVBand="0" w:evenVBand="0" w:oddHBand="1" w:evenHBand="0" w:firstRowFirstColumn="0" w:firstRowLastColumn="0" w:lastRowFirstColumn="0" w:lastRowLastColumn="0"/>
+              <w:rPr>
+                <w:rFonts w:ascii="Aptos Narrow" w:eastAsia="Times New Roman" w:hAnsi="Aptos Narrow" w:cs="Times New Roman"/>
+                <w:color w:val="000000"/>
+                <w:kern w:val="0"/>
+                <w:sz w:val="22"/>
+                <w:szCs w:val="22"/>
+                <w:lang w:eastAsia="es-CO"/>
+                <w14:ligatures w14:val="none"/>
+              </w:rPr>
+            </w:pPr>
+            <w:r>
+              <w:rPr>
+                <w:rFonts w:ascii="Aptos Narrow" w:eastAsia="Times New Roman" w:hAnsi="Aptos Narrow" w:cs="Times New Roman"/>
+                <w:color w:val="000000"/>
+                <w:kern w:val="0"/>
+                <w:sz w:val="22"/>
+                <w:szCs w:val="22"/>
+                <w:lang w:eastAsia="es-CO"/>
+                <w14:ligatures w14:val="none"/>
+              </w:rPr>
+              <w:t>0.8904</w:t>
+            </w:r>
+          </w:p>
+        </w:tc>
+      </w:tr>
+      <w:tr>
+        <w:trPr>
+          <w:trHeight w:val="300"/>
+        </w:trPr>
+        <w:tc>
+          <w:tcPr>
+            <w:cnfStyle w:val="001000000000" w:firstRow="0" w:lastRow="0" w:firstColumn="1" w:lastColumn="0" w:oddVBand="0" w:evenVBand="0" w:oddHBand="0" w:evenHBand="0" w:firstRowFirstColumn="0" w:firstRowLastColumn="0" w:lastRowFirstColumn="0" w:lastRowLastColumn="0"/>
+            <w:tcW w:w="770" w:type="dxa"/>
+            <w:noWrap/>
+            <w:hideMark/>
+          </w:tcPr>
+          <w:p>
+            <w:pPr>
+              <w:rPr>
+                <w:rFonts w:ascii="Aptos Narrow" w:eastAsia="Times New Roman" w:hAnsi="Aptos Narrow" w:cs="Times New Roman"/>
+                <w:color w:val="000000"/>
+                <w:kern w:val="0"/>
+                <w:sz w:val="22"/>
+                <w:szCs w:val="22"/>
+                <w:lang w:eastAsia="es-CO"/>
+                <w14:ligatures w14:val="none"/>
+              </w:rPr>
+            </w:pPr>
+            <w:r>
+              <w:rPr>
+                <w:rFonts w:ascii="Aptos Narrow" w:eastAsia="Times New Roman" w:hAnsi="Aptos Narrow" w:cs="Times New Roman"/>
+                <w:color w:val="000000"/>
+                <w:kern w:val="0"/>
+                <w:sz w:val="22"/>
+                <w:szCs w:val="22"/>
+                <w:lang w:eastAsia="es-CO"/>
+                <w14:ligatures w14:val="none"/>
+              </w:rPr>
+              <w:t>500</w:t>
+            </w:r>
+          </w:p>
+        </w:tc>
+        <w:tc>
+          <w:tcPr>
+            <w:tcW w:w="831" w:type="dxa"/>
+            <w:noWrap/>
+            <w:hideMark/>
+          </w:tcPr>
+          <w:p>
+            <w:pPr>
+              <w:jc w:val="right"/>
+              <w:cnfStyle w:val="000000000000" w:firstRow="0" w:lastRow="0" w:firstColumn="0" w:lastColumn="0" w:oddVBand="0" w:evenVBand="0" w:oddHBand="0" w:evenHBand="0" w:firstRowFirstColumn="0" w:firstRowLastColumn="0" w:lastRowFirstColumn="0" w:lastRowLastColumn="0"/>
+              <w:rPr>
+                <w:rFonts w:ascii="Aptos Narrow" w:eastAsia="Times New Roman" w:hAnsi="Aptos Narrow" w:cs="Times New Roman"/>
+                <w:color w:val="000000"/>
+                <w:kern w:val="0"/>
+                <w:sz w:val="22"/>
+                <w:szCs w:val="22"/>
+                <w:lang w:eastAsia="es-CO"/>
+                <w14:ligatures w14:val="none"/>
+              </w:rPr>
+            </w:pPr>
+            <w:r>
+              <w:rPr>
+                <w:rFonts w:ascii="Aptos Narrow" w:eastAsia="Times New Roman" w:hAnsi="Aptos Narrow" w:cs="Times New Roman"/>
+                <w:color w:val="000000"/>
+                <w:kern w:val="0"/>
+                <w:sz w:val="22"/>
+                <w:szCs w:val="22"/>
+                <w:lang w:eastAsia="es-CO"/>
+                <w14:ligatures w14:val="none"/>
+              </w:rPr>
+              <w:t>0.0003</w:t>
+            </w:r>
+          </w:p>
+        </w:tc>
+        <w:tc>
+          <w:tcPr>
+            <w:tcW w:w="1062" w:type="dxa"/>
+            <w:noWrap/>
+            <w:hideMark/>
+          </w:tcPr>
+          <w:p>
+            <w:pPr>
+              <w:jc w:val="right"/>
+              <w:cnfStyle w:val="000000000000" w:firstRow="0" w:lastRow="0" w:firstColumn="0" w:lastColumn="0" w:oddVBand="0" w:evenVBand="0" w:oddHBand="0" w:evenHBand="0" w:firstRowFirstColumn="0" w:firstRowLastColumn="0" w:lastRowFirstColumn="0" w:lastRowLastColumn="0"/>
+              <w:rPr>
+                <w:rFonts w:ascii="Aptos Narrow" w:eastAsia="Times New Roman" w:hAnsi="Aptos Narrow" w:cs="Times New Roman"/>
+                <w:color w:val="000000"/>
+                <w:kern w:val="0"/>
+                <w:sz w:val="22"/>
+                <w:szCs w:val="22"/>
+                <w:lang w:eastAsia="es-CO"/>
+                <w14:ligatures w14:val="none"/>
+              </w:rPr>
+            </w:pPr>
+            <w:r>
+              <w:rPr>
+                <w:rFonts w:ascii="Aptos Narrow" w:eastAsia="Times New Roman" w:hAnsi="Aptos Narrow" w:cs="Times New Roman"/>
+                <w:color w:val="000000"/>
+                <w:kern w:val="0"/>
+                <w:sz w:val="22"/>
+                <w:szCs w:val="22"/>
+                <w:lang w:eastAsia="es-CO"/>
+                <w14:ligatures w14:val="none"/>
+              </w:rPr>
+              <w:t>1.0528</w:t>
+            </w:r>
+          </w:p>
+        </w:tc>
+        <w:tc>
+          <w:tcPr>
+            <w:tcW w:w="882" w:type="dxa"/>
+            <w:noWrap/>
+            <w:hideMark/>
+          </w:tcPr>
+          <w:p>
+            <w:pPr>
+              <w:jc w:val="right"/>
+              <w:cnfStyle w:val="000000000000" w:firstRow="0" w:lastRow="0" w:firstColumn="0" w:lastColumn="0" w:oddVBand="0" w:evenVBand="0" w:oddHBand="0" w:evenHBand="0" w:firstRowFirstColumn="0" w:firstRowLastColumn="0" w:lastRowFirstColumn="0" w:lastRowLastColumn="0"/>
+              <w:rPr>
+                <w:rFonts w:ascii="Aptos Narrow" w:eastAsia="Times New Roman" w:hAnsi="Aptos Narrow" w:cs="Times New Roman"/>
+                <w:color w:val="000000"/>
+                <w:kern w:val="0"/>
+                <w:sz w:val="22"/>
+                <w:szCs w:val="22"/>
+                <w:lang w:eastAsia="es-CO"/>
+                <w14:ligatures w14:val="none"/>
+              </w:rPr>
+            </w:pPr>
+            <w:r>
+              <w:rPr>
+                <w:rFonts w:ascii="Aptos Narrow" w:eastAsia="Times New Roman" w:hAnsi="Aptos Narrow" w:cs="Times New Roman"/>
+                <w:color w:val="000000"/>
+                <w:kern w:val="0"/>
+                <w:sz w:val="22"/>
+                <w:szCs w:val="22"/>
+                <w:lang w:eastAsia="es-CO"/>
+                <w14:ligatures w14:val="none"/>
+              </w:rPr>
+              <w:t>0.8848</w:t>
+            </w:r>
+          </w:p>
+        </w:tc>
+      </w:tr>
+      <w:tr>
+        <w:trPr>
+          <w:cnfStyle w:val="000000100000" w:firstRow="0" w:lastRow="0" w:firstColumn="0" w:lastColumn="0" w:oddVBand="0" w:evenVBand="0" w:oddHBand="1" w:evenHBand="0" w:firstRowFirstColumn="0" w:firstRowLastColumn="0" w:lastRowFirstColumn="0" w:lastRowLastColumn="0"/>
+          <w:trHeight w:val="300"/>
+        </w:trPr>
+        <w:tc>
+          <w:tcPr>
+            <w:cnfStyle w:val="001000000000" w:firstRow="0" w:lastRow="0" w:firstColumn="1" w:lastColumn="0" w:oddVBand="0" w:evenVBand="0" w:oddHBand="0" w:evenHBand="0" w:firstRowFirstColumn="0" w:firstRowLastColumn="0" w:lastRowFirstColumn="0" w:lastRowLastColumn="0"/>
+            <w:tcW w:w="770" w:type="dxa"/>
+            <w:noWrap/>
+            <w:hideMark/>
+          </w:tcPr>
+          <w:p>
+            <w:pPr>
+              <w:rPr>
+                <w:rFonts w:ascii="Aptos Narrow" w:eastAsia="Times New Roman" w:hAnsi="Aptos Narrow" w:cs="Times New Roman"/>
+                <w:color w:val="000000"/>
+                <w:kern w:val="0"/>
+                <w:sz w:val="22"/>
+                <w:szCs w:val="22"/>
+                <w:lang w:eastAsia="es-CO"/>
+                <w14:ligatures w14:val="none"/>
+              </w:rPr>
+            </w:pPr>
+            <w:r>
+              <w:rPr>
+                <w:rFonts w:ascii="Aptos Narrow" w:eastAsia="Times New Roman" w:hAnsi="Aptos Narrow" w:cs="Times New Roman"/>
+                <w:color w:val="000000"/>
+                <w:kern w:val="0"/>
+                <w:sz w:val="22"/>
+                <w:szCs w:val="22"/>
+                <w:lang w:eastAsia="es-CO"/>
+                <w14:ligatures w14:val="none"/>
+              </w:rPr>
+              <w:t>500</w:t>
+            </w:r>
+          </w:p>
+        </w:tc>
+        <w:tc>
+          <w:tcPr>
+            <w:tcW w:w="831" w:type="dxa"/>
+            <w:noWrap/>
+            <w:hideMark/>
+          </w:tcPr>
+          <w:p>
+            <w:pPr>
+              <w:jc w:val="right"/>
+              <w:cnfStyle w:val="000000100000" w:firstRow="0" w:lastRow="0" w:firstColumn="0" w:lastColumn="0" w:oddVBand="0" w:evenVBand="0" w:oddHBand="1" w:evenHBand="0" w:firstRowFirstColumn="0" w:firstRowLastColumn="0" w:lastRowFirstColumn="0" w:lastRowLastColumn="0"/>
+              <w:rPr>
+                <w:rFonts w:ascii="Aptos Narrow" w:eastAsia="Times New Roman" w:hAnsi="Aptos Narrow" w:cs="Times New Roman"/>
+                <w:color w:val="000000"/>
+                <w:kern w:val="0"/>
+                <w:sz w:val="22"/>
+                <w:szCs w:val="22"/>
+                <w:lang w:eastAsia="es-CO"/>
+                <w14:ligatures w14:val="none"/>
+              </w:rPr>
+            </w:pPr>
+            <w:r>
+              <w:rPr>
+                <w:rFonts w:ascii="Aptos Narrow" w:eastAsia="Times New Roman" w:hAnsi="Aptos Narrow" w:cs="Times New Roman"/>
+                <w:color w:val="000000"/>
+                <w:kern w:val="0"/>
+                <w:sz w:val="22"/>
+                <w:szCs w:val="22"/>
+                <w:lang w:eastAsia="es-CO"/>
+                <w14:ligatures w14:val="none"/>
+              </w:rPr>
+              <w:t>0.0005</w:t>
+            </w:r>
+          </w:p>
+        </w:tc>
+        <w:tc>
+          <w:tcPr>
+            <w:tcW w:w="1062" w:type="dxa"/>
+            <w:noWrap/>
+            <w:hideMark/>
+          </w:tcPr>
+          <w:p>
+            <w:pPr>
+              <w:jc w:val="right"/>
+              <w:cnfStyle w:val="000000100000" w:firstRow="0" w:lastRow="0" w:firstColumn="0" w:lastColumn="0" w:oddVBand="0" w:evenVBand="0" w:oddHBand="1" w:evenHBand="0" w:firstRowFirstColumn="0" w:firstRowLastColumn="0" w:lastRowFirstColumn="0" w:lastRowLastColumn="0"/>
+              <w:rPr>
+                <w:rFonts w:ascii="Aptos Narrow" w:eastAsia="Times New Roman" w:hAnsi="Aptos Narrow" w:cs="Times New Roman"/>
+                <w:color w:val="000000"/>
+                <w:kern w:val="0"/>
+                <w:sz w:val="22"/>
+                <w:szCs w:val="22"/>
+                <w:lang w:eastAsia="es-CO"/>
+                <w14:ligatures w14:val="none"/>
+              </w:rPr>
+            </w:pPr>
+            <w:r>
+              <w:rPr>
+                <w:rFonts w:ascii="Aptos Narrow" w:eastAsia="Times New Roman" w:hAnsi="Aptos Narrow" w:cs="Times New Roman"/>
+                <w:color w:val="000000"/>
+                <w:kern w:val="0"/>
+                <w:sz w:val="22"/>
+                <w:szCs w:val="22"/>
+                <w:lang w:eastAsia="es-CO"/>
+                <w14:ligatures w14:val="none"/>
+              </w:rPr>
+              <w:t>1.0549</w:t>
+            </w:r>
+          </w:p>
+        </w:tc>
+        <w:tc>
+          <w:tcPr>
+            <w:tcW w:w="882" w:type="dxa"/>
+            <w:noWrap/>
+            <w:hideMark/>
+          </w:tcPr>
+          <w:p>
+            <w:pPr>
+              <w:jc w:val="right"/>
+              <w:cnfStyle w:val="000000100000" w:firstRow="0" w:lastRow="0" w:firstColumn="0" w:lastColumn="0" w:oddVBand="0" w:evenVBand="0" w:oddHBand="1" w:evenHBand="0" w:firstRowFirstColumn="0" w:firstRowLastColumn="0" w:lastRowFirstColumn="0" w:lastRowLastColumn="0"/>
+              <w:rPr>
+                <w:rFonts w:ascii="Aptos Narrow" w:eastAsia="Times New Roman" w:hAnsi="Aptos Narrow" w:cs="Times New Roman"/>
+                <w:color w:val="000000"/>
+                <w:kern w:val="0"/>
+                <w:sz w:val="22"/>
+                <w:szCs w:val="22"/>
+                <w:lang w:eastAsia="es-CO"/>
+                <w14:ligatures w14:val="none"/>
+              </w:rPr>
+            </w:pPr>
+            <w:r>
+              <w:rPr>
+                <w:rFonts w:ascii="Aptos Narrow" w:eastAsia="Times New Roman" w:hAnsi="Aptos Narrow" w:cs="Times New Roman"/>
+                <w:color w:val="000000"/>
+                <w:kern w:val="0"/>
+                <w:sz w:val="22"/>
+                <w:szCs w:val="22"/>
+                <w:lang w:eastAsia="es-CO"/>
+                <w14:ligatures w14:val="none"/>
+              </w:rPr>
+              <w:t>0.8835</w:t>
+            </w:r>
+          </w:p>
+        </w:tc>
+      </w:tr>
+      <w:tr>
+        <w:trPr>
+          <w:trHeight w:val="300"/>
+        </w:trPr>
+        <w:tc>
+          <w:tcPr>
+            <w:cnfStyle w:val="001000000000" w:firstRow="0" w:lastRow="0" w:firstColumn="1" w:lastColumn="0" w:oddVBand="0" w:evenVBand="0" w:oddHBand="0" w:evenHBand="0" w:firstRowFirstColumn="0" w:firstRowLastColumn="0" w:lastRowFirstColumn="0" w:lastRowLastColumn="0"/>
+            <w:tcW w:w="770" w:type="dxa"/>
+            <w:noWrap/>
+            <w:hideMark/>
+          </w:tcPr>
+          <w:p>
+            <w:pPr>
+              <w:rPr>
+                <w:rFonts w:ascii="Aptos Narrow" w:eastAsia="Times New Roman" w:hAnsi="Aptos Narrow" w:cs="Times New Roman"/>
+                <w:color w:val="000000"/>
+                <w:kern w:val="0"/>
+                <w:sz w:val="22"/>
+                <w:szCs w:val="22"/>
+                <w:lang w:eastAsia="es-CO"/>
+                <w14:ligatures w14:val="none"/>
+              </w:rPr>
+            </w:pPr>
+            <w:r>
+              <w:rPr>
+                <w:rFonts w:ascii="Aptos Narrow" w:eastAsia="Times New Roman" w:hAnsi="Aptos Narrow" w:cs="Times New Roman"/>
+                <w:color w:val="000000"/>
+                <w:kern w:val="0"/>
+                <w:sz w:val="22"/>
+                <w:szCs w:val="22"/>
+                <w:lang w:eastAsia="es-CO"/>
+                <w14:ligatures w14:val="none"/>
+              </w:rPr>
+              <w:t>500</w:t>
+            </w:r>
+          </w:p>
+        </w:tc>
+        <w:tc>
+          <w:tcPr>
+            <w:tcW w:w="831" w:type="dxa"/>
+            <w:noWrap/>
+            <w:hideMark/>
+          </w:tcPr>
+          <w:p>
+            <w:pPr>
+              <w:jc w:val="right"/>
+              <w:cnfStyle w:val="000000000000" w:firstRow="0" w:lastRow="0" w:firstColumn="0" w:lastColumn="0" w:oddVBand="0" w:evenVBand="0" w:oddHBand="0" w:evenHBand="0" w:firstRowFirstColumn="0" w:firstRowLastColumn="0" w:lastRowFirstColumn="0" w:lastRowLastColumn="0"/>
+              <w:rPr>
+                <w:rFonts w:ascii="Aptos Narrow" w:eastAsia="Times New Roman" w:hAnsi="Aptos Narrow" w:cs="Times New Roman"/>
+                <w:color w:val="000000"/>
+                <w:kern w:val="0"/>
+                <w:sz w:val="22"/>
+                <w:szCs w:val="22"/>
+                <w:lang w:eastAsia="es-CO"/>
+                <w14:ligatures w14:val="none"/>
+              </w:rPr>
+            </w:pPr>
+            <w:r>
+              <w:rPr>
+                <w:rFonts w:ascii="Aptos Narrow" w:eastAsia="Times New Roman" w:hAnsi="Aptos Narrow" w:cs="Times New Roman"/>
+                <w:color w:val="000000"/>
+                <w:kern w:val="0"/>
+                <w:sz w:val="22"/>
+                <w:szCs w:val="22"/>
+                <w:lang w:eastAsia="es-CO"/>
+                <w14:ligatures w14:val="none"/>
+              </w:rPr>
+              <w:t>0.01</w:t>
+            </w:r>
+          </w:p>
+        </w:tc>
+        <w:tc>
+          <w:tcPr>
+            <w:tcW w:w="1062" w:type="dxa"/>
+            <w:noWrap/>
+            <w:hideMark/>
+          </w:tcPr>
+          <w:p>
+            <w:pPr>
+              <w:jc w:val="right"/>
+              <w:cnfStyle w:val="000000000000" w:firstRow="0" w:lastRow="0" w:firstColumn="0" w:lastColumn="0" w:oddVBand="0" w:evenVBand="0" w:oddHBand="0" w:evenHBand="0" w:firstRowFirstColumn="0" w:firstRowLastColumn="0" w:lastRowFirstColumn="0" w:lastRowLastColumn="0"/>
+              <w:rPr>
+                <w:rFonts w:ascii="Aptos Narrow" w:eastAsia="Times New Roman" w:hAnsi="Aptos Narrow" w:cs="Times New Roman"/>
+                <w:color w:val="000000"/>
+                <w:kern w:val="0"/>
+                <w:sz w:val="22"/>
+                <w:szCs w:val="22"/>
+                <w:lang w:eastAsia="es-CO"/>
+                <w14:ligatures w14:val="none"/>
+              </w:rPr>
+            </w:pPr>
+            <w:r>
+              <w:rPr>
+                <w:rFonts w:ascii="Aptos Narrow" w:eastAsia="Times New Roman" w:hAnsi="Aptos Narrow" w:cs="Times New Roman"/>
+                <w:color w:val="000000"/>
+                <w:kern w:val="0"/>
+                <w:sz w:val="22"/>
+                <w:szCs w:val="22"/>
+                <w:lang w:eastAsia="es-CO"/>
+                <w14:ligatures w14:val="none"/>
+              </w:rPr>
+              <w:t>1.0543</w:t>
+            </w:r>
+          </w:p>
+        </w:tc>
+        <w:tc>
+          <w:tcPr>
+            <w:tcW w:w="882" w:type="dxa"/>
+            <w:noWrap/>
+            <w:hideMark/>
+          </w:tcPr>
+          <w:p>
+            <w:pPr>
+              <w:jc w:val="right"/>
+              <w:cnfStyle w:val="000000000000" w:firstRow="0" w:lastRow="0" w:firstColumn="0" w:lastColumn="0" w:oddVBand="0" w:evenVBand="0" w:oddHBand="0" w:evenHBand="0" w:firstRowFirstColumn="0" w:firstRowLastColumn="0" w:lastRowFirstColumn="0" w:lastRowLastColumn="0"/>
+              <w:rPr>
+                <w:rFonts w:ascii="Aptos Narrow" w:eastAsia="Times New Roman" w:hAnsi="Aptos Narrow" w:cs="Times New Roman"/>
+                <w:color w:val="000000"/>
+                <w:kern w:val="0"/>
+                <w:sz w:val="22"/>
+                <w:szCs w:val="22"/>
+                <w:lang w:eastAsia="es-CO"/>
+                <w14:ligatures w14:val="none"/>
+              </w:rPr>
+            </w:pPr>
+            <w:r>
+              <w:rPr>
+                <w:rFonts w:ascii="Aptos Narrow" w:eastAsia="Times New Roman" w:hAnsi="Aptos Narrow" w:cs="Times New Roman"/>
+                <w:color w:val="000000"/>
+                <w:kern w:val="0"/>
+                <w:sz w:val="22"/>
+                <w:szCs w:val="22"/>
+                <w:lang w:eastAsia="es-CO"/>
+                <w14:ligatures w14:val="none"/>
+              </w:rPr>
+              <w:t>0.8828</w:t>
+            </w:r>
+          </w:p>
+        </w:tc>
+      </w:tr>
+      <w:tr>
+        <w:trPr>
+          <w:cnfStyle w:val="000000100000" w:firstRow="0" w:lastRow="0" w:firstColumn="0" w:lastColumn="0" w:oddVBand="0" w:evenVBand="0" w:oddHBand="1" w:evenHBand="0" w:firstRowFirstColumn="0" w:firstRowLastColumn="0" w:lastRowFirstColumn="0" w:lastRowLastColumn="0"/>
+          <w:trHeight w:val="300"/>
+        </w:trPr>
+        <w:tc>
+          <w:tcPr>
+            <w:cnfStyle w:val="001000000000" w:firstRow="0" w:lastRow="0" w:firstColumn="1" w:lastColumn="0" w:oddVBand="0" w:evenVBand="0" w:oddHBand="0" w:evenHBand="0" w:firstRowFirstColumn="0" w:firstRowLastColumn="0" w:lastRowFirstColumn="0" w:lastRowLastColumn="0"/>
+            <w:tcW w:w="770" w:type="dxa"/>
+            <w:noWrap/>
+            <w:hideMark/>
+          </w:tcPr>
+          <w:p>
+            <w:pPr>
+              <w:rPr>
+                <w:rFonts w:ascii="Aptos Narrow" w:eastAsia="Times New Roman" w:hAnsi="Aptos Narrow" w:cs="Times New Roman"/>
+                <w:color w:val="000000"/>
+                <w:kern w:val="0"/>
+                <w:sz w:val="22"/>
+                <w:szCs w:val="22"/>
+                <w:lang w:eastAsia="es-CO"/>
+                <w14:ligatures w14:val="none"/>
+              </w:rPr>
+            </w:pPr>
+            <w:r>
+              <w:rPr>
+                <w:rFonts w:ascii="Aptos Narrow" w:eastAsia="Times New Roman" w:hAnsi="Aptos Narrow" w:cs="Times New Roman"/>
+                <w:color w:val="000000"/>
+                <w:kern w:val="0"/>
+                <w:sz w:val="22"/>
+                <w:szCs w:val="22"/>
+                <w:lang w:eastAsia="es-CO"/>
+                <w14:ligatures w14:val="none"/>
+              </w:rPr>
+              <w:t>500</w:t>
+            </w:r>
+          </w:p>
+        </w:tc>
+        <w:tc>
+          <w:tcPr>
+            <w:tcW w:w="831" w:type="dxa"/>
+            <w:noWrap/>
+            <w:hideMark/>
+          </w:tcPr>
+          <w:p>
+            <w:pPr>
+              <w:jc w:val="right"/>
+              <w:cnfStyle w:val="000000100000" w:firstRow="0" w:lastRow="0" w:firstColumn="0" w:lastColumn="0" w:oddVBand="0" w:evenVBand="0" w:oddHBand="1" w:evenHBand="0" w:firstRowFirstColumn="0" w:firstRowLastColumn="0" w:lastRowFirstColumn="0" w:lastRowLastColumn="0"/>
+              <w:rPr>
+                <w:rFonts w:ascii="Aptos Narrow" w:eastAsia="Times New Roman" w:hAnsi="Aptos Narrow" w:cs="Times New Roman"/>
+                <w:color w:val="000000"/>
+                <w:kern w:val="0"/>
+                <w:sz w:val="22"/>
+                <w:szCs w:val="22"/>
+                <w:lang w:eastAsia="es-CO"/>
+                <w14:ligatures w14:val="none"/>
+              </w:rPr>
+            </w:pPr>
+            <w:r>
+              <w:rPr>
+                <w:rFonts w:ascii="Aptos Narrow" w:eastAsia="Times New Roman" w:hAnsi="Aptos Narrow" w:cs="Times New Roman"/>
+                <w:color w:val="000000"/>
+                <w:kern w:val="0"/>
+                <w:sz w:val="22"/>
+                <w:szCs w:val="22"/>
+                <w:lang w:eastAsia="es-CO"/>
+                <w14:ligatures w14:val="none"/>
+              </w:rPr>
+              <w:t>0.0022</w:t>
+            </w:r>
+          </w:p>
+        </w:tc>
+        <w:tc>
+          <w:tcPr>
+            <w:tcW w:w="1062" w:type="dxa"/>
+            <w:noWrap/>
+            <w:hideMark/>
+          </w:tcPr>
+          <w:p>
+            <w:pPr>
+              <w:jc w:val="right"/>
+              <w:cnfStyle w:val="000000100000" w:firstRow="0" w:lastRow="0" w:firstColumn="0" w:lastColumn="0" w:oddVBand="0" w:evenVBand="0" w:oddHBand="1" w:evenHBand="0" w:firstRowFirstColumn="0" w:firstRowLastColumn="0" w:lastRowFirstColumn="0" w:lastRowLastColumn="0"/>
+              <w:rPr>
+                <w:rFonts w:ascii="Aptos Narrow" w:eastAsia="Times New Roman" w:hAnsi="Aptos Narrow" w:cs="Times New Roman"/>
+                <w:color w:val="000000"/>
+                <w:kern w:val="0"/>
+                <w:sz w:val="22"/>
+                <w:szCs w:val="22"/>
+                <w:lang w:eastAsia="es-CO"/>
+                <w14:ligatures w14:val="none"/>
+              </w:rPr>
+            </w:pPr>
+            <w:r>
+              <w:rPr>
+                <w:rFonts w:ascii="Aptos Narrow" w:eastAsia="Times New Roman" w:hAnsi="Aptos Narrow" w:cs="Times New Roman"/>
+                <w:color w:val="000000"/>
+                <w:kern w:val="0"/>
+                <w:sz w:val="22"/>
+                <w:szCs w:val="22"/>
+                <w:lang w:eastAsia="es-CO"/>
+                <w14:ligatures w14:val="none"/>
+              </w:rPr>
+              <w:t>1.0612</w:t>
+            </w:r>
+          </w:p>
+        </w:tc>
+        <w:tc>
+          <w:tcPr>
+            <w:tcW w:w="882" w:type="dxa"/>
+            <w:noWrap/>
+            <w:hideMark/>
+          </w:tcPr>
+          <w:p>
+            <w:pPr>
+              <w:jc w:val="right"/>
+              <w:cnfStyle w:val="000000100000" w:firstRow="0" w:lastRow="0" w:firstColumn="0" w:lastColumn="0" w:oddVBand="0" w:evenVBand="0" w:oddHBand="1" w:evenHBand="0" w:firstRowFirstColumn="0" w:firstRowLastColumn="0" w:lastRowFirstColumn="0" w:lastRowLastColumn="0"/>
+              <w:rPr>
+                <w:rFonts w:ascii="Aptos Narrow" w:eastAsia="Times New Roman" w:hAnsi="Aptos Narrow" w:cs="Times New Roman"/>
+                <w:color w:val="000000"/>
+                <w:kern w:val="0"/>
+                <w:sz w:val="22"/>
+                <w:szCs w:val="22"/>
+                <w:lang w:eastAsia="es-CO"/>
+                <w14:ligatures w14:val="none"/>
+              </w:rPr>
+            </w:pPr>
+            <w:r>
+              <w:rPr>
+                <w:rFonts w:ascii="Aptos Narrow" w:eastAsia="Times New Roman" w:hAnsi="Aptos Narrow" w:cs="Times New Roman"/>
+                <w:color w:val="000000"/>
+                <w:kern w:val="0"/>
+                <w:sz w:val="22"/>
+                <w:szCs w:val="22"/>
+                <w:lang w:eastAsia="es-CO"/>
+                <w14:ligatures w14:val="none"/>
+              </w:rPr>
+              <w:t>0.8821</w:t>
+            </w:r>
+          </w:p>
+        </w:tc>
+      </w:tr>
+      <w:tr>
+        <w:trPr>
+          <w:trHeight w:val="300"/>
+        </w:trPr>
+        <w:tc>
+          <w:tcPr>
+            <w:cnfStyle w:val="001000000000" w:firstRow="0" w:lastRow="0" w:firstColumn="1" w:lastColumn="0" w:oddVBand="0" w:evenVBand="0" w:oddHBand="0" w:evenHBand="0" w:firstRowFirstColumn="0" w:firstRowLastColumn="0" w:lastRowFirstColumn="0" w:lastRowLastColumn="0"/>
+            <w:tcW w:w="770" w:type="dxa"/>
+            <w:noWrap/>
+            <w:hideMark/>
+          </w:tcPr>
+          <w:p>
+            <w:pPr>
+              <w:rPr>
+                <w:rFonts w:ascii="Aptos Narrow" w:eastAsia="Times New Roman" w:hAnsi="Aptos Narrow" w:cs="Times New Roman"/>
+                <w:color w:val="000000"/>
+                <w:kern w:val="0"/>
+                <w:sz w:val="22"/>
+                <w:szCs w:val="22"/>
+                <w:lang w:eastAsia="es-CO"/>
+                <w14:ligatures w14:val="none"/>
+              </w:rPr>
+            </w:pPr>
+            <w:r>
+              <w:rPr>
+                <w:rFonts w:ascii="Aptos Narrow" w:eastAsia="Times New Roman" w:hAnsi="Aptos Narrow" w:cs="Times New Roman"/>
+                <w:color w:val="000000"/>
+                <w:kern w:val="0"/>
+                <w:sz w:val="22"/>
+                <w:szCs w:val="22"/>
+                <w:lang w:eastAsia="es-CO"/>
+                <w14:ligatures w14:val="none"/>
+              </w:rPr>
+              <w:t>450</w:t>
+            </w:r>
+          </w:p>
+        </w:tc>
+        <w:tc>
+          <w:tcPr>
+            <w:tcW w:w="831" w:type="dxa"/>
+            <w:noWrap/>
+            <w:hideMark/>
+          </w:tcPr>
+          <w:p>
+            <w:pPr>
+              <w:jc w:val="right"/>
+              <w:cnfStyle w:val="000000000000" w:firstRow="0" w:lastRow="0" w:firstColumn="0" w:lastColumn="0" w:oddVBand="0" w:evenVBand="0" w:oddHBand="0" w:evenHBand="0" w:firstRowFirstColumn="0" w:firstRowLastColumn="0" w:lastRowFirstColumn="0" w:lastRowLastColumn="0"/>
+              <w:rPr>
+                <w:rFonts w:ascii="Aptos Narrow" w:eastAsia="Times New Roman" w:hAnsi="Aptos Narrow" w:cs="Times New Roman"/>
+                <w:color w:val="000000"/>
+                <w:kern w:val="0"/>
+                <w:sz w:val="22"/>
+                <w:szCs w:val="22"/>
+                <w:lang w:eastAsia="es-CO"/>
+                <w14:ligatures w14:val="none"/>
+              </w:rPr>
+            </w:pPr>
+            <w:r>
+              <w:rPr>
+                <w:rFonts w:ascii="Aptos Narrow" w:eastAsia="Times New Roman" w:hAnsi="Aptos Narrow" w:cs="Times New Roman"/>
+                <w:color w:val="000000"/>
+                <w:kern w:val="0"/>
+                <w:sz w:val="22"/>
+                <w:szCs w:val="22"/>
+                <w:lang w:eastAsia="es-CO"/>
+                <w14:ligatures w14:val="none"/>
+              </w:rPr>
+              <w:t>0.0001</w:t>
+            </w:r>
+          </w:p>
+        </w:tc>
+        <w:tc>
+          <w:tcPr>
+            <w:tcW w:w="1062" w:type="dxa"/>
+            <w:noWrap/>
+            <w:hideMark/>
+          </w:tcPr>
+          <w:p>
+            <w:pPr>
+              <w:jc w:val="right"/>
+              <w:cnfStyle w:val="000000000000" w:firstRow="0" w:lastRow="0" w:firstColumn="0" w:lastColumn="0" w:oddVBand="0" w:evenVBand="0" w:oddHBand="0" w:evenHBand="0" w:firstRowFirstColumn="0" w:firstRowLastColumn="0" w:lastRowFirstColumn="0" w:lastRowLastColumn="0"/>
+              <w:rPr>
+                <w:rFonts w:ascii="Aptos Narrow" w:eastAsia="Times New Roman" w:hAnsi="Aptos Narrow" w:cs="Times New Roman"/>
+                <w:color w:val="000000"/>
+                <w:kern w:val="0"/>
+                <w:sz w:val="22"/>
+                <w:szCs w:val="22"/>
+                <w:lang w:eastAsia="es-CO"/>
+                <w14:ligatures w14:val="none"/>
+              </w:rPr>
+            </w:pPr>
+            <w:r>
+              <w:rPr>
+                <w:rFonts w:ascii="Aptos Narrow" w:eastAsia="Times New Roman" w:hAnsi="Aptos Narrow" w:cs="Times New Roman"/>
+                <w:color w:val="000000"/>
+                <w:kern w:val="0"/>
+                <w:sz w:val="22"/>
+                <w:szCs w:val="22"/>
+                <w:lang w:eastAsia="es-CO"/>
+                <w14:ligatures w14:val="none"/>
+              </w:rPr>
+              <w:t>1.1285</w:t>
+            </w:r>
+          </w:p>
+        </w:tc>
+        <w:tc>
+          <w:tcPr>
+            <w:tcW w:w="882" w:type="dxa"/>
+            <w:noWrap/>
+            <w:hideMark/>
+          </w:tcPr>
+          <w:p>
+            <w:pPr>
+              <w:jc w:val="right"/>
+              <w:cnfStyle w:val="000000000000" w:firstRow="0" w:lastRow="0" w:firstColumn="0" w:lastColumn="0" w:oddVBand="0" w:evenVBand="0" w:oddHBand="0" w:evenHBand="0" w:firstRowFirstColumn="0" w:firstRowLastColumn="0" w:lastRowFirstColumn="0" w:lastRowLastColumn="0"/>
+              <w:rPr>
+                <w:rFonts w:ascii="Aptos Narrow" w:eastAsia="Times New Roman" w:hAnsi="Aptos Narrow" w:cs="Times New Roman"/>
+                <w:color w:val="000000"/>
+                <w:kern w:val="0"/>
+                <w:sz w:val="22"/>
+                <w:szCs w:val="22"/>
+                <w:lang w:eastAsia="es-CO"/>
+                <w14:ligatures w14:val="none"/>
+              </w:rPr>
+            </w:pPr>
+            <w:r>
+              <w:rPr>
+                <w:rFonts w:ascii="Aptos Narrow" w:eastAsia="Times New Roman" w:hAnsi="Aptos Narrow" w:cs="Times New Roman"/>
+                <w:color w:val="000000"/>
+                <w:kern w:val="0"/>
+                <w:sz w:val="22"/>
+                <w:szCs w:val="22"/>
+                <w:lang w:eastAsia="es-CO"/>
+                <w14:ligatures w14:val="none"/>
+              </w:rPr>
+              <w:t>0.8722</w:t>
+            </w:r>
+          </w:p>
+        </w:tc>
+      </w:tr>
+      <w:tr>
+        <w:trPr>
+          <w:cnfStyle w:val="000000100000" w:firstRow="0" w:lastRow="0" w:firstColumn="0" w:lastColumn="0" w:oddVBand="0" w:evenVBand="0" w:oddHBand="1" w:evenHBand="0" w:firstRowFirstColumn="0" w:firstRowLastColumn="0" w:lastRowFirstColumn="0" w:lastRowLastColumn="0"/>
+          <w:trHeight w:val="300"/>
+        </w:trPr>
+        <w:tc>
+          <w:tcPr>
+            <w:cnfStyle w:val="001000000000" w:firstRow="0" w:lastRow="0" w:firstColumn="1" w:lastColumn="0" w:oddVBand="0" w:evenVBand="0" w:oddHBand="0" w:evenHBand="0" w:firstRowFirstColumn="0" w:firstRowLastColumn="0" w:lastRowFirstColumn="0" w:lastRowLastColumn="0"/>
+            <w:tcW w:w="770" w:type="dxa"/>
+            <w:noWrap/>
+            <w:hideMark/>
+          </w:tcPr>
+          <w:p>
+            <w:pPr>
+              <w:rPr>
+                <w:rFonts w:ascii="Aptos Narrow" w:eastAsia="Times New Roman" w:hAnsi="Aptos Narrow" w:cs="Times New Roman"/>
+                <w:color w:val="000000"/>
+                <w:kern w:val="0"/>
+                <w:sz w:val="22"/>
+                <w:szCs w:val="22"/>
+                <w:lang w:eastAsia="es-CO"/>
+                <w14:ligatures w14:val="none"/>
+              </w:rPr>
+            </w:pPr>
+            <w:r>
+              <w:rPr>
+                <w:rFonts w:ascii="Aptos Narrow" w:eastAsia="Times New Roman" w:hAnsi="Aptos Narrow" w:cs="Times New Roman"/>
+                <w:color w:val="000000"/>
+                <w:kern w:val="0"/>
+                <w:sz w:val="22"/>
+                <w:szCs w:val="22"/>
+                <w:lang w:eastAsia="es-CO"/>
+                <w14:ligatures w14:val="none"/>
+              </w:rPr>
+              <w:t>500</w:t>
+            </w:r>
+          </w:p>
+        </w:tc>
+        <w:tc>
+          <w:tcPr>
+            <w:tcW w:w="831" w:type="dxa"/>
+            <w:noWrap/>
+            <w:hideMark/>
+          </w:tcPr>
+          <w:p>
+            <w:pPr>
+              <w:jc w:val="right"/>
+              <w:cnfStyle w:val="000000100000" w:firstRow="0" w:lastRow="0" w:firstColumn="0" w:lastColumn="0" w:oddVBand="0" w:evenVBand="0" w:oddHBand="1" w:evenHBand="0" w:firstRowFirstColumn="0" w:firstRowLastColumn="0" w:lastRowFirstColumn="0" w:lastRowLastColumn="0"/>
+              <w:rPr>
+                <w:rFonts w:ascii="Aptos Narrow" w:eastAsia="Times New Roman" w:hAnsi="Aptos Narrow" w:cs="Times New Roman"/>
+                <w:color w:val="000000"/>
+                <w:kern w:val="0"/>
+                <w:sz w:val="22"/>
+                <w:szCs w:val="22"/>
+                <w:lang w:eastAsia="es-CO"/>
+                <w14:ligatures w14:val="none"/>
+              </w:rPr>
+            </w:pPr>
+            <w:r>
+              <w:rPr>
+                <w:rFonts w:ascii="Aptos Narrow" w:eastAsia="Times New Roman" w:hAnsi="Aptos Narrow" w:cs="Times New Roman"/>
+                <w:color w:val="000000"/>
+                <w:kern w:val="0"/>
+                <w:sz w:val="22"/>
+                <w:szCs w:val="22"/>
+                <w:lang w:eastAsia="es-CO"/>
+                <w14:ligatures w14:val="none"/>
+              </w:rPr>
+              <w:t>0.006</w:t>
+            </w:r>
+          </w:p>
+        </w:tc>
+        <w:tc>
+          <w:tcPr>
+            <w:tcW w:w="1062" w:type="dxa"/>
+            <w:noWrap/>
+            <w:hideMark/>
+          </w:tcPr>
+          <w:p>
+            <w:pPr>
+              <w:jc w:val="right"/>
+              <w:cnfStyle w:val="000000100000" w:firstRow="0" w:lastRow="0" w:firstColumn="0" w:lastColumn="0" w:oddVBand="0" w:evenVBand="0" w:oddHBand="1" w:evenHBand="0" w:firstRowFirstColumn="0" w:firstRowLastColumn="0" w:lastRowFirstColumn="0" w:lastRowLastColumn="0"/>
+              <w:rPr>
+                <w:rFonts w:ascii="Aptos Narrow" w:eastAsia="Times New Roman" w:hAnsi="Aptos Narrow" w:cs="Times New Roman"/>
+                <w:color w:val="000000"/>
+                <w:kern w:val="0"/>
+                <w:sz w:val="22"/>
+                <w:szCs w:val="22"/>
+                <w:lang w:eastAsia="es-CO"/>
+                <w14:ligatures w14:val="none"/>
+              </w:rPr>
+            </w:pPr>
+            <w:r>
+              <w:rPr>
+                <w:rFonts w:ascii="Aptos Narrow" w:eastAsia="Times New Roman" w:hAnsi="Aptos Narrow" w:cs="Times New Roman"/>
+                <w:color w:val="000000"/>
+                <w:kern w:val="0"/>
+                <w:sz w:val="22"/>
+                <w:szCs w:val="22"/>
+                <w:lang w:eastAsia="es-CO"/>
+                <w14:ligatures w14:val="none"/>
+              </w:rPr>
+              <w:t>1.109</w:t>
+            </w:r>
+          </w:p>
+        </w:tc>
+        <w:tc>
+          <w:tcPr>
+            <w:tcW w:w="882" w:type="dxa"/>
+            <w:noWrap/>
+            <w:hideMark/>
+          </w:tcPr>
+          <w:p>
+            <w:pPr>
+              <w:jc w:val="right"/>
+              <w:cnfStyle w:val="000000100000" w:firstRow="0" w:lastRow="0" w:firstColumn="0" w:lastColumn="0" w:oddVBand="0" w:evenVBand="0" w:oddHBand="1" w:evenHBand="0" w:firstRowFirstColumn="0" w:firstRowLastColumn="0" w:lastRowFirstColumn="0" w:lastRowLastColumn="0"/>
+              <w:rPr>
+                <w:rFonts w:ascii="Aptos Narrow" w:eastAsia="Times New Roman" w:hAnsi="Aptos Narrow" w:cs="Times New Roman"/>
+                <w:color w:val="000000"/>
+                <w:kern w:val="0"/>
+                <w:sz w:val="22"/>
+                <w:szCs w:val="22"/>
+                <w:lang w:eastAsia="es-CO"/>
+                <w14:ligatures w14:val="none"/>
+              </w:rPr>
+            </w:pPr>
+            <w:r>
+              <w:rPr>
+                <w:rFonts w:ascii="Aptos Narrow" w:eastAsia="Times New Roman" w:hAnsi="Aptos Narrow" w:cs="Times New Roman"/>
+                <w:color w:val="000000"/>
+                <w:kern w:val="0"/>
+                <w:sz w:val="22"/>
+                <w:szCs w:val="22"/>
+                <w:lang w:eastAsia="es-CO"/>
+                <w14:ligatures w14:val="none"/>
+              </w:rPr>
+              <w:t>0.8425</w:t>
+            </w:r>
+          </w:p>
+        </w:tc>
+      </w:tr>
+      <w:tr>
+        <w:trPr>
+          <w:trHeight w:val="300"/>
+        </w:trPr>
+        <w:tc>
+          <w:tcPr>
+            <w:cnfStyle w:val="001000000000" w:firstRow="0" w:lastRow="0" w:firstColumn="1" w:lastColumn="0" w:oddVBand="0" w:evenVBand="0" w:oddHBand="0" w:evenHBand="0" w:firstRowFirstColumn="0" w:firstRowLastColumn="0" w:lastRowFirstColumn="0" w:lastRowLastColumn="0"/>
+            <w:tcW w:w="770" w:type="dxa"/>
+            <w:noWrap/>
+            <w:hideMark/>
+          </w:tcPr>
+          <w:p>
+            <w:pPr>
+              <w:rPr>
+                <w:rFonts w:ascii="Aptos Narrow" w:eastAsia="Times New Roman" w:hAnsi="Aptos Narrow" w:cs="Times New Roman"/>
+                <w:color w:val="000000"/>
+                <w:kern w:val="0"/>
+                <w:sz w:val="22"/>
+                <w:szCs w:val="22"/>
+                <w:lang w:eastAsia="es-CO"/>
+                <w14:ligatures w14:val="none"/>
+              </w:rPr>
+            </w:pPr>
+            <w:r>
+              <w:rPr>
+                <w:rFonts w:ascii="Aptos Narrow" w:eastAsia="Times New Roman" w:hAnsi="Aptos Narrow" w:cs="Times New Roman"/>
+                <w:color w:val="000000"/>
+                <w:kern w:val="0"/>
+                <w:sz w:val="22"/>
+                <w:szCs w:val="22"/>
+                <w:lang w:eastAsia="es-CO"/>
+                <w14:ligatures w14:val="none"/>
+              </w:rPr>
+              <w:t>50</w:t>
+            </w:r>
+          </w:p>
+        </w:tc>
+        <w:tc>
+          <w:tcPr>
+            <w:tcW w:w="831" w:type="dxa"/>
+            <w:noWrap/>
+            <w:hideMark/>
+          </w:tcPr>
+          <w:p>
+            <w:pPr>
+              <w:jc w:val="right"/>
+              <w:cnfStyle w:val="000000000000" w:firstRow="0" w:lastRow="0" w:firstColumn="0" w:lastColumn="0" w:oddVBand="0" w:evenVBand="0" w:oddHBand="0" w:evenHBand="0" w:firstRowFirstColumn="0" w:firstRowLastColumn="0" w:lastRowFirstColumn="0" w:lastRowLastColumn="0"/>
+              <w:rPr>
+                <w:rFonts w:ascii="Aptos Narrow" w:eastAsia="Times New Roman" w:hAnsi="Aptos Narrow" w:cs="Times New Roman"/>
+                <w:color w:val="000000"/>
+                <w:kern w:val="0"/>
+                <w:sz w:val="22"/>
+                <w:szCs w:val="22"/>
+                <w:lang w:eastAsia="es-CO"/>
+                <w14:ligatures w14:val="none"/>
+              </w:rPr>
+            </w:pPr>
+            <w:r>
+              <w:rPr>
+                <w:rFonts w:ascii="Aptos Narrow" w:eastAsia="Times New Roman" w:hAnsi="Aptos Narrow" w:cs="Times New Roman"/>
+                <w:color w:val="000000"/>
+                <w:kern w:val="0"/>
+                <w:sz w:val="22"/>
+                <w:szCs w:val="22"/>
+                <w:lang w:eastAsia="es-CO"/>
+                <w14:ligatures w14:val="none"/>
+              </w:rPr>
+              <w:t>0.0002</w:t>
+            </w:r>
+          </w:p>
+        </w:tc>
+        <w:tc>
+          <w:tcPr>
+            <w:tcW w:w="1062" w:type="dxa"/>
+            <w:noWrap/>
+            <w:hideMark/>
+          </w:tcPr>
+          <w:p>
+            <w:pPr>
+              <w:jc w:val="right"/>
+              <w:cnfStyle w:val="000000000000" w:firstRow="0" w:lastRow="0" w:firstColumn="0" w:lastColumn="0" w:oddVBand="0" w:evenVBand="0" w:oddHBand="0" w:evenHBand="0" w:firstRowFirstColumn="0" w:firstRowLastColumn="0" w:lastRowFirstColumn="0" w:lastRowLastColumn="0"/>
+              <w:rPr>
+                <w:rFonts w:ascii="Aptos Narrow" w:eastAsia="Times New Roman" w:hAnsi="Aptos Narrow" w:cs="Times New Roman"/>
+                <w:color w:val="000000"/>
+                <w:kern w:val="0"/>
+                <w:sz w:val="22"/>
+                <w:szCs w:val="22"/>
+                <w:lang w:eastAsia="es-CO"/>
+                <w14:ligatures w14:val="none"/>
+              </w:rPr>
+            </w:pPr>
+            <w:r>
+              <w:rPr>
+                <w:rFonts w:ascii="Aptos Narrow" w:eastAsia="Times New Roman" w:hAnsi="Aptos Narrow" w:cs="Times New Roman"/>
+                <w:color w:val="000000"/>
+                <w:kern w:val="0"/>
+                <w:sz w:val="22"/>
+                <w:szCs w:val="22"/>
+                <w:lang w:eastAsia="es-CO"/>
+                <w14:ligatures w14:val="none"/>
+              </w:rPr>
+              <w:t>1.6443</w:t>
+            </w:r>
+          </w:p>
+        </w:tc>
+        <w:tc>
+          <w:tcPr>
+            <w:tcW w:w="882" w:type="dxa"/>
+            <w:noWrap/>
+            <w:hideMark/>
+          </w:tcPr>
+          <w:p>
+            <w:pPr>
+              <w:jc w:val="right"/>
+              <w:cnfStyle w:val="000000000000" w:firstRow="0" w:lastRow="0" w:firstColumn="0" w:lastColumn="0" w:oddVBand="0" w:evenVBand="0" w:oddHBand="0" w:evenHBand="0" w:firstRowFirstColumn="0" w:firstRowLastColumn="0" w:lastRowFirstColumn="0" w:lastRowLastColumn="0"/>
+              <w:rPr>
+                <w:rFonts w:ascii="Aptos Narrow" w:eastAsia="Times New Roman" w:hAnsi="Aptos Narrow" w:cs="Times New Roman"/>
+                <w:color w:val="000000"/>
+                <w:kern w:val="0"/>
+                <w:sz w:val="22"/>
+                <w:szCs w:val="22"/>
+                <w:lang w:eastAsia="es-CO"/>
+                <w14:ligatures w14:val="none"/>
+              </w:rPr>
+            </w:pPr>
+            <w:r>
+              <w:rPr>
+                <w:rFonts w:ascii="Aptos Narrow" w:eastAsia="Times New Roman" w:hAnsi="Aptos Narrow" w:cs="Times New Roman"/>
+                <w:color w:val="000000"/>
+                <w:kern w:val="0"/>
+                <w:sz w:val="22"/>
+                <w:szCs w:val="22"/>
+                <w:lang w:eastAsia="es-CO"/>
+                <w14:ligatures w14:val="none"/>
+              </w:rPr>
+              <w:t>0.7299</w:t>
+            </w:r>
+          </w:p>
+        </w:tc>
+      </w:tr>
+      <w:tr>
+        <w:trPr>
+          <w:cnfStyle w:val="000000100000" w:firstRow="0" w:lastRow="0" w:firstColumn="0" w:lastColumn="0" w:oddVBand="0" w:evenVBand="0" w:oddHBand="1" w:evenHBand="0" w:firstRowFirstColumn="0" w:firstRowLastColumn="0" w:lastRowFirstColumn="0" w:lastRowLastColumn="0"/>
+          <w:trHeight w:val="300"/>
+        </w:trPr>
+        <w:tc>
+          <w:tcPr>
+            <w:cnfStyle w:val="001000000000" w:firstRow="0" w:lastRow="0" w:firstColumn="1" w:lastColumn="0" w:oddVBand="0" w:evenVBand="0" w:oddHBand="0" w:evenHBand="0" w:firstRowFirstColumn="0" w:firstRowLastColumn="0" w:lastRowFirstColumn="0" w:lastRowLastColumn="0"/>
+            <w:tcW w:w="770" w:type="dxa"/>
+            <w:noWrap/>
+            <w:hideMark/>
+          </w:tcPr>
+          <w:p>
+            <w:pPr>
+              <w:rPr>
+                <w:rFonts w:ascii="Aptos Narrow" w:eastAsia="Times New Roman" w:hAnsi="Aptos Narrow" w:cs="Times New Roman"/>
+                <w:color w:val="000000"/>
+                <w:kern w:val="0"/>
+                <w:sz w:val="22"/>
+                <w:szCs w:val="22"/>
+                <w:lang w:eastAsia="es-CO"/>
+                <w14:ligatures w14:val="none"/>
+              </w:rPr>
+            </w:pPr>
+            <w:r>
+              <w:rPr>
+                <w:rFonts w:ascii="Aptos Narrow" w:eastAsia="Times New Roman" w:hAnsi="Aptos Narrow" w:cs="Times New Roman"/>
+                <w:color w:val="000000"/>
+                <w:kern w:val="0"/>
+                <w:sz w:val="22"/>
+                <w:szCs w:val="22"/>
+                <w:lang w:eastAsia="es-CO"/>
+                <w14:ligatures w14:val="none"/>
+              </w:rPr>
+              <w:t>500</w:t>
+            </w:r>
+          </w:p>
+        </w:tc>
+        <w:tc>
+          <w:tcPr>
+            <w:tcW w:w="831" w:type="dxa"/>
+            <w:noWrap/>
+            <w:hideMark/>
+          </w:tcPr>
+          <w:p>
+            <w:pPr>
+              <w:jc w:val="right"/>
+              <w:cnfStyle w:val="000000100000" w:firstRow="0" w:lastRow="0" w:firstColumn="0" w:lastColumn="0" w:oddVBand="0" w:evenVBand="0" w:oddHBand="1" w:evenHBand="0" w:firstRowFirstColumn="0" w:firstRowLastColumn="0" w:lastRowFirstColumn="0" w:lastRowLastColumn="0"/>
+              <w:rPr>
+                <w:rFonts w:ascii="Aptos Narrow" w:eastAsia="Times New Roman" w:hAnsi="Aptos Narrow" w:cs="Times New Roman"/>
+                <w:color w:val="000000"/>
+                <w:kern w:val="0"/>
+                <w:sz w:val="22"/>
+                <w:szCs w:val="22"/>
+                <w:lang w:eastAsia="es-CO"/>
+                <w14:ligatures w14:val="none"/>
+              </w:rPr>
+            </w:pPr>
+            <w:r>
+              <w:rPr>
+                <w:rFonts w:ascii="Aptos Narrow" w:eastAsia="Times New Roman" w:hAnsi="Aptos Narrow" w:cs="Times New Roman"/>
+                <w:color w:val="000000"/>
+                <w:kern w:val="0"/>
+                <w:sz w:val="22"/>
+                <w:szCs w:val="22"/>
+                <w:lang w:eastAsia="es-CO"/>
+                <w14:ligatures w14:val="none"/>
+              </w:rPr>
+              <w:t>0.0036</w:t>
+            </w:r>
+          </w:p>
+        </w:tc>
+        <w:tc>
+          <w:tcPr>
+            <w:tcW w:w="1062" w:type="dxa"/>
+            <w:noWrap/>
+            <w:hideMark/>
+          </w:tcPr>
+          <w:p>
+            <w:pPr>
+              <w:jc w:val="right"/>
+              <w:cnfStyle w:val="000000100000" w:firstRow="0" w:lastRow="0" w:firstColumn="0" w:lastColumn="0" w:oddVBand="0" w:evenVBand="0" w:oddHBand="1" w:evenHBand="0" w:firstRowFirstColumn="0" w:firstRowLastColumn="0" w:lastRowFirstColumn="0" w:lastRowLastColumn="0"/>
+              <w:rPr>
+                <w:rFonts w:ascii="Aptos Narrow" w:eastAsia="Times New Roman" w:hAnsi="Aptos Narrow" w:cs="Times New Roman"/>
+                <w:color w:val="000000"/>
+                <w:kern w:val="0"/>
+                <w:sz w:val="22"/>
+                <w:szCs w:val="22"/>
+                <w:lang w:eastAsia="es-CO"/>
+                <w14:ligatures w14:val="none"/>
+              </w:rPr>
+            </w:pPr>
+            <w:r>
+              <w:rPr>
+                <w:rFonts w:ascii="Aptos Narrow" w:eastAsia="Times New Roman" w:hAnsi="Aptos Narrow" w:cs="Times New Roman"/>
+                <w:color w:val="000000"/>
+                <w:kern w:val="0"/>
+                <w:sz w:val="22"/>
+                <w:szCs w:val="22"/>
+                <w:lang w:eastAsia="es-CO"/>
+                <w14:ligatures w14:val="none"/>
+              </w:rPr>
+              <w:t>1.3134</w:t>
+            </w:r>
+          </w:p>
+        </w:tc>
+        <w:tc>
+          <w:tcPr>
+            <w:tcW w:w="882" w:type="dxa"/>
+            <w:noWrap/>
+            <w:hideMark/>
+          </w:tcPr>
+          <w:p>
+            <w:pPr>
+              <w:jc w:val="right"/>
+              <w:cnfStyle w:val="000000100000" w:firstRow="0" w:lastRow="0" w:firstColumn="0" w:lastColumn="0" w:oddVBand="0" w:evenVBand="0" w:oddHBand="1" w:evenHBand="0" w:firstRowFirstColumn="0" w:firstRowLastColumn="0" w:lastRowFirstColumn="0" w:lastRowLastColumn="0"/>
+              <w:rPr>
+                <w:rFonts w:ascii="Aptos Narrow" w:eastAsia="Times New Roman" w:hAnsi="Aptos Narrow" w:cs="Times New Roman"/>
+                <w:color w:val="000000"/>
+                <w:kern w:val="0"/>
+                <w:sz w:val="22"/>
+                <w:szCs w:val="22"/>
+                <w:lang w:eastAsia="es-CO"/>
+                <w14:ligatures w14:val="none"/>
+              </w:rPr>
+            </w:pPr>
+            <w:r>
+              <w:rPr>
+                <w:rFonts w:ascii="Aptos Narrow" w:eastAsia="Times New Roman" w:hAnsi="Aptos Narrow" w:cs="Times New Roman"/>
+                <w:color w:val="000000"/>
+                <w:kern w:val="0"/>
+                <w:sz w:val="22"/>
+                <w:szCs w:val="22"/>
+                <w:lang w:eastAsia="es-CO"/>
+                <w14:ligatures w14:val="none"/>
+              </w:rPr>
+              <w:t>0.6945</w:t>
+            </w:r>
+          </w:p>
+        </w:tc>
+      </w:tr>
+      <w:tr>
+        <w:trPr>
+          <w:trHeight w:val="300"/>
+        </w:trPr>
+        <w:tc>
+          <w:tcPr>
+            <w:cnfStyle w:val="001000000000" w:firstRow="0" w:lastRow="0" w:firstColumn="1" w:lastColumn="0" w:oddVBand="0" w:evenVBand="0" w:oddHBand="0" w:evenHBand="0" w:firstRowFirstColumn="0" w:firstRowLastColumn="0" w:lastRowFirstColumn="0" w:lastRowLastColumn="0"/>
+            <w:tcW w:w="770" w:type="dxa"/>
+            <w:noWrap/>
+            <w:hideMark/>
+          </w:tcPr>
+          <w:p>
+            <w:pPr>
+              <w:rPr>
+                <w:rFonts w:ascii="Aptos Narrow" w:eastAsia="Times New Roman" w:hAnsi="Aptos Narrow" w:cs="Times New Roman"/>
+                <w:color w:val="000000"/>
+                <w:kern w:val="0"/>
+                <w:sz w:val="22"/>
+                <w:szCs w:val="22"/>
+                <w:lang w:eastAsia="es-CO"/>
+                <w14:ligatures w14:val="none"/>
+              </w:rPr>
+            </w:pPr>
+            <w:r>
+              <w:rPr>
+                <w:rFonts w:ascii="Aptos Narrow" w:eastAsia="Times New Roman" w:hAnsi="Aptos Narrow" w:cs="Times New Roman"/>
+                <w:color w:val="000000"/>
+                <w:kern w:val="0"/>
+                <w:sz w:val="22"/>
+                <w:szCs w:val="22"/>
+                <w:lang w:eastAsia="es-CO"/>
+                <w14:ligatures w14:val="none"/>
+              </w:rPr>
+              <w:t>500</w:t>
+            </w:r>
+          </w:p>
+        </w:tc>
+        <w:tc>
+          <w:tcPr>
+            <w:tcW w:w="831" w:type="dxa"/>
+            <w:noWrap/>
+            <w:hideMark/>
+          </w:tcPr>
+          <w:p>
+            <w:pPr>
+              <w:jc w:val="right"/>
+              <w:cnfStyle w:val="000000000000" w:firstRow="0" w:lastRow="0" w:firstColumn="0" w:lastColumn="0" w:oddVBand="0" w:evenVBand="0" w:oddHBand="0" w:evenHBand="0" w:firstRowFirstColumn="0" w:firstRowLastColumn="0" w:lastRowFirstColumn="0" w:lastRowLastColumn="0"/>
+              <w:rPr>
+                <w:rFonts w:ascii="Aptos Narrow" w:eastAsia="Times New Roman" w:hAnsi="Aptos Narrow" w:cs="Times New Roman"/>
+                <w:color w:val="000000"/>
+                <w:kern w:val="0"/>
+                <w:sz w:val="22"/>
+                <w:szCs w:val="22"/>
+                <w:lang w:eastAsia="es-CO"/>
+                <w14:ligatures w14:val="none"/>
+              </w:rPr>
+            </w:pPr>
+            <w:r>
+              <w:rPr>
+                <w:rFonts w:ascii="Aptos Narrow" w:eastAsia="Times New Roman" w:hAnsi="Aptos Narrow" w:cs="Times New Roman"/>
+                <w:color w:val="000000"/>
+                <w:kern w:val="0"/>
+                <w:sz w:val="22"/>
+                <w:szCs w:val="22"/>
+                <w:lang w:eastAsia="es-CO"/>
+                <w14:ligatures w14:val="none"/>
+              </w:rPr>
+              <w:t>0.0008</w:t>
+            </w:r>
+          </w:p>
+        </w:tc>
+        <w:tc>
+          <w:tcPr>
+            <w:tcW w:w="1062" w:type="dxa"/>
+            <w:noWrap/>
+            <w:hideMark/>
+          </w:tcPr>
+          <w:p>
+            <w:pPr>
+              <w:jc w:val="right"/>
+              <w:cnfStyle w:val="000000000000" w:firstRow="0" w:lastRow="0" w:firstColumn="0" w:lastColumn="0" w:oddVBand="0" w:evenVBand="0" w:oddHBand="0" w:evenHBand="0" w:firstRowFirstColumn="0" w:firstRowLastColumn="0" w:lastRowFirstColumn="0" w:lastRowLastColumn="0"/>
+              <w:rPr>
+                <w:rFonts w:ascii="Aptos Narrow" w:eastAsia="Times New Roman" w:hAnsi="Aptos Narrow" w:cs="Times New Roman"/>
+                <w:color w:val="000000"/>
+                <w:kern w:val="0"/>
+                <w:sz w:val="22"/>
+                <w:szCs w:val="22"/>
+                <w:lang w:eastAsia="es-CO"/>
+                <w14:ligatures w14:val="none"/>
+              </w:rPr>
+            </w:pPr>
+            <w:r>
+              <w:rPr>
+                <w:rFonts w:ascii="Aptos Narrow" w:eastAsia="Times New Roman" w:hAnsi="Aptos Narrow" w:cs="Times New Roman"/>
+                <w:color w:val="000000"/>
+                <w:kern w:val="0"/>
+                <w:sz w:val="22"/>
+                <w:szCs w:val="22"/>
+                <w:lang w:eastAsia="es-CO"/>
+                <w14:ligatures w14:val="none"/>
+              </w:rPr>
+              <w:t>1.5042</w:t>
+            </w:r>
+          </w:p>
+        </w:tc>
+        <w:tc>
+          <w:tcPr>
+            <w:tcW w:w="882" w:type="dxa"/>
+            <w:noWrap/>
+            <w:hideMark/>
+          </w:tcPr>
+          <w:p>
+            <w:pPr>
+              <w:jc w:val="right"/>
+              <w:cnfStyle w:val="000000000000" w:firstRow="0" w:lastRow="0" w:firstColumn="0" w:lastColumn="0" w:oddVBand="0" w:evenVBand="0" w:oddHBand="0" w:evenHBand="0" w:firstRowFirstColumn="0" w:firstRowLastColumn="0" w:lastRowFirstColumn="0" w:lastRowLastColumn="0"/>
+              <w:rPr>
+                <w:rFonts w:ascii="Aptos Narrow" w:eastAsia="Times New Roman" w:hAnsi="Aptos Narrow" w:cs="Times New Roman"/>
+                <w:color w:val="000000"/>
+                <w:kern w:val="0"/>
+                <w:sz w:val="22"/>
+                <w:szCs w:val="22"/>
+                <w:lang w:eastAsia="es-CO"/>
+                <w14:ligatures w14:val="none"/>
+              </w:rPr>
+            </w:pPr>
+            <w:r>
+              <w:rPr>
+                <w:rFonts w:ascii="Aptos Narrow" w:eastAsia="Times New Roman" w:hAnsi="Aptos Narrow" w:cs="Times New Roman"/>
+                <w:color w:val="000000"/>
+                <w:kern w:val="0"/>
+                <w:sz w:val="22"/>
+                <w:szCs w:val="22"/>
+                <w:lang w:eastAsia="es-CO"/>
+                <w14:ligatures w14:val="none"/>
+              </w:rPr>
+              <w:t>0.5</w:t>
+            </w:r>
+          </w:p>
+        </w:tc>
+      </w:tr>
+    </w:tbl>
+    <w:p>
+      <w:pPr>
+        <w:spacing w:line="240" w:lineRule="auto"/>
+        <w:jc w:val="both"/>
+        <w:rPr>
+          <w:rFonts w:ascii="Times New Roman" w:hAnsi="Times New Roman" w:cs="Times New Roman"/>
+        </w:rPr>
+      </w:pPr>
+      <w:r>
+        <w:rPr>
+          <w:rFonts w:ascii="Times New Roman" w:hAnsi="Times New Roman" w:cs="Times New Roman"/>
+        </w:rPr>
+        <w:t>En este modelo se enc</w:t>
+      </w:r>
+      <w:r>
+        <w:rPr>
+          <w:rFonts w:ascii="Times New Roman" w:hAnsi="Times New Roman" w:cs="Times New Roman"/>
+        </w:rPr>
+        <w:t xml:space="preserve">ontró que la tasa de aprendizaje con mejor desempeño fue de 0.0013 que alcanzó un </w:t>
+      </w:r>
+      <w:r>
+        <w:rPr>
+          <w:rFonts w:ascii="Times New Roman" w:hAnsi="Times New Roman" w:cs="Times New Roman"/>
+        </w:rPr>
+        <w:t>89</w:t>
+      </w:r>
+      <w:r>
+        <w:rPr>
+          <w:rFonts w:ascii="Times New Roman" w:hAnsi="Times New Roman" w:cs="Times New Roman"/>
+        </w:rPr>
+        <w:t>.</w:t>
+      </w:r>
+      <w:r>
+        <w:rPr>
+          <w:rFonts w:ascii="Times New Roman" w:hAnsi="Times New Roman" w:cs="Times New Roman"/>
+        </w:rPr>
+        <w:t>04</w:t>
+      </w:r>
+      <w:r>
+        <w:rPr>
+          <w:rFonts w:ascii="Times New Roman" w:hAnsi="Times New Roman" w:cs="Times New Roman"/>
+        </w:rPr>
+        <w:t>% de AUC.</w:t>
+      </w:r>
+    </w:p>
+    <w:p>
+      <w:pPr>
+        <w:spacing w:line="240" w:lineRule="auto"/>
+        <w:jc w:val="both"/>
+        <w:rPr>
+          <w:rFonts w:ascii="Times New Roman" w:hAnsi="Times New Roman" w:cs="Times New Roman"/>
+          <w:b/>
+          <w:bCs/>
+        </w:rPr>
+      </w:pPr>
+      <w:r>
+        <w:rPr>
+          <w:noProof/>
+        </w:rPr>
+        <w:drawing>
+          <wp:anchor distT="0" distB="0" distL="114300" distR="114300" simplePos="0" relativeHeight="251659264" behindDoc="0" locked="0" layoutInCell="1" allowOverlap="1" wp14:anchorId="6CE9BD98" wp14:editId="18907E8B">
+            <wp:simplePos x="0" y="0"/>
+            <wp:positionH relativeFrom="column">
+              <wp:posOffset>2340067</wp:posOffset>
+            </wp:positionH>
+            <wp:positionV relativeFrom="paragraph">
+              <wp:posOffset>299090</wp:posOffset>
+            </wp:positionV>
+            <wp:extent cx="4114800" cy="1743599"/>
+            <wp:effectExtent l="0" t="0" r="0" b="9525"/>
+            <wp:wrapTopAndBottom/>
+            <wp:docPr id="1042801244" name="Picture 3" descr="A graph with lines and numbers&#10;&#10;AI-generated content may be incorrect."/>
+            <wp:cNvGraphicFramePr>
+              <a:graphicFrameLocks xmlns:a="http://schemas.openxmlformats.org/drawingml/2006/main" noChangeAspect="1"/>
+            </wp:cNvGraphicFramePr>
+            <a:graphic xmlns:a="http://schemas.openxmlformats.org/drawingml/2006/main">
+              <a:graphicData uri="http://schemas.openxmlformats.org/drawingml/2006/picture">
+                <pic:pic xmlns:pic="http://schemas.openxmlformats.org/drawingml/2006/picture">
+                  <pic:nvPicPr>
+                    <pic:cNvPr id="1042801244" name="Picture 3" descr="A graph with lines and numbers&#10;&#10;AI-generated content may be incorrect."/>
+                    <pic:cNvPicPr>
+                      <a:picLocks noChangeAspect="1" noChangeArrowheads="1"/>
+                    </pic:cNvPicPr>
+                  </pic:nvPicPr>
+                  <pic:blipFill>
+                    <a:blip r:embed="rId6" cstate="print">
+                      <a:extLst>
+                        <a:ext uri="{28A0092B-C50C-407E-A947-70E740481C1C}">
+                          <a14:useLocalDpi xmlns:a14="http://schemas.microsoft.com/office/drawing/2010/main" val="0"/>
+                        </a:ext>
+                      </a:extLst>
+                    </a:blip>
+                    <a:srcRect/>
+                    <a:stretch>
+                      <a:fillRect/>
+                    </a:stretch>
+                  </pic:blipFill>
+                  <pic:spPr bwMode="auto">
+                    <a:xfrm>
+                      <a:off x="0" y="0"/>
+                      <a:ext cx="4114800" cy="1743599"/>
+                    </a:xfrm>
+                    <a:prstGeom prst="rect">
+                      <a:avLst/>
+                    </a:prstGeom>
+                    <a:noFill/>
+                    <a:ln>
+                      <a:noFill/>
+                    </a:ln>
+                  </pic:spPr>
+                </pic:pic>
+              </a:graphicData>
+            </a:graphic>
+          </wp:anchor>
+        </w:drawing>
+      </w:r>
+    </w:p>
+    <w:p>
+      <w:pPr>
+        <w:spacing w:line="240" w:lineRule="auto"/>
+        <w:jc w:val="both"/>
+        <w:rPr>
+          <w:rFonts w:ascii="Times New Roman" w:hAnsi="Times New Roman" w:cs="Times New Roman"/>
+          <w:b/>
+          <w:bCs/>
+        </w:rPr>
+      </w:pPr>
+    </w:p>
+    <w:p>
+      <w:pPr>
+        <w:spacing w:line="240" w:lineRule="auto"/>
+        <w:jc w:val="both"/>
+        <w:rPr>
+          <w:rFonts w:ascii="Times New Roman" w:hAnsi="Times New Roman" w:cs="Times New Roman"/>
+          <w:b/>
+          <w:bCs/>
+        </w:rPr>
+      </w:pPr>
+    </w:p>
+    <w:p>
+      <w:pPr>
+        <w:spacing w:line="240" w:lineRule="auto"/>
+        <w:jc w:val="both"/>
+        <w:rPr>
+          <w:rFonts w:ascii="Times New Roman" w:hAnsi="Times New Roman" w:cs="Times New Roman"/>
+          <w:b/>
+          <w:bCs/>
+        </w:rPr>
+      </w:pPr>
+      <w:r>
+        <w:rPr>
+          <w:rFonts w:ascii="Times New Roman" w:hAnsi="Times New Roman" w:cs="Times New Roman"/>
+          <w:b/>
+          <w:bCs/>
+        </w:rPr>
+        <w:lastRenderedPageBreak/>
+        <w:t>‘’’’’’’’’’’’’’’’’’’’’’’’’’’’’’’’’’’’’’’’’’’’’’’’’’’’’’’’’’’’’’’’’’’’’’’’’’’’’’’’’’’’’’’’’’’’’’’’’’’’’’’’’’’’’’’’’’’’’’’’’’’’’’’’’’</w:t>
       </w:r>
     </w:p>
     <w:p>
@@ -5285,37 +9687,7 @@
           <w:rFonts w:ascii="Times New Roman" w:hAnsi="Times New Roman" w:cs="Times New Roman"/>
           <w:highlight w:val="yellow"/>
         </w:rPr>
-        <w:t xml:space="preserve">(PARA CONCLUIR EN LAS COMPARACIONES AUN NOS TOCA </w:t>
-      </w:r>
-      <w:proofErr w:type="gramStart"/>
-      <w:r>
-        <w:rPr>
-          <w:rFonts w:ascii="Times New Roman" w:hAnsi="Times New Roman" w:cs="Times New Roman"/>
-          <w:highlight w:val="yellow"/>
-        </w:rPr>
-        <w:t>HACER  LA</w:t>
-      </w:r>
-      <w:proofErr w:type="gramEnd"/>
-      <w:r>
-        <w:rPr>
-          <w:rFonts w:ascii="Times New Roman" w:hAnsi="Times New Roman" w:cs="Times New Roman"/>
-          <w:highlight w:val="yellow"/>
-        </w:rPr>
-        <w:t xml:space="preserve"> BUSQUEDA DE </w:t>
-      </w:r>
-      <w:r>
-        <w:rPr>
-          <w:rFonts w:ascii="Times New Roman" w:hAnsi="Times New Roman" w:cs="Times New Roman"/>
-          <w:highlight w:val="yellow"/>
-        </w:rPr>
-        <w:t>HIPERPARÁMETROS</w:t>
-      </w:r>
-      <w:r>
-        <w:rPr>
-          <w:rFonts w:ascii="Times New Roman" w:hAnsi="Times New Roman" w:cs="Times New Roman"/>
-          <w:highlight w:val="yellow"/>
-        </w:rPr>
-        <w:t>)</w:t>
+        <w:t>(PARA CONCLUIR EN LAS COMPARACIONES AUN NOS TOCA HACER  LA BUSQUEDA DE HIPERPARÁMETROS)</w:t>
       </w:r>
     </w:p>
     <w:p>
@@ -5648,7 +10020,6 @@
         <w:rPr>
           <w:rFonts w:ascii="Times New Roman" w:hAnsi="Times New Roman" w:cs="Times New Roman"/>
         </w:rPr>
-        <w:lastRenderedPageBreak/>
         <w:t>Alta dispersión (densidad 0.0026) pero fuerte estructura comunitaria (</w:t>
       </w:r>
       <w:proofErr w:type="spellStart"/>
@@ -5761,6 +10132,7 @@
         <w:rPr>
           <w:rFonts w:ascii="Times New Roman" w:hAnsi="Times New Roman" w:cs="Times New Roman"/>
         </w:rPr>
+        <w:lastRenderedPageBreak/>
         <w:t>Convergencia rápida del entrenamiento (pérdida final 0.9477)</w:t>
       </w:r>
     </w:p>
@@ -6166,7 +10538,6 @@
           <w:b/>
           <w:bCs/>
         </w:rPr>
-        <w:lastRenderedPageBreak/>
         <w:t>Categorización automática de productos</w:t>
       </w:r>
       <w:r>
@@ -6276,6 +10647,7 @@
         <w:rPr>
           <w:rFonts w:ascii="Times New Roman" w:hAnsi="Times New Roman" w:cs="Times New Roman"/>
         </w:rPr>
+        <w:lastRenderedPageBreak/>
         <w:t>Capacidad para predecir conexiones futuras con alta precisión (AUC&gt;0.90)</w:t>
       </w:r>
     </w:p>
@@ -8584,6 +12956,100 @@
     </w:lvl>
   </w:abstractNum>
   <w:abstractNum w:abstractNumId="15" w15:restartNumberingAfterBreak="0">
+    <w:nsid w:val="27397525"/>
+    <w:multiLevelType w:val="hybridMultilevel"/>
+    <w:tmpl w:val="57A01396"/>
+    <w:lvl w:ilvl="0" w:tplc="240A000F">
+      <w:start w:val="1"/>
+      <w:numFmt w:val="decimal"/>
+      <w:lvlText w:val="%1."/>
+      <w:lvlJc w:val="left"/>
+      <w:pPr>
+        <w:ind w:left="720" w:hanging="360"/>
+      </w:pPr>
+    </w:lvl>
+    <w:lvl w:ilvl="1" w:tplc="C97A08CC">
+      <w:start w:val="1"/>
+      <w:numFmt w:val="bullet"/>
+      <w:lvlText w:val=""/>
+      <w:lvlJc w:val="left"/>
+      <w:pPr>
+        <w:ind w:left="1440" w:hanging="360"/>
+      </w:pPr>
+      <w:rPr>
+        <w:rFonts w:ascii="Symbol" w:hAnsi="Symbol" w:hint="default"/>
+        <w:sz w:val="20"/>
+        <w:szCs w:val="20"/>
+      </w:rPr>
+    </w:lvl>
+    <w:lvl w:ilvl="2" w:tplc="240A0003">
+      <w:start w:val="1"/>
+      <w:numFmt w:val="bullet"/>
+      <w:lvlText w:val="o"/>
+      <w:lvlJc w:val="left"/>
+      <w:pPr>
+        <w:ind w:left="2340" w:hanging="360"/>
+      </w:pPr>
+      <w:rPr>
+        <w:rFonts w:ascii="Courier New" w:hAnsi="Courier New" w:cs="Courier New" w:hint="default"/>
+      </w:rPr>
+    </w:lvl>
+    <w:lvl w:ilvl="3" w:tplc="240A000F">
+      <w:start w:val="1"/>
+      <w:numFmt w:val="decimal"/>
+      <w:lvlText w:val="%4."/>
+      <w:lvlJc w:val="left"/>
+      <w:pPr>
+        <w:ind w:left="2880" w:hanging="360"/>
+      </w:pPr>
+    </w:lvl>
+    <w:lvl w:ilvl="4" w:tplc="240A0019" w:tentative="1">
+      <w:start w:val="1"/>
+      <w:numFmt w:val="lowerLetter"/>
+      <w:lvlText w:val="%5."/>
+      <w:lvlJc w:val="left"/>
+      <w:pPr>
+        <w:ind w:left="3600" w:hanging="360"/>
+      </w:pPr>
+    </w:lvl>
+    <w:lvl w:ilvl="5" w:tplc="240A001B" w:tentative="1">
+      <w:start w:val="1"/>
+      <w:numFmt w:val="lowerRoman"/>
+      <w:lvlText w:val="%6."/>
+      <w:lvlJc w:val="right"/>
+      <w:pPr>
+        <w:ind w:left="4320" w:hanging="180"/>
+      </w:pPr>
+    </w:lvl>
+    <w:lvl w:ilvl="6" w:tplc="240A000F" w:tentative="1">
+      <w:start w:val="1"/>
+      <w:numFmt w:val="decimal"/>
+      <w:lvlText w:val="%7."/>
+      <w:lvlJc w:val="left"/>
+      <w:pPr>
+        <w:ind w:left="5040" w:hanging="360"/>
+      </w:pPr>
+    </w:lvl>
+    <w:lvl w:ilvl="7" w:tplc="240A0019" w:tentative="1">
+      <w:start w:val="1"/>
+      <w:numFmt w:val="lowerLetter"/>
+      <w:lvlText w:val="%8."/>
+      <w:lvlJc w:val="left"/>
+      <w:pPr>
+        <w:ind w:left="5760" w:hanging="360"/>
+      </w:pPr>
+    </w:lvl>
+    <w:lvl w:ilvl="8" w:tplc="240A001B" w:tentative="1">
+      <w:start w:val="1"/>
+      <w:numFmt w:val="lowerRoman"/>
+      <w:lvlText w:val="%9."/>
+      <w:lvlJc w:val="right"/>
+      <w:pPr>
+        <w:ind w:left="6480" w:hanging="180"/>
+      </w:pPr>
+    </w:lvl>
+  </w:abstractNum>
+  <w:abstractNum w:abstractNumId="16" w15:restartNumberingAfterBreak="0">
     <w:nsid w:val="28532950"/>
     <w:multiLevelType w:val="multilevel"/>
     <w:tmpl w:val="30B85F92"/>
@@ -8732,7 +13198,7 @@
       </w:rPr>
     </w:lvl>
   </w:abstractNum>
-  <w:abstractNum w:abstractNumId="16" w15:restartNumberingAfterBreak="0">
+  <w:abstractNum w:abstractNumId="17" w15:restartNumberingAfterBreak="0">
     <w:nsid w:val="2E4843CD"/>
     <w:multiLevelType w:val="multilevel"/>
     <w:tmpl w:val="7F36B388"/>
@@ -8881,7 +13347,7 @@
       </w:rPr>
     </w:lvl>
   </w:abstractNum>
-  <w:abstractNum w:abstractNumId="17" w15:restartNumberingAfterBreak="0">
+  <w:abstractNum w:abstractNumId="18" w15:restartNumberingAfterBreak="0">
     <w:nsid w:val="37027E29"/>
     <w:multiLevelType w:val="multilevel"/>
     <w:tmpl w:val="63F87636"/>
@@ -9030,7 +13496,7 @@
       </w:rPr>
     </w:lvl>
   </w:abstractNum>
-  <w:abstractNum w:abstractNumId="18" w15:restartNumberingAfterBreak="0">
+  <w:abstractNum w:abstractNumId="19" w15:restartNumberingAfterBreak="0">
     <w:nsid w:val="3781097A"/>
     <w:multiLevelType w:val="multilevel"/>
     <w:tmpl w:val="8ACC4018"/>
@@ -9143,7 +13609,7 @@
       </w:pPr>
     </w:lvl>
   </w:abstractNum>
-  <w:abstractNum w:abstractNumId="19" w15:restartNumberingAfterBreak="0">
+  <w:abstractNum w:abstractNumId="20" w15:restartNumberingAfterBreak="0">
     <w:nsid w:val="386823B2"/>
     <w:multiLevelType w:val="multilevel"/>
     <w:tmpl w:val="45880444"/>
@@ -9292,7 +13758,7 @@
       </w:rPr>
     </w:lvl>
   </w:abstractNum>
-  <w:abstractNum w:abstractNumId="20" w15:restartNumberingAfterBreak="0">
+  <w:abstractNum w:abstractNumId="21" w15:restartNumberingAfterBreak="0">
     <w:nsid w:val="387929FD"/>
     <w:multiLevelType w:val="multilevel"/>
     <w:tmpl w:val="F092B258"/>
@@ -9441,7 +13907,7 @@
       </w:rPr>
     </w:lvl>
   </w:abstractNum>
-  <w:abstractNum w:abstractNumId="21" w15:restartNumberingAfterBreak="0">
+  <w:abstractNum w:abstractNumId="22" w15:restartNumberingAfterBreak="0">
     <w:nsid w:val="39984129"/>
     <w:multiLevelType w:val="multilevel"/>
     <w:tmpl w:val="ECF04A62"/>
@@ -9590,7 +14056,7 @@
       </w:rPr>
     </w:lvl>
   </w:abstractNum>
-  <w:abstractNum w:abstractNumId="22" w15:restartNumberingAfterBreak="0">
+  <w:abstractNum w:abstractNumId="23" w15:restartNumberingAfterBreak="0">
     <w:nsid w:val="3A353D58"/>
     <w:multiLevelType w:val="multilevel"/>
     <w:tmpl w:val="2E2CC93A"/>
@@ -9739,7 +14205,7 @@
       </w:rPr>
     </w:lvl>
   </w:abstractNum>
-  <w:abstractNum w:abstractNumId="23" w15:restartNumberingAfterBreak="0">
+  <w:abstractNum w:abstractNumId="24" w15:restartNumberingAfterBreak="0">
     <w:nsid w:val="3C8567C2"/>
     <w:multiLevelType w:val="multilevel"/>
     <w:tmpl w:val="727EC748"/>
@@ -9888,7 +14354,7 @@
       </w:rPr>
     </w:lvl>
   </w:abstractNum>
-  <w:abstractNum w:abstractNumId="24" w15:restartNumberingAfterBreak="0">
+  <w:abstractNum w:abstractNumId="25" w15:restartNumberingAfterBreak="0">
     <w:nsid w:val="3D0650BA"/>
     <w:multiLevelType w:val="multilevel"/>
     <w:tmpl w:val="64D22506"/>
@@ -10005,7 +14471,7 @@
       </w:pPr>
     </w:lvl>
   </w:abstractNum>
-  <w:abstractNum w:abstractNumId="25" w15:restartNumberingAfterBreak="0">
+  <w:abstractNum w:abstractNumId="26" w15:restartNumberingAfterBreak="0">
     <w:nsid w:val="3D633F9C"/>
     <w:multiLevelType w:val="multilevel"/>
     <w:tmpl w:val="0FB8819C"/>
@@ -10154,7 +14620,122 @@
       </w:rPr>
     </w:lvl>
   </w:abstractNum>
-  <w:abstractNum w:abstractNumId="26" w15:restartNumberingAfterBreak="0">
+  <w:abstractNum w:abstractNumId="27" w15:restartNumberingAfterBreak="0">
+    <w:nsid w:val="3E3E0E19"/>
+    <w:multiLevelType w:val="hybridMultilevel"/>
+    <w:tmpl w:val="98683FE6"/>
+    <w:lvl w:ilvl="0" w:tplc="C97A08CC">
+      <w:start w:val="1"/>
+      <w:numFmt w:val="bullet"/>
+      <w:lvlText w:val=""/>
+      <w:lvlJc w:val="left"/>
+      <w:pPr>
+        <w:ind w:left="720" w:hanging="360"/>
+      </w:pPr>
+      <w:rPr>
+        <w:rFonts w:ascii="Symbol" w:hAnsi="Symbol" w:hint="default"/>
+        <w:sz w:val="20"/>
+        <w:szCs w:val="20"/>
+      </w:rPr>
+    </w:lvl>
+    <w:lvl w:ilvl="1" w:tplc="240A0003" w:tentative="1">
+      <w:start w:val="1"/>
+      <w:numFmt w:val="bullet"/>
+      <w:lvlText w:val="o"/>
+      <w:lvlJc w:val="left"/>
+      <w:pPr>
+        <w:ind w:left="1440" w:hanging="360"/>
+      </w:pPr>
+      <w:rPr>
+        <w:rFonts w:ascii="Courier New" w:hAnsi="Courier New" w:cs="Courier New" w:hint="default"/>
+      </w:rPr>
+    </w:lvl>
+    <w:lvl w:ilvl="2" w:tplc="240A0005" w:tentative="1">
+      <w:start w:val="1"/>
+      <w:numFmt w:val="bullet"/>
+      <w:lvlText w:val=""/>
+      <w:lvlJc w:val="left"/>
+      <w:pPr>
+        <w:ind w:left="2160" w:hanging="360"/>
+      </w:pPr>
+      <w:rPr>
+        <w:rFonts w:ascii="Wingdings" w:hAnsi="Wingdings" w:hint="default"/>
+      </w:rPr>
+    </w:lvl>
+    <w:lvl w:ilvl="3" w:tplc="240A0001" w:tentative="1">
+      <w:start w:val="1"/>
+      <w:numFmt w:val="bullet"/>
+      <w:lvlText w:val=""/>
+      <w:lvlJc w:val="left"/>
+      <w:pPr>
+        <w:ind w:left="2880" w:hanging="360"/>
+      </w:pPr>
+      <w:rPr>
+        <w:rFonts w:ascii="Symbol" w:hAnsi="Symbol" w:hint="default"/>
+      </w:rPr>
+    </w:lvl>
+    <w:lvl w:ilvl="4" w:tplc="240A0003" w:tentative="1">
+      <w:start w:val="1"/>
+      <w:numFmt w:val="bullet"/>
+      <w:lvlText w:val="o"/>
+      <w:lvlJc w:val="left"/>
+      <w:pPr>
+        <w:ind w:left="3600" w:hanging="360"/>
+      </w:pPr>
+      <w:rPr>
+        <w:rFonts w:ascii="Courier New" w:hAnsi="Courier New" w:cs="Courier New" w:hint="default"/>
+      </w:rPr>
+    </w:lvl>
+    <w:lvl w:ilvl="5" w:tplc="240A0005" w:tentative="1">
+      <w:start w:val="1"/>
+      <w:numFmt w:val="bullet"/>
+      <w:lvlText w:val=""/>
+      <w:lvlJc w:val="left"/>
+      <w:pPr>
+        <w:ind w:left="4320" w:hanging="360"/>
+      </w:pPr>
+      <w:rPr>
+        <w:rFonts w:ascii="Wingdings" w:hAnsi="Wingdings" w:hint="default"/>
+      </w:rPr>
+    </w:lvl>
+    <w:lvl w:ilvl="6" w:tplc="240A0001" w:tentative="1">
+      <w:start w:val="1"/>
+      <w:numFmt w:val="bullet"/>
+      <w:lvlText w:val=""/>
+      <w:lvlJc w:val="left"/>
+      <w:pPr>
+        <w:ind w:left="5040" w:hanging="360"/>
+      </w:pPr>
+      <w:rPr>
+        <w:rFonts w:ascii="Symbol" w:hAnsi="Symbol" w:hint="default"/>
+      </w:rPr>
+    </w:lvl>
+    <w:lvl w:ilvl="7" w:tplc="240A0003" w:tentative="1">
+      <w:start w:val="1"/>
+      <w:numFmt w:val="bullet"/>
+      <w:lvlText w:val="o"/>
+      <w:lvlJc w:val="left"/>
+      <w:pPr>
+        <w:ind w:left="5760" w:hanging="360"/>
+      </w:pPr>
+      <w:rPr>
+        <w:rFonts w:ascii="Courier New" w:hAnsi="Courier New" w:cs="Courier New" w:hint="default"/>
+      </w:rPr>
+    </w:lvl>
+    <w:lvl w:ilvl="8" w:tplc="240A0005" w:tentative="1">
+      <w:start w:val="1"/>
+      <w:numFmt w:val="bullet"/>
+      <w:lvlText w:val=""/>
+      <w:lvlJc w:val="left"/>
+      <w:pPr>
+        <w:ind w:left="6480" w:hanging="360"/>
+      </w:pPr>
+      <w:rPr>
+        <w:rFonts w:ascii="Wingdings" w:hAnsi="Wingdings" w:hint="default"/>
+      </w:rPr>
+    </w:lvl>
+  </w:abstractNum>
+  <w:abstractNum w:abstractNumId="28" w15:restartNumberingAfterBreak="0">
     <w:nsid w:val="44D13765"/>
     <w:multiLevelType w:val="multilevel"/>
     <w:tmpl w:val="9348A9A4"/>
@@ -10267,7 +14848,7 @@
       </w:pPr>
     </w:lvl>
   </w:abstractNum>
-  <w:abstractNum w:abstractNumId="27" w15:restartNumberingAfterBreak="0">
+  <w:abstractNum w:abstractNumId="29" w15:restartNumberingAfterBreak="0">
     <w:nsid w:val="44E96BC0"/>
     <w:multiLevelType w:val="multilevel"/>
     <w:tmpl w:val="CB6CA13E"/>
@@ -10380,7 +14961,7 @@
       </w:pPr>
     </w:lvl>
   </w:abstractNum>
-  <w:abstractNum w:abstractNumId="28" w15:restartNumberingAfterBreak="0">
+  <w:abstractNum w:abstractNumId="30" w15:restartNumberingAfterBreak="0">
     <w:nsid w:val="486E5EEA"/>
     <w:multiLevelType w:val="multilevel"/>
     <w:tmpl w:val="23527DAA"/>
@@ -10529,7 +15110,93 @@
       </w:rPr>
     </w:lvl>
   </w:abstractNum>
-  <w:abstractNum w:abstractNumId="29" w15:restartNumberingAfterBreak="0">
+  <w:abstractNum w:abstractNumId="31" w15:restartNumberingAfterBreak="0">
+    <w:nsid w:val="4CA17FF7"/>
+    <w:multiLevelType w:val="hybridMultilevel"/>
+    <w:tmpl w:val="DC1814A2"/>
+    <w:lvl w:ilvl="0" w:tplc="240A000F">
+      <w:start w:val="1"/>
+      <w:numFmt w:val="decimal"/>
+      <w:lvlText w:val="%1."/>
+      <w:lvlJc w:val="left"/>
+      <w:pPr>
+        <w:ind w:left="720" w:hanging="360"/>
+      </w:pPr>
+    </w:lvl>
+    <w:lvl w:ilvl="1" w:tplc="240A0019" w:tentative="1">
+      <w:start w:val="1"/>
+      <w:numFmt w:val="lowerLetter"/>
+      <w:lvlText w:val="%2."/>
+      <w:lvlJc w:val="left"/>
+      <w:pPr>
+        <w:ind w:left="1440" w:hanging="360"/>
+      </w:pPr>
+    </w:lvl>
+    <w:lvl w:ilvl="2" w:tplc="240A001B" w:tentative="1">
+      <w:start w:val="1"/>
+      <w:numFmt w:val="lowerRoman"/>
+      <w:lvlText w:val="%3."/>
+      <w:lvlJc w:val="right"/>
+      <w:pPr>
+        <w:ind w:left="2160" w:hanging="180"/>
+      </w:pPr>
+    </w:lvl>
+    <w:lvl w:ilvl="3" w:tplc="240A000F" w:tentative="1">
+      <w:start w:val="1"/>
+      <w:numFmt w:val="decimal"/>
+      <w:lvlText w:val="%4."/>
+      <w:lvlJc w:val="left"/>
+      <w:pPr>
+        <w:ind w:left="2880" w:hanging="360"/>
+      </w:pPr>
+    </w:lvl>
+    <w:lvl w:ilvl="4" w:tplc="240A0019" w:tentative="1">
+      <w:start w:val="1"/>
+      <w:numFmt w:val="lowerLetter"/>
+      <w:lvlText w:val="%5."/>
+      <w:lvlJc w:val="left"/>
+      <w:pPr>
+        <w:ind w:left="3600" w:hanging="360"/>
+      </w:pPr>
+    </w:lvl>
+    <w:lvl w:ilvl="5" w:tplc="240A001B" w:tentative="1">
+      <w:start w:val="1"/>
+      <w:numFmt w:val="lowerRoman"/>
+      <w:lvlText w:val="%6."/>
+      <w:lvlJc w:val="right"/>
+      <w:pPr>
+        <w:ind w:left="4320" w:hanging="180"/>
+      </w:pPr>
+    </w:lvl>
+    <w:lvl w:ilvl="6" w:tplc="240A000F" w:tentative="1">
+      <w:start w:val="1"/>
+      <w:numFmt w:val="decimal"/>
+      <w:lvlText w:val="%7."/>
+      <w:lvlJc w:val="left"/>
+      <w:pPr>
+        <w:ind w:left="5040" w:hanging="360"/>
+      </w:pPr>
+    </w:lvl>
+    <w:lvl w:ilvl="7" w:tplc="240A0019" w:tentative="1">
+      <w:start w:val="1"/>
+      <w:numFmt w:val="lowerLetter"/>
+      <w:lvlText w:val="%8."/>
+      <w:lvlJc w:val="left"/>
+      <w:pPr>
+        <w:ind w:left="5760" w:hanging="360"/>
+      </w:pPr>
+    </w:lvl>
+    <w:lvl w:ilvl="8" w:tplc="240A001B" w:tentative="1">
+      <w:start w:val="1"/>
+      <w:numFmt w:val="lowerRoman"/>
+      <w:lvlText w:val="%9."/>
+      <w:lvlJc w:val="right"/>
+      <w:pPr>
+        <w:ind w:left="6480" w:hanging="180"/>
+      </w:pPr>
+    </w:lvl>
+  </w:abstractNum>
+  <w:abstractNum w:abstractNumId="32" w15:restartNumberingAfterBreak="0">
     <w:nsid w:val="50CB323A"/>
     <w:multiLevelType w:val="multilevel"/>
     <w:tmpl w:val="49246026"/>
@@ -10678,7 +15345,7 @@
       </w:rPr>
     </w:lvl>
   </w:abstractNum>
-  <w:abstractNum w:abstractNumId="30" w15:restartNumberingAfterBreak="0">
+  <w:abstractNum w:abstractNumId="33" w15:restartNumberingAfterBreak="0">
     <w:nsid w:val="52C10772"/>
     <w:multiLevelType w:val="multilevel"/>
     <w:tmpl w:val="A2F28914"/>
@@ -10827,7 +15494,7 @@
       </w:rPr>
     </w:lvl>
   </w:abstractNum>
-  <w:abstractNum w:abstractNumId="31" w15:restartNumberingAfterBreak="0">
+  <w:abstractNum w:abstractNumId="34" w15:restartNumberingAfterBreak="0">
     <w:nsid w:val="544A723A"/>
     <w:multiLevelType w:val="multilevel"/>
     <w:tmpl w:val="D1ECFAA2"/>
@@ -10976,7 +15643,7 @@
       </w:rPr>
     </w:lvl>
   </w:abstractNum>
-  <w:abstractNum w:abstractNumId="32" w15:restartNumberingAfterBreak="0">
+  <w:abstractNum w:abstractNumId="35" w15:restartNumberingAfterBreak="0">
     <w:nsid w:val="54A1742E"/>
     <w:multiLevelType w:val="multilevel"/>
     <w:tmpl w:val="912E3682"/>
@@ -11125,7 +15792,7 @@
       </w:rPr>
     </w:lvl>
   </w:abstractNum>
-  <w:abstractNum w:abstractNumId="33" w15:restartNumberingAfterBreak="0">
+  <w:abstractNum w:abstractNumId="36" w15:restartNumberingAfterBreak="0">
     <w:nsid w:val="55957998"/>
     <w:multiLevelType w:val="multilevel"/>
     <w:tmpl w:val="0A56D202"/>
@@ -11238,7 +15905,7 @@
       </w:pPr>
     </w:lvl>
   </w:abstractNum>
-  <w:abstractNum w:abstractNumId="34" w15:restartNumberingAfterBreak="0">
+  <w:abstractNum w:abstractNumId="37" w15:restartNumberingAfterBreak="0">
     <w:nsid w:val="59916728"/>
     <w:multiLevelType w:val="multilevel"/>
     <w:tmpl w:val="531829C6"/>
@@ -11387,7 +16054,7 @@
       </w:rPr>
     </w:lvl>
   </w:abstractNum>
-  <w:abstractNum w:abstractNumId="35" w15:restartNumberingAfterBreak="0">
+  <w:abstractNum w:abstractNumId="38" w15:restartNumberingAfterBreak="0">
     <w:nsid w:val="5B162386"/>
     <w:multiLevelType w:val="multilevel"/>
     <w:tmpl w:val="13A278BA"/>
@@ -11536,7 +16203,7 @@
       </w:rPr>
     </w:lvl>
   </w:abstractNum>
-  <w:abstractNum w:abstractNumId="36" w15:restartNumberingAfterBreak="0">
+  <w:abstractNum w:abstractNumId="39" w15:restartNumberingAfterBreak="0">
     <w:nsid w:val="5CE16926"/>
     <w:multiLevelType w:val="multilevel"/>
     <w:tmpl w:val="5CCEB64A"/>
@@ -11685,7 +16352,7 @@
       </w:rPr>
     </w:lvl>
   </w:abstractNum>
-  <w:abstractNum w:abstractNumId="37" w15:restartNumberingAfterBreak="0">
+  <w:abstractNum w:abstractNumId="40" w15:restartNumberingAfterBreak="0">
     <w:nsid w:val="61983CA6"/>
     <w:multiLevelType w:val="multilevel"/>
     <w:tmpl w:val="B3569968"/>
@@ -11798,7 +16465,7 @@
       </w:pPr>
     </w:lvl>
   </w:abstractNum>
-  <w:abstractNum w:abstractNumId="38" w15:restartNumberingAfterBreak="0">
+  <w:abstractNum w:abstractNumId="41" w15:restartNumberingAfterBreak="0">
     <w:nsid w:val="66924134"/>
     <w:multiLevelType w:val="multilevel"/>
     <w:tmpl w:val="44D032C2"/>
@@ -11947,7 +16614,7 @@
       </w:rPr>
     </w:lvl>
   </w:abstractNum>
-  <w:abstractNum w:abstractNumId="39" w15:restartNumberingAfterBreak="0">
+  <w:abstractNum w:abstractNumId="42" w15:restartNumberingAfterBreak="0">
     <w:nsid w:val="68485F21"/>
     <w:multiLevelType w:val="multilevel"/>
     <w:tmpl w:val="5E26472A"/>
@@ -12060,7 +16727,7 @@
       </w:pPr>
     </w:lvl>
   </w:abstractNum>
-  <w:abstractNum w:abstractNumId="40" w15:restartNumberingAfterBreak="0">
+  <w:abstractNum w:abstractNumId="43" w15:restartNumberingAfterBreak="0">
     <w:nsid w:val="6A406187"/>
     <w:multiLevelType w:val="multilevel"/>
     <w:tmpl w:val="A5426F3A"/>
@@ -12177,7 +16844,7 @@
       </w:pPr>
     </w:lvl>
   </w:abstractNum>
-  <w:abstractNum w:abstractNumId="41" w15:restartNumberingAfterBreak="0">
+  <w:abstractNum w:abstractNumId="44" w15:restartNumberingAfterBreak="0">
     <w:nsid w:val="6BB8536F"/>
     <w:multiLevelType w:val="multilevel"/>
     <w:tmpl w:val="1436DFC4"/>
@@ -12326,7 +16993,7 @@
       </w:rPr>
     </w:lvl>
   </w:abstractNum>
-  <w:abstractNum w:abstractNumId="42" w15:restartNumberingAfterBreak="0">
+  <w:abstractNum w:abstractNumId="45" w15:restartNumberingAfterBreak="0">
     <w:nsid w:val="700426C0"/>
     <w:multiLevelType w:val="multilevel"/>
     <w:tmpl w:val="8A44F854"/>
@@ -12475,7 +17142,7 @@
       </w:rPr>
     </w:lvl>
   </w:abstractNum>
-  <w:abstractNum w:abstractNumId="43" w15:restartNumberingAfterBreak="0">
+  <w:abstractNum w:abstractNumId="46" w15:restartNumberingAfterBreak="0">
     <w:nsid w:val="712A36A1"/>
     <w:multiLevelType w:val="multilevel"/>
     <w:tmpl w:val="F35828E6"/>
@@ -12624,7 +17291,7 @@
       </w:rPr>
     </w:lvl>
   </w:abstractNum>
-  <w:abstractNum w:abstractNumId="44" w15:restartNumberingAfterBreak="0">
+  <w:abstractNum w:abstractNumId="47" w15:restartNumberingAfterBreak="0">
     <w:nsid w:val="760C7E78"/>
     <w:multiLevelType w:val="multilevel"/>
     <w:tmpl w:val="35FEE2FC"/>
@@ -12773,7 +17440,7 @@
       </w:rPr>
     </w:lvl>
   </w:abstractNum>
-  <w:abstractNum w:abstractNumId="45" w15:restartNumberingAfterBreak="0">
+  <w:abstractNum w:abstractNumId="48" w15:restartNumberingAfterBreak="0">
     <w:nsid w:val="77391A0F"/>
     <w:multiLevelType w:val="multilevel"/>
     <w:tmpl w:val="E04C4722"/>
@@ -12922,7 +17589,7 @@
       </w:rPr>
     </w:lvl>
   </w:abstractNum>
-  <w:abstractNum w:abstractNumId="46" w15:restartNumberingAfterBreak="0">
+  <w:abstractNum w:abstractNumId="49" w15:restartNumberingAfterBreak="0">
     <w:nsid w:val="773A47D3"/>
     <w:multiLevelType w:val="multilevel"/>
     <w:tmpl w:val="4A10D5E4"/>
@@ -13039,7 +17706,7 @@
       </w:pPr>
     </w:lvl>
   </w:abstractNum>
-  <w:abstractNum w:abstractNumId="47" w15:restartNumberingAfterBreak="0">
+  <w:abstractNum w:abstractNumId="50" w15:restartNumberingAfterBreak="0">
     <w:nsid w:val="7A556D66"/>
     <w:multiLevelType w:val="multilevel"/>
     <w:tmpl w:val="5C44F0CA"/>
@@ -13153,16 +17820,16 @@
     </w:lvl>
   </w:abstractNum>
   <w:num w:numId="1" w16cid:durableId="1589994825">
-    <w:abstractNumId w:val="23"/>
+    <w:abstractNumId w:val="24"/>
   </w:num>
   <w:num w:numId="2" w16cid:durableId="1268536055">
-    <w:abstractNumId w:val="44"/>
+    <w:abstractNumId w:val="47"/>
   </w:num>
   <w:num w:numId="3" w16cid:durableId="1396010277">
     <w:abstractNumId w:val="1"/>
   </w:num>
   <w:num w:numId="4" w16cid:durableId="1487361130">
-    <w:abstractNumId w:val="37"/>
+    <w:abstractNumId w:val="40"/>
   </w:num>
   <w:num w:numId="5" w16cid:durableId="1477067390">
     <w:abstractNumId w:val="13"/>
@@ -13171,67 +17838,67 @@
     <w:abstractNumId w:val="6"/>
   </w:num>
   <w:num w:numId="7" w16cid:durableId="75061190">
-    <w:abstractNumId w:val="41"/>
+    <w:abstractNumId w:val="44"/>
   </w:num>
   <w:num w:numId="8" w16cid:durableId="653602627">
     <w:abstractNumId w:val="4"/>
   </w:num>
   <w:num w:numId="9" w16cid:durableId="326447592">
-    <w:abstractNumId w:val="29"/>
+    <w:abstractNumId w:val="32"/>
   </w:num>
   <w:num w:numId="10" w16cid:durableId="1413969459">
-    <w:abstractNumId w:val="26"/>
+    <w:abstractNumId w:val="28"/>
   </w:num>
   <w:num w:numId="11" w16cid:durableId="1933660178">
-    <w:abstractNumId w:val="36"/>
+    <w:abstractNumId w:val="39"/>
   </w:num>
   <w:num w:numId="12" w16cid:durableId="1108044772">
     <w:abstractNumId w:val="7"/>
   </w:num>
   <w:num w:numId="13" w16cid:durableId="1566722221">
-    <w:abstractNumId w:val="38"/>
+    <w:abstractNumId w:val="41"/>
   </w:num>
   <w:num w:numId="14" w16cid:durableId="471018118">
-    <w:abstractNumId w:val="42"/>
+    <w:abstractNumId w:val="45"/>
   </w:num>
   <w:num w:numId="15" w16cid:durableId="49964604">
     <w:abstractNumId w:val="8"/>
   </w:num>
   <w:num w:numId="16" w16cid:durableId="1069769395">
-    <w:abstractNumId w:val="39"/>
+    <w:abstractNumId w:val="42"/>
   </w:num>
   <w:num w:numId="17" w16cid:durableId="797604142">
-    <w:abstractNumId w:val="17"/>
+    <w:abstractNumId w:val="18"/>
   </w:num>
   <w:num w:numId="18" w16cid:durableId="404034893">
-    <w:abstractNumId w:val="18"/>
+    <w:abstractNumId w:val="19"/>
   </w:num>
   <w:num w:numId="19" w16cid:durableId="71196520">
     <w:abstractNumId w:val="12"/>
   </w:num>
   <w:num w:numId="20" w16cid:durableId="2023508545">
-    <w:abstractNumId w:val="35"/>
+    <w:abstractNumId w:val="38"/>
   </w:num>
   <w:num w:numId="21" w16cid:durableId="817108956">
-    <w:abstractNumId w:val="45"/>
+    <w:abstractNumId w:val="48"/>
   </w:num>
   <w:num w:numId="22" w16cid:durableId="237908160">
-    <w:abstractNumId w:val="47"/>
+    <w:abstractNumId w:val="50"/>
   </w:num>
   <w:num w:numId="23" w16cid:durableId="797456125">
-    <w:abstractNumId w:val="43"/>
+    <w:abstractNumId w:val="46"/>
   </w:num>
   <w:num w:numId="24" w16cid:durableId="2052881675">
-    <w:abstractNumId w:val="19"/>
+    <w:abstractNumId w:val="20"/>
   </w:num>
   <w:num w:numId="25" w16cid:durableId="780684450">
-    <w:abstractNumId w:val="30"/>
+    <w:abstractNumId w:val="33"/>
   </w:num>
   <w:num w:numId="26" w16cid:durableId="425930917">
     <w:abstractNumId w:val="9"/>
   </w:num>
   <w:num w:numId="27" w16cid:durableId="1350444465">
-    <w:abstractNumId w:val="32"/>
+    <w:abstractNumId w:val="35"/>
   </w:num>
   <w:num w:numId="28" w16cid:durableId="853307866">
     <w:abstractNumId w:val="14"/>
@@ -13240,61 +17907,70 @@
     <w:abstractNumId w:val="3"/>
   </w:num>
   <w:num w:numId="30" w16cid:durableId="1004474083">
-    <w:abstractNumId w:val="20"/>
+    <w:abstractNumId w:val="21"/>
   </w:num>
   <w:num w:numId="31" w16cid:durableId="765224477">
-    <w:abstractNumId w:val="28"/>
+    <w:abstractNumId w:val="30"/>
   </w:num>
   <w:num w:numId="32" w16cid:durableId="829491043">
-    <w:abstractNumId w:val="22"/>
+    <w:abstractNumId w:val="23"/>
   </w:num>
   <w:num w:numId="33" w16cid:durableId="1469780250">
     <w:abstractNumId w:val="2"/>
   </w:num>
   <w:num w:numId="34" w16cid:durableId="1511066782">
-    <w:abstractNumId w:val="25"/>
+    <w:abstractNumId w:val="26"/>
   </w:num>
   <w:num w:numId="35" w16cid:durableId="348413835">
-    <w:abstractNumId w:val="21"/>
+    <w:abstractNumId w:val="22"/>
   </w:num>
   <w:num w:numId="36" w16cid:durableId="1680614871">
     <w:abstractNumId w:val="11"/>
   </w:num>
   <w:num w:numId="37" w16cid:durableId="1895047006">
-    <w:abstractNumId w:val="34"/>
+    <w:abstractNumId w:val="37"/>
   </w:num>
   <w:num w:numId="38" w16cid:durableId="1966502644">
     <w:abstractNumId w:val="5"/>
   </w:num>
   <w:num w:numId="39" w16cid:durableId="1736658086">
-    <w:abstractNumId w:val="31"/>
+    <w:abstractNumId w:val="34"/>
   </w:num>
   <w:num w:numId="40" w16cid:durableId="1808887508">
-    <w:abstractNumId w:val="15"/>
+    <w:abstractNumId w:val="16"/>
   </w:num>
   <w:num w:numId="41" w16cid:durableId="11148194">
-    <w:abstractNumId w:val="16"/>
+    <w:abstractNumId w:val="17"/>
   </w:num>
   <w:num w:numId="42" w16cid:durableId="1809660153">
-    <w:abstractNumId w:val="24"/>
+    <w:abstractNumId w:val="25"/>
   </w:num>
   <w:num w:numId="43" w16cid:durableId="1322075400">
-    <w:abstractNumId w:val="40"/>
+    <w:abstractNumId w:val="43"/>
   </w:num>
   <w:num w:numId="44" w16cid:durableId="635381058">
-    <w:abstractNumId w:val="46"/>
+    <w:abstractNumId w:val="49"/>
   </w:num>
   <w:num w:numId="45" w16cid:durableId="1812794239">
     <w:abstractNumId w:val="10"/>
   </w:num>
   <w:num w:numId="46" w16cid:durableId="474832233">
-    <w:abstractNumId w:val="27"/>
+    <w:abstractNumId w:val="29"/>
   </w:num>
   <w:num w:numId="47" w16cid:durableId="235550984">
-    <w:abstractNumId w:val="33"/>
+    <w:abstractNumId w:val="36"/>
   </w:num>
   <w:num w:numId="48" w16cid:durableId="626082464">
     <w:abstractNumId w:val="0"/>
+  </w:num>
+  <w:num w:numId="49" w16cid:durableId="1203596810">
+    <w:abstractNumId w:val="27"/>
+  </w:num>
+  <w:num w:numId="50" w16cid:durableId="252664893">
+    <w:abstractNumId w:val="31"/>
+  </w:num>
+  <w:num w:numId="51" w16cid:durableId="1631983581">
+    <w:abstractNumId w:val="15"/>
   </w:num>
 </w:numbering>
 </file>
@@ -13699,12 +18375,13 @@
   <w:style w:type="paragraph" w:default="1" w:styleId="Normal">
     <w:name w:val="Normal"/>
     <w:qFormat/>
+    <w:rsid w:val="005E7C89"/>
   </w:style>
-  <w:style w:type="paragraph" w:styleId="Ttulo1">
+  <w:style w:type="paragraph" w:styleId="Heading1">
     <w:name w:val="heading 1"/>
     <w:basedOn w:val="Normal"/>
     <w:next w:val="Normal"/>
-    <w:link w:val="Ttulo1Car"/>
+    <w:link w:val="Heading1Char"/>
     <w:uiPriority w:val="9"/>
     <w:qFormat/>
     <w:rsid w:val="00CC7091"/>
@@ -13721,13 +18398,12 @@
       <w:szCs w:val="40"/>
     </w:rPr>
   </w:style>
-  <w:style w:type="paragraph" w:styleId="Ttulo2">
+  <w:style w:type="paragraph" w:styleId="Heading2">
     <w:name w:val="heading 2"/>
     <w:basedOn w:val="Normal"/>
     <w:next w:val="Normal"/>
-    <w:link w:val="Ttulo2Car"/>
+    <w:link w:val="Heading2Char"/>
     <w:uiPriority w:val="9"/>
-    <w:semiHidden/>
     <w:unhideWhenUsed/>
     <w:qFormat/>
     <w:rsid w:val="00CC7091"/>
@@ -13744,11 +18420,11 @@
       <w:szCs w:val="32"/>
     </w:rPr>
   </w:style>
-  <w:style w:type="paragraph" w:styleId="Ttulo3">
+  <w:style w:type="paragraph" w:styleId="Heading3">
     <w:name w:val="heading 3"/>
     <w:basedOn w:val="Normal"/>
     <w:next w:val="Normal"/>
-    <w:link w:val="Ttulo3Car"/>
+    <w:link w:val="Heading3Char"/>
     <w:uiPriority w:val="9"/>
     <w:semiHidden/>
     <w:unhideWhenUsed/>
@@ -13767,11 +18443,11 @@
       <w:szCs w:val="28"/>
     </w:rPr>
   </w:style>
-  <w:style w:type="paragraph" w:styleId="Ttulo4">
+  <w:style w:type="paragraph" w:styleId="Heading4">
     <w:name w:val="heading 4"/>
     <w:basedOn w:val="Normal"/>
     <w:next w:val="Normal"/>
-    <w:link w:val="Ttulo4Car"/>
+    <w:link w:val="Heading4Char"/>
     <w:uiPriority w:val="9"/>
     <w:semiHidden/>
     <w:unhideWhenUsed/>
@@ -13790,11 +18466,11 @@
       <w:color w:val="0F4761" w:themeColor="accent1" w:themeShade="BF"/>
     </w:rPr>
   </w:style>
-  <w:style w:type="paragraph" w:styleId="Ttulo5">
+  <w:style w:type="paragraph" w:styleId="Heading5">
     <w:name w:val="heading 5"/>
     <w:basedOn w:val="Normal"/>
     <w:next w:val="Normal"/>
-    <w:link w:val="Ttulo5Car"/>
+    <w:link w:val="Heading5Char"/>
     <w:uiPriority w:val="9"/>
     <w:semiHidden/>
     <w:unhideWhenUsed/>
@@ -13811,11 +18487,11 @@
       <w:color w:val="0F4761" w:themeColor="accent1" w:themeShade="BF"/>
     </w:rPr>
   </w:style>
-  <w:style w:type="paragraph" w:styleId="Ttulo6">
+  <w:style w:type="paragraph" w:styleId="Heading6">
     <w:name w:val="heading 6"/>
     <w:basedOn w:val="Normal"/>
     <w:next w:val="Normal"/>
-    <w:link w:val="Ttulo6Car"/>
+    <w:link w:val="Heading6Char"/>
     <w:uiPriority w:val="9"/>
     <w:semiHidden/>
     <w:unhideWhenUsed/>
@@ -13834,11 +18510,11 @@
       <w:color w:val="595959" w:themeColor="text1" w:themeTint="A6"/>
     </w:rPr>
   </w:style>
-  <w:style w:type="paragraph" w:styleId="Ttulo7">
+  <w:style w:type="paragraph" w:styleId="Heading7">
     <w:name w:val="heading 7"/>
     <w:basedOn w:val="Normal"/>
     <w:next w:val="Normal"/>
-    <w:link w:val="Ttulo7Car"/>
+    <w:link w:val="Heading7Char"/>
     <w:uiPriority w:val="9"/>
     <w:semiHidden/>
     <w:unhideWhenUsed/>
@@ -13855,11 +18531,11 @@
       <w:color w:val="595959" w:themeColor="text1" w:themeTint="A6"/>
     </w:rPr>
   </w:style>
-  <w:style w:type="paragraph" w:styleId="Ttulo8">
+  <w:style w:type="paragraph" w:styleId="Heading8">
     <w:name w:val="heading 8"/>
     <w:basedOn w:val="Normal"/>
     <w:next w:val="Normal"/>
-    <w:link w:val="Ttulo8Car"/>
+    <w:link w:val="Heading8Char"/>
     <w:uiPriority w:val="9"/>
     <w:semiHidden/>
     <w:unhideWhenUsed/>
@@ -13878,11 +18554,11 @@
       <w:color w:val="272727" w:themeColor="text1" w:themeTint="D8"/>
     </w:rPr>
   </w:style>
-  <w:style w:type="paragraph" w:styleId="Ttulo9">
+  <w:style w:type="paragraph" w:styleId="Heading9">
     <w:name w:val="heading 9"/>
     <w:basedOn w:val="Normal"/>
     <w:next w:val="Normal"/>
-    <w:link w:val="Ttulo9Car"/>
+    <w:link w:val="Heading9Char"/>
     <w:uiPriority w:val="9"/>
     <w:semiHidden/>
     <w:unhideWhenUsed/>
@@ -13899,12 +18575,12 @@
       <w:color w:val="272727" w:themeColor="text1" w:themeTint="D8"/>
     </w:rPr>
   </w:style>
-  <w:style w:type="character" w:default="1" w:styleId="Fuentedeprrafopredeter">
+  <w:style w:type="character" w:default="1" w:styleId="DefaultParagraphFont">
     <w:name w:val="Default Paragraph Font"/>
     <w:uiPriority w:val="1"/>
     <w:unhideWhenUsed/>
   </w:style>
-  <w:style w:type="table" w:default="1" w:styleId="Tablanormal">
+  <w:style w:type="table" w:default="1" w:styleId="TableNormal">
     <w:name w:val="Normal Table"/>
     <w:uiPriority w:val="99"/>
     <w:semiHidden/>
@@ -13919,16 +18595,16 @@
       </w:tblCellMar>
     </w:tblPr>
   </w:style>
-  <w:style w:type="numbering" w:default="1" w:styleId="Sinlista">
+  <w:style w:type="numbering" w:default="1" w:styleId="NoList">
     <w:name w:val="No List"/>
     <w:uiPriority w:val="99"/>
     <w:semiHidden/>
     <w:unhideWhenUsed/>
   </w:style>
-  <w:style w:type="character" w:customStyle="1" w:styleId="Ttulo1Car">
-    <w:name w:val="Título 1 Car"/>
-    <w:basedOn w:val="Fuentedeprrafopredeter"/>
-    <w:link w:val="Ttulo1"/>
+  <w:style w:type="character" w:customStyle="1" w:styleId="Heading1Char">
+    <w:name w:val="Heading 1 Char"/>
+    <w:basedOn w:val="DefaultParagraphFont"/>
+    <w:link w:val="Heading1"/>
     <w:uiPriority w:val="9"/>
     <w:rsid w:val="00CC7091"/>
     <w:rPr>
@@ -13938,12 +18614,11 @@
       <w:szCs w:val="40"/>
     </w:rPr>
   </w:style>
-  <w:style w:type="character" w:customStyle="1" w:styleId="Ttulo2Car">
-    <w:name w:val="Título 2 Car"/>
-    <w:basedOn w:val="Fuentedeprrafopredeter"/>
-    <w:link w:val="Ttulo2"/>
+  <w:style w:type="character" w:customStyle="1" w:styleId="Heading2Char">
+    <w:name w:val="Heading 2 Char"/>
+    <w:basedOn w:val="DefaultParagraphFont"/>
+    <w:link w:val="Heading2"/>
     <w:uiPriority w:val="9"/>
-    <w:semiHidden/>
     <w:rsid w:val="00CC7091"/>
     <w:rPr>
       <w:rFonts w:asciiTheme="majorHAnsi" w:eastAsiaTheme="majorEastAsia" w:hAnsiTheme="majorHAnsi" w:cstheme="majorBidi"/>
@@ -13952,10 +18627,10 @@
       <w:szCs w:val="32"/>
     </w:rPr>
   </w:style>
-  <w:style w:type="character" w:customStyle="1" w:styleId="Ttulo3Car">
-    <w:name w:val="Título 3 Car"/>
-    <w:basedOn w:val="Fuentedeprrafopredeter"/>
-    <w:link w:val="Ttulo3"/>
+  <w:style w:type="character" w:customStyle="1" w:styleId="Heading3Char">
+    <w:name w:val="Heading 3 Char"/>
+    <w:basedOn w:val="DefaultParagraphFont"/>
+    <w:link w:val="Heading3"/>
     <w:uiPriority w:val="9"/>
     <w:semiHidden/>
     <w:rsid w:val="00CC7091"/>
@@ -13966,10 +18641,10 @@
       <w:szCs w:val="28"/>
     </w:rPr>
   </w:style>
-  <w:style w:type="character" w:customStyle="1" w:styleId="Ttulo4Car">
-    <w:name w:val="Título 4 Car"/>
-    <w:basedOn w:val="Fuentedeprrafopredeter"/>
-    <w:link w:val="Ttulo4"/>
+  <w:style w:type="character" w:customStyle="1" w:styleId="Heading4Char">
+    <w:name w:val="Heading 4 Char"/>
+    <w:basedOn w:val="DefaultParagraphFont"/>
+    <w:link w:val="Heading4"/>
     <w:uiPriority w:val="9"/>
     <w:semiHidden/>
     <w:rsid w:val="00CC7091"/>
@@ -13980,10 +18655,10 @@
       <w:color w:val="0F4761" w:themeColor="accent1" w:themeShade="BF"/>
     </w:rPr>
   </w:style>
-  <w:style w:type="character" w:customStyle="1" w:styleId="Ttulo5Car">
-    <w:name w:val="Título 5 Car"/>
-    <w:basedOn w:val="Fuentedeprrafopredeter"/>
-    <w:link w:val="Ttulo5"/>
+  <w:style w:type="character" w:customStyle="1" w:styleId="Heading5Char">
+    <w:name w:val="Heading 5 Char"/>
+    <w:basedOn w:val="DefaultParagraphFont"/>
+    <w:link w:val="Heading5"/>
     <w:uiPriority w:val="9"/>
     <w:semiHidden/>
     <w:rsid w:val="00CC7091"/>
@@ -13992,10 +18667,10 @@
       <w:color w:val="0F4761" w:themeColor="accent1" w:themeShade="BF"/>
     </w:rPr>
   </w:style>
-  <w:style w:type="character" w:customStyle="1" w:styleId="Ttulo6Car">
-    <w:name w:val="Título 6 Car"/>
-    <w:basedOn w:val="Fuentedeprrafopredeter"/>
-    <w:link w:val="Ttulo6"/>
+  <w:style w:type="character" w:customStyle="1" w:styleId="Heading6Char">
+    <w:name w:val="Heading 6 Char"/>
+    <w:basedOn w:val="DefaultParagraphFont"/>
+    <w:link w:val="Heading6"/>
     <w:uiPriority w:val="9"/>
     <w:semiHidden/>
     <w:rsid w:val="00CC7091"/>
@@ -14006,10 +18681,10 @@
       <w:color w:val="595959" w:themeColor="text1" w:themeTint="A6"/>
     </w:rPr>
   </w:style>
-  <w:style w:type="character" w:customStyle="1" w:styleId="Ttulo7Car">
-    <w:name w:val="Título 7 Car"/>
-    <w:basedOn w:val="Fuentedeprrafopredeter"/>
-    <w:link w:val="Ttulo7"/>
+  <w:style w:type="character" w:customStyle="1" w:styleId="Heading7Char">
+    <w:name w:val="Heading 7 Char"/>
+    <w:basedOn w:val="DefaultParagraphFont"/>
+    <w:link w:val="Heading7"/>
     <w:uiPriority w:val="9"/>
     <w:semiHidden/>
     <w:rsid w:val="00CC7091"/>
@@ -14018,10 +18693,10 @@
       <w:color w:val="595959" w:themeColor="text1" w:themeTint="A6"/>
     </w:rPr>
   </w:style>
-  <w:style w:type="character" w:customStyle="1" w:styleId="Ttulo8Car">
-    <w:name w:val="Título 8 Car"/>
-    <w:basedOn w:val="Fuentedeprrafopredeter"/>
-    <w:link w:val="Ttulo8"/>
+  <w:style w:type="character" w:customStyle="1" w:styleId="Heading8Char">
+    <w:name w:val="Heading 8 Char"/>
+    <w:basedOn w:val="DefaultParagraphFont"/>
+    <w:link w:val="Heading8"/>
     <w:uiPriority w:val="9"/>
     <w:semiHidden/>
     <w:rsid w:val="00CC7091"/>
@@ -14032,10 +18707,10 @@
       <w:color w:val="272727" w:themeColor="text1" w:themeTint="D8"/>
     </w:rPr>
   </w:style>
-  <w:style w:type="character" w:customStyle="1" w:styleId="Ttulo9Car">
-    <w:name w:val="Título 9 Car"/>
-    <w:basedOn w:val="Fuentedeprrafopredeter"/>
-    <w:link w:val="Ttulo9"/>
+  <w:style w:type="character" w:customStyle="1" w:styleId="Heading9Char">
+    <w:name w:val="Heading 9 Char"/>
+    <w:basedOn w:val="DefaultParagraphFont"/>
+    <w:link w:val="Heading9"/>
     <w:uiPriority w:val="9"/>
     <w:semiHidden/>
     <w:rsid w:val="00CC7091"/>
@@ -14044,11 +18719,11 @@
       <w:color w:val="272727" w:themeColor="text1" w:themeTint="D8"/>
     </w:rPr>
   </w:style>
-  <w:style w:type="paragraph" w:styleId="Ttulo">
+  <w:style w:type="paragraph" w:styleId="Title">
     <w:name w:val="Title"/>
     <w:basedOn w:val="Normal"/>
     <w:next w:val="Normal"/>
-    <w:link w:val="TtuloCar"/>
+    <w:link w:val="TitleChar"/>
     <w:uiPriority w:val="10"/>
     <w:qFormat/>
     <w:rsid w:val="00CC7091"/>
@@ -14064,10 +18739,10 @@
       <w:szCs w:val="56"/>
     </w:rPr>
   </w:style>
-  <w:style w:type="character" w:customStyle="1" w:styleId="TtuloCar">
-    <w:name w:val="Título Car"/>
-    <w:basedOn w:val="Fuentedeprrafopredeter"/>
-    <w:link w:val="Ttulo"/>
+  <w:style w:type="character" w:customStyle="1" w:styleId="TitleChar">
+    <w:name w:val="Title Char"/>
+    <w:basedOn w:val="DefaultParagraphFont"/>
+    <w:link w:val="Title"/>
     <w:uiPriority w:val="10"/>
     <w:rsid w:val="00CC7091"/>
     <w:rPr>
@@ -14078,11 +18753,11 @@
       <w:szCs w:val="56"/>
     </w:rPr>
   </w:style>
-  <w:style w:type="paragraph" w:styleId="Subttulo">
+  <w:style w:type="paragraph" w:styleId="Subtitle">
     <w:name w:val="Subtitle"/>
     <w:basedOn w:val="Normal"/>
     <w:next w:val="Normal"/>
-    <w:link w:val="SubttuloCar"/>
+    <w:link w:val="SubtitleChar"/>
     <w:uiPriority w:val="11"/>
     <w:qFormat/>
     <w:rsid w:val="00CC7091"/>
@@ -14099,10 +18774,10 @@
       <w:szCs w:val="28"/>
     </w:rPr>
   </w:style>
-  <w:style w:type="character" w:customStyle="1" w:styleId="SubttuloCar">
-    <w:name w:val="Subtítulo Car"/>
-    <w:basedOn w:val="Fuentedeprrafopredeter"/>
-    <w:link w:val="Subttulo"/>
+  <w:style w:type="character" w:customStyle="1" w:styleId="SubtitleChar">
+    <w:name w:val="Subtitle Char"/>
+    <w:basedOn w:val="DefaultParagraphFont"/>
+    <w:link w:val="Subtitle"/>
     <w:uiPriority w:val="11"/>
     <w:rsid w:val="00CC7091"/>
     <w:rPr>
@@ -14113,11 +18788,11 @@
       <w:szCs w:val="28"/>
     </w:rPr>
   </w:style>
-  <w:style w:type="paragraph" w:styleId="Cita">
+  <w:style w:type="paragraph" w:styleId="Quote">
     <w:name w:val="Quote"/>
     <w:basedOn w:val="Normal"/>
     <w:next w:val="Normal"/>
-    <w:link w:val="CitaCar"/>
+    <w:link w:val="QuoteChar"/>
     <w:uiPriority w:val="29"/>
     <w:qFormat/>
     <w:rsid w:val="00CC7091"/>
@@ -14131,10 +18806,10 @@
       <w:color w:val="404040" w:themeColor="text1" w:themeTint="BF"/>
     </w:rPr>
   </w:style>
-  <w:style w:type="character" w:customStyle="1" w:styleId="CitaCar">
-    <w:name w:val="Cita Car"/>
-    <w:basedOn w:val="Fuentedeprrafopredeter"/>
-    <w:link w:val="Cita"/>
+  <w:style w:type="character" w:customStyle="1" w:styleId="QuoteChar">
+    <w:name w:val="Quote Char"/>
+    <w:basedOn w:val="DefaultParagraphFont"/>
+    <w:link w:val="Quote"/>
     <w:uiPriority w:val="29"/>
     <w:rsid w:val="00CC7091"/>
     <w:rPr>
@@ -14143,7 +18818,7 @@
       <w:color w:val="404040" w:themeColor="text1" w:themeTint="BF"/>
     </w:rPr>
   </w:style>
-  <w:style w:type="paragraph" w:styleId="Prrafodelista">
+  <w:style w:type="paragraph" w:styleId="ListParagraph">
     <w:name w:val="List Paragraph"/>
     <w:basedOn w:val="Normal"/>
     <w:uiPriority w:val="34"/>
@@ -14154,9 +18829,9 @@
       <w:contextualSpacing/>
     </w:pPr>
   </w:style>
-  <w:style w:type="character" w:styleId="nfasisintenso">
+  <w:style w:type="character" w:styleId="IntenseEmphasis">
     <w:name w:val="Intense Emphasis"/>
-    <w:basedOn w:val="Fuentedeprrafopredeter"/>
+    <w:basedOn w:val="DefaultParagraphFont"/>
     <w:uiPriority w:val="21"/>
     <w:qFormat/>
     <w:rsid w:val="00CC7091"/>
@@ -14166,11 +18841,11 @@
       <w:color w:val="0F4761" w:themeColor="accent1" w:themeShade="BF"/>
     </w:rPr>
   </w:style>
-  <w:style w:type="paragraph" w:styleId="Citadestacada">
+  <w:style w:type="paragraph" w:styleId="IntenseQuote">
     <w:name w:val="Intense Quote"/>
     <w:basedOn w:val="Normal"/>
     <w:next w:val="Normal"/>
-    <w:link w:val="CitadestacadaCar"/>
+    <w:link w:val="IntenseQuoteChar"/>
     <w:uiPriority w:val="30"/>
     <w:qFormat/>
     <w:rsid w:val="00CC7091"/>
@@ -14189,10 +18864,10 @@
       <w:color w:val="0F4761" w:themeColor="accent1" w:themeShade="BF"/>
     </w:rPr>
   </w:style>
-  <w:style w:type="character" w:customStyle="1" w:styleId="CitadestacadaCar">
-    <w:name w:val="Cita destacada Car"/>
-    <w:basedOn w:val="Fuentedeprrafopredeter"/>
-    <w:link w:val="Citadestacada"/>
+  <w:style w:type="character" w:customStyle="1" w:styleId="IntenseQuoteChar">
+    <w:name w:val="Intense Quote Char"/>
+    <w:basedOn w:val="DefaultParagraphFont"/>
+    <w:link w:val="IntenseQuote"/>
     <w:uiPriority w:val="30"/>
     <w:rsid w:val="00CC7091"/>
     <w:rPr>
@@ -14201,9 +18876,9 @@
       <w:color w:val="0F4761" w:themeColor="accent1" w:themeShade="BF"/>
     </w:rPr>
   </w:style>
-  <w:style w:type="character" w:styleId="Referenciaintensa">
+  <w:style w:type="character" w:styleId="IntenseReference">
     <w:name w:val="Intense Reference"/>
-    <w:basedOn w:val="Fuentedeprrafopredeter"/>
+    <w:basedOn w:val="DefaultParagraphFont"/>
     <w:uiPriority w:val="32"/>
     <w:qFormat/>
     <w:rsid w:val="00CC7091"/>
@@ -14215,9 +18890,9 @@
       <w:spacing w:val="5"/>
     </w:rPr>
   </w:style>
-  <w:style w:type="table" w:styleId="Tablaconcuadrcula4-nfasis1">
+  <w:style w:type="table" w:styleId="GridTable4-Accent1">
     <w:name w:val="Grid Table 4 Accent 1"/>
-    <w:basedOn w:val="Tablanormal"/>
+    <w:basedOn w:val="TableNormal"/>
     <w:uiPriority w:val="49"/>
     <w:rsid w:val="0032131A"/>
     <w:pPr>
@@ -14291,9 +18966,9 @@
       </w:tcPr>
     </w:tblStylePr>
   </w:style>
-  <w:style w:type="table" w:styleId="Tablaconcuadrcula6concolores-nfasis1">
+  <w:style w:type="table" w:styleId="GridTable6Colorful-Accent1">
     <w:name w:val="Grid Table 6 Colorful Accent 1"/>
-    <w:basedOn w:val="Tablanormal"/>
+    <w:basedOn w:val="TableNormal"/>
     <w:uiPriority w:val="51"/>
     <w:rsid w:val="0032131A"/>
     <w:pPr>
@@ -14363,9 +19038,9 @@
       </w:tcPr>
     </w:tblStylePr>
   </w:style>
-  <w:style w:type="table" w:styleId="Tablaconcuadrcula1clara">
+  <w:style w:type="table" w:styleId="GridTable1Light">
     <w:name w:val="Grid Table 1 Light"/>
-    <w:basedOn w:val="Tablanormal"/>
+    <w:basedOn w:val="TableNormal"/>
     <w:uiPriority w:val="46"/>
     <w:rsid w:val="0045469E"/>
     <w:pPr>
@@ -14418,6 +19093,249 @@
         <w:b/>
         <w:bCs/>
       </w:rPr>
+    </w:tblStylePr>
+  </w:style>
+  <w:style w:type="paragraph" w:styleId="HTMLPreformatted">
+    <w:name w:val="HTML Preformatted"/>
+    <w:basedOn w:val="Normal"/>
+    <w:link w:val="HTMLPreformattedChar"/>
+    <w:uiPriority w:val="99"/>
+    <w:semiHidden/>
+    <w:unhideWhenUsed/>
+    <w:rsid w:val="000809E7"/>
+    <w:pPr>
+      <w:spacing w:after="0" w:line="240" w:lineRule="auto"/>
+    </w:pPr>
+    <w:rPr>
+      <w:rFonts w:ascii="Consolas" w:hAnsi="Consolas"/>
+      <w:sz w:val="20"/>
+      <w:szCs w:val="20"/>
+    </w:rPr>
+  </w:style>
+  <w:style w:type="character" w:customStyle="1" w:styleId="HTMLPreformattedChar">
+    <w:name w:val="HTML Preformatted Char"/>
+    <w:basedOn w:val="DefaultParagraphFont"/>
+    <w:link w:val="HTMLPreformatted"/>
+    <w:uiPriority w:val="99"/>
+    <w:semiHidden/>
+    <w:rsid w:val="000809E7"/>
+    <w:rPr>
+      <w:rFonts w:ascii="Consolas" w:hAnsi="Consolas"/>
+      <w:sz w:val="20"/>
+      <w:szCs w:val="20"/>
+    </w:rPr>
+  </w:style>
+  <w:style w:type="table" w:styleId="PlainTable3">
+    <w:name w:val="Plain Table 3"/>
+    <w:basedOn w:val="TableNormal"/>
+    <w:uiPriority w:val="43"/>
+    <w:rsid w:val="005E7C89"/>
+    <w:pPr>
+      <w:spacing w:after="0" w:line="240" w:lineRule="auto"/>
+    </w:pPr>
+    <w:tblPr>
+      <w:tblStyleRowBandSize w:val="1"/>
+      <w:tblStyleColBandSize w:val="1"/>
+    </w:tblPr>
+    <w:tblStylePr w:type="firstRow">
+      <w:rPr>
+        <w:b/>
+        <w:bCs/>
+        <w:caps/>
+      </w:rPr>
+      <w:tblPr/>
+      <w:tcPr>
+        <w:tcBorders>
+          <w:bottom w:val="single" w:sz="4" w:space="0" w:color="7F7F7F" w:themeColor="text1" w:themeTint="80"/>
+        </w:tcBorders>
+      </w:tcPr>
+    </w:tblStylePr>
+    <w:tblStylePr w:type="lastRow">
+      <w:rPr>
+        <w:b/>
+        <w:bCs/>
+        <w:caps/>
+      </w:rPr>
+      <w:tblPr/>
+      <w:tcPr>
+        <w:tcBorders>
+          <w:top w:val="nil"/>
+        </w:tcBorders>
+      </w:tcPr>
+    </w:tblStylePr>
+    <w:tblStylePr w:type="firstCol">
+      <w:rPr>
+        <w:b/>
+        <w:bCs/>
+        <w:caps/>
+      </w:rPr>
+      <w:tblPr/>
+      <w:tcPr>
+        <w:tcBorders>
+          <w:right w:val="single" w:sz="4" w:space="0" w:color="7F7F7F" w:themeColor="text1" w:themeTint="80"/>
+        </w:tcBorders>
+      </w:tcPr>
+    </w:tblStylePr>
+    <w:tblStylePr w:type="lastCol">
+      <w:rPr>
+        <w:b/>
+        <w:bCs/>
+        <w:caps/>
+      </w:rPr>
+      <w:tblPr/>
+      <w:tcPr>
+        <w:tcBorders>
+          <w:left w:val="nil"/>
+        </w:tcBorders>
+      </w:tcPr>
+    </w:tblStylePr>
+    <w:tblStylePr w:type="band1Vert">
+      <w:tblPr/>
+      <w:tcPr>
+        <w:shd w:val="clear" w:color="auto" w:fill="F2F2F2" w:themeFill="background1" w:themeFillShade="F2"/>
+      </w:tcPr>
+    </w:tblStylePr>
+    <w:tblStylePr w:type="band1Horz">
+      <w:tblPr/>
+      <w:tcPr>
+        <w:shd w:val="clear" w:color="auto" w:fill="F2F2F2" w:themeFill="background1" w:themeFillShade="F2"/>
+      </w:tcPr>
+    </w:tblStylePr>
+    <w:tblStylePr w:type="neCell">
+      <w:tblPr/>
+      <w:tcPr>
+        <w:tcBorders>
+          <w:left w:val="nil"/>
+        </w:tcBorders>
+      </w:tcPr>
+    </w:tblStylePr>
+    <w:tblStylePr w:type="nwCell">
+      <w:tblPr/>
+      <w:tcPr>
+        <w:tcBorders>
+          <w:right w:val="nil"/>
+        </w:tcBorders>
+      </w:tcPr>
+    </w:tblStylePr>
+  </w:style>
+  <w:style w:type="table" w:styleId="PlainTable5">
+    <w:name w:val="Plain Table 5"/>
+    <w:basedOn w:val="TableNormal"/>
+    <w:uiPriority w:val="45"/>
+    <w:rsid w:val="008614B0"/>
+    <w:pPr>
+      <w:spacing w:after="0" w:line="240" w:lineRule="auto"/>
+    </w:pPr>
+    <w:tblPr>
+      <w:tblStyleRowBandSize w:val="1"/>
+      <w:tblStyleColBandSize w:val="1"/>
+    </w:tblPr>
+    <w:tblStylePr w:type="firstRow">
+      <w:rPr>
+        <w:rFonts w:asciiTheme="majorHAnsi" w:eastAsiaTheme="majorEastAsia" w:hAnsiTheme="majorHAnsi" w:cstheme="majorBidi"/>
+        <w:i/>
+        <w:iCs/>
+        <w:sz w:val="26"/>
+      </w:rPr>
+      <w:tblPr/>
+      <w:tcPr>
+        <w:tcBorders>
+          <w:bottom w:val="single" w:sz="4" w:space="0" w:color="7F7F7F" w:themeColor="text1" w:themeTint="80"/>
+        </w:tcBorders>
+        <w:shd w:val="clear" w:color="auto" w:fill="FFFFFF" w:themeFill="background1"/>
+      </w:tcPr>
+    </w:tblStylePr>
+    <w:tblStylePr w:type="lastRow">
+      <w:rPr>
+        <w:rFonts w:asciiTheme="majorHAnsi" w:eastAsiaTheme="majorEastAsia" w:hAnsiTheme="majorHAnsi" w:cstheme="majorBidi"/>
+        <w:i/>
+        <w:iCs/>
+        <w:sz w:val="26"/>
+      </w:rPr>
+      <w:tblPr/>
+      <w:tcPr>
+        <w:tcBorders>
+          <w:top w:val="single" w:sz="4" w:space="0" w:color="7F7F7F" w:themeColor="text1" w:themeTint="80"/>
+        </w:tcBorders>
+        <w:shd w:val="clear" w:color="auto" w:fill="FFFFFF" w:themeFill="background1"/>
+      </w:tcPr>
+    </w:tblStylePr>
+    <w:tblStylePr w:type="firstCol">
+      <w:pPr>
+        <w:jc w:val="right"/>
+      </w:pPr>
+      <w:rPr>
+        <w:rFonts w:asciiTheme="majorHAnsi" w:eastAsiaTheme="majorEastAsia" w:hAnsiTheme="majorHAnsi" w:cstheme="majorBidi"/>
+        <w:i/>
+        <w:iCs/>
+        <w:sz w:val="26"/>
+      </w:rPr>
+      <w:tblPr/>
+      <w:tcPr>
+        <w:tcBorders>
+          <w:right w:val="single" w:sz="4" w:space="0" w:color="7F7F7F" w:themeColor="text1" w:themeTint="80"/>
+        </w:tcBorders>
+        <w:shd w:val="clear" w:color="auto" w:fill="FFFFFF" w:themeFill="background1"/>
+      </w:tcPr>
+    </w:tblStylePr>
+    <w:tblStylePr w:type="lastCol">
+      <w:rPr>
+        <w:rFonts w:asciiTheme="majorHAnsi" w:eastAsiaTheme="majorEastAsia" w:hAnsiTheme="majorHAnsi" w:cstheme="majorBidi"/>
+        <w:i/>
+        <w:iCs/>
+        <w:sz w:val="26"/>
+      </w:rPr>
+      <w:tblPr/>
+      <w:tcPr>
+        <w:tcBorders>
+          <w:left w:val="single" w:sz="4" w:space="0" w:color="7F7F7F" w:themeColor="text1" w:themeTint="80"/>
+        </w:tcBorders>
+        <w:shd w:val="clear" w:color="auto" w:fill="FFFFFF" w:themeFill="background1"/>
+      </w:tcPr>
+    </w:tblStylePr>
+    <w:tblStylePr w:type="band1Vert">
+      <w:tblPr/>
+      <w:tcPr>
+        <w:shd w:val="clear" w:color="auto" w:fill="F2F2F2" w:themeFill="background1" w:themeFillShade="F2"/>
+      </w:tcPr>
+    </w:tblStylePr>
+    <w:tblStylePr w:type="band1Horz">
+      <w:tblPr/>
+      <w:tcPr>
+        <w:shd w:val="clear" w:color="auto" w:fill="F2F2F2" w:themeFill="background1" w:themeFillShade="F2"/>
+      </w:tcPr>
+    </w:tblStylePr>
+    <w:tblStylePr w:type="neCell">
+      <w:tblPr/>
+      <w:tcPr>
+        <w:tcBorders>
+          <w:left w:val="nil"/>
+        </w:tcBorders>
+      </w:tcPr>
+    </w:tblStylePr>
+    <w:tblStylePr w:type="nwCell">
+      <w:tblPr/>
+      <w:tcPr>
+        <w:tcBorders>
+          <w:right w:val="nil"/>
+        </w:tcBorders>
+      </w:tcPr>
+    </w:tblStylePr>
+    <w:tblStylePr w:type="seCell">
+      <w:tblPr/>
+      <w:tcPr>
+        <w:tcBorders>
+          <w:left w:val="nil"/>
+        </w:tcBorders>
+      </w:tcPr>
+    </w:tblStylePr>
+    <w:tblStylePr w:type="swCell">
+      <w:tblPr/>
+      <w:tcPr>
+        <w:tcBorders>
+          <w:right w:val="nil"/>
+        </w:tcBorders>
+      </w:tcPr>
     </w:tblStylePr>
   </w:style>
 </w:styles>
